--- a/PROYECTO DIGITAL TWIN JOLEHISY ACEVEDO MEDINA.docx
+++ b/PROYECTO DIGITAL TWIN JOLEHISY ACEVEDO MEDINA.docx
@@ -155,16 +155,12 @@
         <w:jc w:val="right"/>
       </w:pPr>
       <w:r>
-        <w:t>Universidad de La Laguna</w:t>
-      </w:r>
-    </w:p>
-    <w:p>
-      <w:r>
-        <w:lastRenderedPageBreak/>
-        <w:br w:type="page"/>
-      </w:r>
-    </w:p>
-    <w:p/>
+        <w:t>Universidad de La Lagun</w:t>
+      </w:r>
+      <w:r>
+        <w:t>a</w:t>
+      </w:r>
+    </w:p>
     <w:sdt>
       <w:sdtPr>
         <w:rPr>
@@ -261,67 +257,284 @@
       </w:r>
     </w:p>
     <w:p>
-      <w:r>
-        <w:t xml:space="preserve">El presente proyecto tiene como objetivo el diseño, implementación y validación de un sistema de control para una </w:t>
-      </w:r>
+      <w:pPr>
+        <w:pStyle w:val="NormalWeb"/>
+        <w:spacing w:before="0" w:beforeAutospacing="0" w:line="360" w:lineRule="auto"/>
+        <w:jc w:val="both"/>
+      </w:pPr>
+      <w:r>
+        <w:t>El presente proyecto tiene como objetivo el diseño, implementación y validación de un sistema de control digital de empuje (FADEC) para un motor de aviación mediante un modelo de turbina de gas comercial (</w:t>
+      </w:r>
+      <w:r>
+        <w:rPr>
+          <w:i/>
+          <w:iCs/>
+        </w:rPr>
+        <w:t>Turbofan Engine System</w:t>
+      </w:r>
+      <w:r>
+        <w:t>). El trabajo se ha estructurado para dar respuesta a los requisitos técnicos del programa, evolucionando un modelo termodinámico hacia un "Digital Twin" de alta fidelidad.</w:t>
+      </w:r>
+    </w:p>
+    <w:p>
+      <w:pPr>
+        <w:pStyle w:val="NormalWeb"/>
+        <w:spacing w:after="0" w:afterAutospacing="0" w:line="360" w:lineRule="auto"/>
+        <w:jc w:val="both"/>
+      </w:pPr>
+      <w:r>
+        <w:t>Para cumplir con las directrices del enunciado, el desarrollo se divide en los siguientes bloques:</w:t>
+      </w:r>
+    </w:p>
+    <w:p>
+      <w:pPr>
+        <w:pStyle w:val="NormalWeb"/>
+        <w:numPr>
+          <w:ilvl w:val="0"/>
+          <w:numId w:val="6"/>
+        </w:numPr>
+        <w:spacing w:line="360" w:lineRule="auto"/>
+        <w:jc w:val="both"/>
+      </w:pPr>
       <w:r>
         <w:rPr>
           <w:b/>
           <w:bCs/>
         </w:rPr>
-        <w:t>suspensión activa de un vehículo</w:t>
-      </w:r>
-      <w:r>
-        <w:t xml:space="preserve"> mediante un modelo de "cuarto de coche" (</w:t>
-      </w:r>
-      <w:proofErr w:type="spellStart"/>
+        <w:t>Selección y uso de un modelo digital:</w:t>
+      </w:r>
+      <w:r>
+        <w:t xml:space="preserve"> Se ha optado por un modelo de alta fidelidad de una turbina de gas, implementando un actuador de combustible inteligente (</w:t>
+      </w:r>
       <w:r>
         <w:rPr>
           <w:i/>
           <w:iCs/>
         </w:rPr>
-        <w:t>Quarter</w:t>
-      </w:r>
-      <w:proofErr w:type="spellEnd"/>
+        <w:t>Throttle</w:t>
+      </w:r>
+      <w:r>
+        <w:t>) gestionado por un controlador PID discreto para mantener el empuje constante.</w:t>
+      </w:r>
+    </w:p>
+    <w:p>
+      <w:pPr>
+        <w:pStyle w:val="NormalWeb"/>
+        <w:numPr>
+          <w:ilvl w:val="0"/>
+          <w:numId w:val="6"/>
+        </w:numPr>
+        <w:spacing w:line="360" w:lineRule="auto"/>
+        <w:jc w:val="both"/>
+      </w:pPr>
+      <w:r>
+        <w:rPr>
+          <w:b/>
+          <w:bCs/>
+        </w:rPr>
+        <w:t>Realismo mediante sensores y perturbaciones:</w:t>
+      </w:r>
+      <w:r>
+        <w:t xml:space="preserve"> Modificación del modelo base para incluir condiciones reales de operación aeroespacial, tales como el muestreo de datos del sensor mediante un retenedor de orden cero (ZOH) a 100 Hz, la saturación física de la válvula, y un escenario de perturbaciones aerodinámicas</w:t>
+      </w:r>
+      <w:r>
+        <w:t>.</w:t>
+      </w:r>
+    </w:p>
+    <w:p>
+      <w:pPr>
+        <w:pStyle w:val="NormalWeb"/>
+        <w:numPr>
+          <w:ilvl w:val="0"/>
+          <w:numId w:val="6"/>
+        </w:numPr>
+        <w:spacing w:line="360" w:lineRule="auto"/>
+        <w:jc w:val="both"/>
+      </w:pPr>
+      <w:r>
+        <w:rPr>
+          <w:b/>
+          <w:bCs/>
+        </w:rPr>
+        <w:t>Subsistema de control enmascarado:</w:t>
+      </w:r>
+      <w:r>
+        <w:t xml:space="preserve"> Diseño de un bloque de control FADEC encapsulado y parametrizado mediante una máscara de Simulink, permitiendo una configuración ágil de las ganancias del PID digital y los tiempos de muestreo sin acceder a la lógica interna.</w:t>
+      </w:r>
+    </w:p>
+    <w:p>
+      <w:pPr>
+        <w:pStyle w:val="NormalWeb"/>
+        <w:numPr>
+          <w:ilvl w:val="0"/>
+          <w:numId w:val="6"/>
+        </w:numPr>
+        <w:spacing w:line="360" w:lineRule="auto"/>
+        <w:jc w:val="both"/>
+      </w:pPr>
+      <w:r>
+        <w:rPr>
+          <w:b/>
+          <w:bCs/>
+        </w:rPr>
+        <w:t>Generación de código C++ y validación:</w:t>
+      </w:r>
+      <w:r>
+        <w:t xml:space="preserve"> Transformación del algoritmo de control discreto a código C++ integrado, verificando mediante el </w:t>
+      </w:r>
       <w:r>
         <w:rPr>
           <w:i/>
           <w:iCs/>
         </w:rPr>
-        <w:t xml:space="preserve"> Car Model</w:t>
-      </w:r>
-      <w:r>
-        <w:t>). El trabajo se ha estructurado para dar respuesta a los requisitos técnicos del programa, evolucionando un modelo teórico hacia un "Digital Twin" de alta fidelidad.</w:t>
-      </w:r>
-    </w:p>
-    <w:p>
-      <w:r>
-        <w:t>Para cumplir con las directrices del enunciado, el desarrollo se divide en los siguientes bloques:</w:t>
-      </w:r>
-    </w:p>
-    <w:p>
-      <w:pPr>
+        <w:t>Simulation Data Inspector</w:t>
+      </w:r>
+      <w:r>
+        <w:t xml:space="preserve"> que la respuesta de la señal de control generada es idéntica a la simulación original.</w:t>
+      </w:r>
+    </w:p>
+    <w:p>
+      <w:pPr>
+        <w:pStyle w:val="NormalWeb"/>
         <w:numPr>
           <w:ilvl w:val="0"/>
-          <w:numId w:val="4"/>
+          <w:numId w:val="6"/>
         </w:numPr>
+        <w:spacing w:line="360" w:lineRule="auto"/>
+        <w:jc w:val="both"/>
       </w:pPr>
       <w:r>
         <w:rPr>
           <w:b/>
           <w:bCs/>
         </w:rPr>
-        <w:t>Selección y uso de un modelo digital:</w:t>
-      </w:r>
-      <w:r>
-        <w:t xml:space="preserve"> Se ha optado por un sistema de suspensión dinámica de dos grados de libertad, sustituyendo el amortiguamiento pasivo por un actuador inteligente gestionado por un controlador PID.</w:t>
+        <w:t>Protección del modelo (Digital Twin):</w:t>
+      </w:r>
+      <w:r>
+        <w:t xml:space="preserve"> Configuración del sistema completo (Controlador + Turbina) para su distribución en un formato protegido (</w:t>
+      </w:r>
+      <w:r>
+        <w:rPr>
+          <w:rStyle w:val="CdigoHTML"/>
+          <w:rFonts w:ascii="Times New Roman" w:eastAsiaTheme="majorEastAsia" w:hAnsi="Times New Roman" w:cs="Times New Roman"/>
+          <w:sz w:val="24"/>
+          <w:szCs w:val="24"/>
+        </w:rPr>
+        <w:t>.slxp</w:t>
+      </w:r>
+      <w:r>
+        <w:t>), permitiendo realizar pruebas de rendimiento ante cambios de referencias de vuelo sin exponer la propiedad intelectual del diseño.</w:t>
+      </w:r>
+    </w:p>
+    <w:p>
+      <w:pPr>
+        <w:pStyle w:val="NormalWeb"/>
+        <w:keepNext/>
+        <w:spacing w:after="0" w:afterAutospacing="0" w:line="360" w:lineRule="auto"/>
+        <w:jc w:val="center"/>
+      </w:pPr>
+      <w:r>
+        <w:drawing>
+          <wp:inline distT="0" distB="0" distL="0" distR="0" wp14:anchorId="65973D3A" wp14:editId="4CB40ACC">
+            <wp:extent cx="5715058" cy="2684974"/>
+            <wp:effectExtent l="19050" t="19050" r="19050" b="20320"/>
+            <wp:docPr id="1489724435" name="Imagen 1"/>
+            <wp:cNvGraphicFramePr>
+              <a:graphicFrameLocks xmlns:a="http://schemas.openxmlformats.org/drawingml/2006/main" noChangeAspect="1"/>
+            </wp:cNvGraphicFramePr>
+            <a:graphic xmlns:a="http://schemas.openxmlformats.org/drawingml/2006/main">
+              <a:graphicData uri="http://schemas.openxmlformats.org/drawingml/2006/picture">
+                <pic:pic xmlns:pic="http://schemas.openxmlformats.org/drawingml/2006/picture">
+                  <pic:nvPicPr>
+                    <pic:cNvPr id="1489724435" name=""/>
+                    <pic:cNvPicPr/>
+                  </pic:nvPicPr>
+                  <pic:blipFill>
+                    <a:blip r:embed="rId9"/>
+                    <a:stretch>
+                      <a:fillRect/>
+                    </a:stretch>
+                  </pic:blipFill>
+                  <pic:spPr>
+                    <a:xfrm>
+                      <a:off x="0" y="0"/>
+                      <a:ext cx="5722542" cy="2688490"/>
+                    </a:xfrm>
+                    <a:prstGeom prst="rect">
+                      <a:avLst/>
+                    </a:prstGeom>
+                    <a:ln>
+                      <a:solidFill>
+                        <a:schemeClr val="tx1"/>
+                      </a:solidFill>
+                    </a:ln>
+                  </pic:spPr>
+                </pic:pic>
+              </a:graphicData>
+            </a:graphic>
+          </wp:inline>
+        </w:drawing>
+      </w:r>
+    </w:p>
+    <w:p>
+      <w:pPr>
+        <w:pStyle w:val="Descripcin"/>
+        <w:jc w:val="center"/>
+      </w:pPr>
+      <w:r>
+        <w:t xml:space="preserve">Figura </w:t>
+      </w:r>
+      <w:r>
+        <w:fldChar w:fldCharType="begin"/>
+      </w:r>
+      <w:r>
+        <w:instrText xml:space="preserve"> SEQ Figura \* ARABIC </w:instrText>
+      </w:r>
+      <w:r>
+        <w:fldChar w:fldCharType="separate"/>
+      </w:r>
+      <w:r>
+        <w:rPr>
+          <w:noProof/>
+        </w:rPr>
+        <w:t>1</w:t>
+      </w:r>
+      <w:r>
+        <w:fldChar w:fldCharType="end"/>
+      </w:r>
+      <w:r>
+        <w:t>. Modelo de Turbina elegido</w:t>
+      </w:r>
+    </w:p>
+    <w:p>
+      <w:pPr>
+        <w:pStyle w:val="Ttulo1"/>
+        <w:spacing w:afterAutospacing="0"/>
+      </w:pPr>
+      <w:r>
+        <w:t>2. Selección y Adaptación del Modelo Digital</w:t>
+      </w:r>
+    </w:p>
+    <w:p>
+      <w:r>
+        <w:t xml:space="preserve">Para este proyecto se ha seleccionado el modelo de referencia de la librería </w:t>
+      </w:r>
+      <w:r>
+        <w:rPr>
+          <w:i/>
+          <w:iCs/>
+        </w:rPr>
+        <w:t>Aerospace Blockset</w:t>
+      </w:r>
+      <w:r>
+        <w:t xml:space="preserve"> de Simulink (Turbofan Engine System). Este bloque representa la física continua y no lineal de una turbina de gas. Sin embargo, para cumplir con los objetivos de control digital específicos y acercar la simulación a la realidad del hardware de a bordo, se han realizado las siguientes adaptaciones:</w:t>
       </w:r>
     </w:p>
     <w:p>
       <w:pPr>
         <w:numPr>
           <w:ilvl w:val="0"/>
-          <w:numId w:val="4"/>
+          <w:numId w:val="7"/>
         </w:numPr>
       </w:pPr>
       <w:r>
@@ -329,23 +542,47 @@
           <w:b/>
           <w:bCs/>
         </w:rPr>
-        <w:t>Realismo mediante sensores y perturbaciones:</w:t>
-      </w:r>
-      <w:r>
-        <w:t xml:space="preserve"> Modificación del modelo base para incluir condiciones reales de operación, tales como ruido de cuantificación en los sensores, retardos en el bus de comunicació</w:t>
-      </w:r>
-      <w:r>
-        <w:t>n</w:t>
-      </w:r>
-      <w:r>
-        <w:t xml:space="preserve"> y un escenario de perturbaciones en el asfalto (baches, adoquines y badenes).</w:t>
+        <w:t>Discretización y Emulación del Sensor (ADC):</w:t>
+      </w:r>
+      <w:r>
+        <w:t xml:space="preserve"> La turbina real opera en tiempo continuo, pero el ordenador de vuelo (FADEC) procesa la información de forma discreta. Se ha introducido un bloque </w:t>
+      </w:r>
+      <w:r>
+        <w:rPr>
+          <w:b/>
+          <w:bCs/>
+        </w:rPr>
+        <w:t>Zero-Order Hold (ZOH)</w:t>
+      </w:r>
+      <w:r>
+        <w:t xml:space="preserve"> en el lazo de realimentación del empuje (</w:t>
+      </w:r>
+      <w:r>
+        <w:rPr>
+          <w:i/>
+          <w:iCs/>
+        </w:rPr>
+        <w:t>Thrust</w:t>
+      </w:r>
+      <w:r>
+        <w:t xml:space="preserve">). Este bloque actúa como el conversor analógico-digital del sistema, muestreando la señal física a una frecuencia de 100 Hz ($T_s = 0.01$ s). El controlador PID se ha sincronizado a esta misma frecuencia para evitar la pérdida de datos y crear un sistema de control </w:t>
+      </w:r>
+      <w:r>
+        <w:rPr>
+          <w:i/>
+          <w:iCs/>
+        </w:rPr>
+        <w:t>single-rate</w:t>
+      </w:r>
+      <w:r>
+        <w:t>.</w:t>
       </w:r>
     </w:p>
     <w:p>
       <w:pPr>
         <w:numPr>
           <w:ilvl w:val="0"/>
-          <w:numId w:val="4"/>
+          <w:numId w:val="7"/>
         </w:numPr>
       </w:pPr>
       <w:r>
@@ -353,17 +590,154 @@
           <w:b/>
           <w:bCs/>
         </w:rPr>
-        <w:t>Subsistema de control enmascarado:</w:t>
-      </w:r>
-      <w:r>
-        <w:t xml:space="preserve"> Diseño de un bloque de control encapsulado y parametrizado mediante una máscara de Simulink, permitiendo una configuración ágil de las ganancias del PID y los límites de operación sin acceder a la lógica interna.</w:t>
+        <w:t>Limitaciones Físicas del Actuador (Saturación y Anti-windup):</w:t>
+      </w:r>
+      <w:r>
+        <w:t xml:space="preserve"> La variable manipulada por el controlador es la posición de la válvula de combustible (</w:t>
+      </w:r>
+      <w:r>
+        <w:rPr>
+          <w:i/>
+          <w:iCs/>
+        </w:rPr>
+        <w:t>Throttle position</w:t>
+      </w:r>
+      <w:r>
+        <w:t xml:space="preserve">). Físicamente, esta válvula tiene un recorrido limitado entre el cierre casi total y la apertura máxima. Por ello, se ha configurado la salida del PID Discreto con una saturación estricta entre 0 y 1. Adicionalmente, se ha activado el mecanismo </w:t>
+      </w:r>
+      <w:r>
+        <w:rPr>
+          <w:i/>
+          <w:iCs/>
+        </w:rPr>
+        <w:t>Anti-windup</w:t>
+      </w:r>
+      <w:r>
+        <w:t xml:space="preserve"> (método </w:t>
+      </w:r>
+      <w:r>
+        <w:rPr>
+          <w:i/>
+          <w:iCs/>
+        </w:rPr>
+        <w:t>clamping</w:t>
+      </w:r>
+      <w:r>
+        <w:t>) para evitar que el término integral se acumule al infinito cuando el actuador alcanza su límite físico, garantizando la estabilidad del sistema frente a grandes errores de consigna.</w:t>
+      </w:r>
+    </w:p>
+    <w:p>
+      <w:pPr>
+        <w:keepNext/>
+        <w:spacing w:after="0" w:afterAutospacing="0"/>
+        <w:jc w:val="center"/>
+      </w:pPr>
+      <w:r>
+        <w:drawing>
+          <wp:inline distT="0" distB="0" distL="0" distR="0" wp14:anchorId="528DC150" wp14:editId="2001D851">
+            <wp:extent cx="6762841" cy="2143354"/>
+            <wp:effectExtent l="19050" t="19050" r="19050" b="28575"/>
+            <wp:docPr id="514994691" name="Imagen 1"/>
+            <wp:cNvGraphicFramePr>
+              <a:graphicFrameLocks xmlns:a="http://schemas.openxmlformats.org/drawingml/2006/main" noChangeAspect="1"/>
+            </wp:cNvGraphicFramePr>
+            <a:graphic xmlns:a="http://schemas.openxmlformats.org/drawingml/2006/main">
+              <a:graphicData uri="http://schemas.openxmlformats.org/drawingml/2006/picture">
+                <pic:pic xmlns:pic="http://schemas.openxmlformats.org/drawingml/2006/picture">
+                  <pic:nvPicPr>
+                    <pic:cNvPr id="514994691" name=""/>
+                    <pic:cNvPicPr/>
+                  </pic:nvPicPr>
+                  <pic:blipFill>
+                    <a:blip r:embed="rId10"/>
+                    <a:stretch>
+                      <a:fillRect/>
+                    </a:stretch>
+                  </pic:blipFill>
+                  <pic:spPr>
+                    <a:xfrm>
+                      <a:off x="0" y="0"/>
+                      <a:ext cx="6765501" cy="2144197"/>
+                    </a:xfrm>
+                    <a:prstGeom prst="rect">
+                      <a:avLst/>
+                    </a:prstGeom>
+                    <a:ln>
+                      <a:solidFill>
+                        <a:schemeClr val="tx1"/>
+                      </a:solidFill>
+                    </a:ln>
+                  </pic:spPr>
+                </pic:pic>
+              </a:graphicData>
+            </a:graphic>
+          </wp:inline>
+        </w:drawing>
+      </w:r>
+    </w:p>
+    <w:p>
+      <w:pPr>
+        <w:pStyle w:val="Descripcin"/>
+        <w:jc w:val="center"/>
+      </w:pPr>
+      <w:r>
+        <w:t xml:space="preserve">Figura </w:t>
+      </w:r>
+      <w:r>
+        <w:fldChar w:fldCharType="begin"/>
+      </w:r>
+      <w:r>
+        <w:instrText xml:space="preserve"> SEQ Figura \* ARABIC </w:instrText>
+      </w:r>
+      <w:r>
+        <w:fldChar w:fldCharType="separate"/>
+      </w:r>
+      <w:r>
+        <w:rPr>
+          <w:noProof/>
+        </w:rPr>
+        <w:t>2</w:t>
+      </w:r>
+      <w:r>
+        <w:fldChar w:fldCharType="end"/>
+      </w:r>
+      <w:r>
+        <w:t>. Modelo con controlador PID</w:t>
+      </w:r>
+    </w:p>
+    <w:p>
+      <w:pPr>
+        <w:pStyle w:val="Ttulo2"/>
+      </w:pPr>
+      <w:r>
+        <w:t>2.1. Sintonización del Controlador PID Discreto</w:t>
+      </w:r>
+    </w:p>
+    <w:p>
+      <w:r>
+        <w:t xml:space="preserve">El ajuste de las ganancias del controlador se ha realizado priorizando la estabilidad absoluta y la integridad física de la turbina. En la industria aeroespacial, un exceso de inyección de combustible (sobreoscilación u </w:t>
+      </w:r>
+      <w:r>
+        <w:rPr>
+          <w:i/>
+          <w:iCs/>
+        </w:rPr>
+        <w:t>overshoot</w:t>
+      </w:r>
+      <w:r>
+        <w:t>) provoca picos de temperatura en los gases de escape que pueden fundir los álabes de la turbina. Por tanto, el objetivo principal de la sintonización ha sido obtener una respuesta suave, sin picos, y con un error en régimen permanente nulo.</w:t>
+      </w:r>
+    </w:p>
+    <w:p>
+      <w:r>
+        <w:t>La sintonización final responde a las siguientes consideraciones técnicas:</w:t>
       </w:r>
     </w:p>
     <w:p>
       <w:pPr>
         <w:numPr>
           <w:ilvl w:val="0"/>
-          <w:numId w:val="4"/>
+          <w:numId w:val="8"/>
         </w:numPr>
       </w:pPr>
       <w:r>
@@ -371,233 +745,105 @@
           <w:b/>
           <w:bCs/>
         </w:rPr>
-        <w:t>Generación de código C++ y validación:</w:t>
-      </w:r>
-      <w:r>
-        <w:t xml:space="preserve"> Transformación del algoritmo de control a código C++ integrado en un archivo.slxp, verificando mediante el </w:t>
+        <w:t>Desnivel de Magnitudes (Ganancias P e I):</w:t>
+      </w:r>
+      <w:r>
+        <w:t xml:space="preserve"> Existe una enorme diferencia de escala entre la señal de error (medida en miles de Newtons) y la señal de control (válvula operando en el rango [0, 1]). Por este motivo, las ganancias requeridas son matemáticamente muy pequeñas. Se han establecido valores empíricos de </w:t>
+      </w:r>
+      <w:r>
+        <w:rPr>
+          <w:b/>
+          <w:bCs/>
+        </w:rPr>
+        <w:t>P = 0.00</w:t>
+      </w:r>
+      <w:r>
+        <w:rPr>
+          <w:b/>
+          <w:bCs/>
+        </w:rPr>
+        <w:t>1</w:t>
+      </w:r>
+      <w:r>
+        <w:t xml:space="preserve"> e </w:t>
+      </w:r>
+      <w:r>
+        <w:rPr>
+          <w:b/>
+          <w:bCs/>
+        </w:rPr>
+        <w:t>I = 0.00</w:t>
+      </w:r>
+      <w:r>
+        <w:rPr>
+          <w:b/>
+          <w:bCs/>
+        </w:rPr>
+        <w:t>5</w:t>
+      </w:r>
+      <w:r>
+        <w:t>, logrando que el sistema alcance</w:t>
+      </w:r>
+      <w:r>
+        <w:t xml:space="preserve"> la</w:t>
+      </w:r>
+      <w:r>
+        <w:t xml:space="preserve"> de consigna de forma asintótica y segura.</w:t>
+      </w:r>
+    </w:p>
+    <w:p>
+      <w:pPr>
+        <w:numPr>
+          <w:ilvl w:val="0"/>
+          <w:numId w:val="8"/>
+        </w:numPr>
+      </w:pPr>
+      <w:r>
+        <w:rPr>
+          <w:b/>
+          <w:bCs/>
+        </w:rPr>
+        <w:t>Ausencia de Acción Derivativa (D = 0):</w:t>
+      </w:r>
+      <w:r>
+        <w:t xml:space="preserve"> El controlador opera puramente como un regulador PI. En la práctica real, la lectura del empuje mediante sensores de presión conlleva ruido de alta frecuencia por las vibraciones del motor. Implementar una ganancia derivativa amplificaría este ruido, enviando comandos erráticos y de alta frecuencia a la válvula de combustible, lo que provocaría inestabilidad y un desgaste mecánico prematuro (fatiga) en el actuador.</w:t>
+      </w:r>
+    </w:p>
+    <w:p>
+      <w:pPr>
+        <w:numPr>
+          <w:ilvl w:val="0"/>
+          <w:numId w:val="8"/>
+        </w:numPr>
+      </w:pPr>
+      <w:r>
+        <w:rPr>
+          <w:b/>
+          <w:bCs/>
+        </w:rPr>
+        <w:t>Gestión del esfuerzo de control:</w:t>
+      </w:r>
+      <w:r>
+        <w:t xml:space="preserve"> Gracias a las ganancias seleccionadas y al uso del método </w:t>
       </w:r>
       <w:r>
         <w:rPr>
           <w:i/>
           <w:iCs/>
         </w:rPr>
-        <w:t>Simulation Data Inspector</w:t>
-      </w:r>
-      <w:r>
-        <w:t xml:space="preserve"> que la respuesta del código generado es idéntica a la simulación original.</w:t>
-      </w:r>
-    </w:p>
-    <w:p>
-      <w:pPr>
-        <w:numPr>
-          <w:ilvl w:val="0"/>
-          <w:numId w:val="4"/>
-        </w:numPr>
-      </w:pPr>
-      <w:r>
-        <w:rPr>
-          <w:b/>
-          <w:bCs/>
-        </w:rPr>
-        <w:t>Protección del modelo (Digital Twin):</w:t>
-      </w:r>
-      <w:r>
-        <w:t xml:space="preserve"> Configuración del sistema completo (Controlador + Planta) para su distribución protegida, permitiendo realizar pruebas de rendimiento ante cambios de referencias y escenarios sin exponer la propiedad intelectual del diseño.</w:t>
-      </w:r>
-    </w:p>
-    <w:p>
-      <w:pPr>
-        <w:pStyle w:val="Ttulo1"/>
-        <w:spacing w:afterAutospacing="0"/>
-      </w:pPr>
-      <w:r>
-        <w:t>2. Selección y Adaptación del Modelo Digital</w:t>
-      </w:r>
-    </w:p>
-    <w:p>
-      <w:r>
-        <w:t>Para este proyecto se ha seleccionado el modelo de referencia de MATLAB sldemo_suspn. Sin embargo, para cumplir con los objetivos de control específicos y evitar redundancias en el análisis dinámico, se han realizado las siguientes adaptaciones:</w:t>
-      </w:r>
-    </w:p>
-    <w:p>
-      <w:pPr>
-        <w:pStyle w:val="Ttulo2"/>
-        <w:spacing w:afterAutospacing="0"/>
-      </w:pPr>
-      <w:r>
-        <w:t>2.1. Simplificación a "</w:t>
-      </w:r>
-      <w:proofErr w:type="spellStart"/>
-      <w:r>
-        <w:t>Quarter</w:t>
-      </w:r>
-      <w:proofErr w:type="spellEnd"/>
-      <w:r>
-        <w:t>-Car Model"</w:t>
-      </w:r>
-    </w:p>
-    <w:p>
-      <w:r>
-        <w:t xml:space="preserve">Originalmente, el modelo representaba la suspensión completa del vehículo (cabeceo y balanceo). Se ha realizado una </w:t>
-      </w:r>
-      <w:r>
-        <w:t>adaptación</w:t>
-      </w:r>
-      <w:r>
-        <w:t xml:space="preserve"> del modelo para aislar un único eje vertical (</w:t>
-      </w:r>
-      <w:proofErr w:type="spellStart"/>
-      <w:r>
-        <w:rPr>
-          <w:b/>
-          <w:bCs/>
-        </w:rPr>
-        <w:t>Quarter</w:t>
-      </w:r>
-      <w:proofErr w:type="spellEnd"/>
-      <w:r>
-        <w:rPr>
-          <w:b/>
-          <w:bCs/>
-        </w:rPr>
-        <w:t>-Car</w:t>
-      </w:r>
-      <w:r>
-        <w:t>), eliminando las inercias de rotación y centrando el estudio en los dos grados de libertad principales: la masa suspendida (chasis) y la masa no suspendida (rueda).</w:t>
-      </w:r>
-    </w:p>
-    <w:p>
-      <w:pPr>
-        <w:pStyle w:val="Ttulo2"/>
-        <w:spacing w:afterAutospacing="0"/>
-      </w:pPr>
-      <w:r>
-        <w:t>2.2. Arquitectura Interna del Gemelo Digital</w:t>
-      </w:r>
-    </w:p>
-    <w:p>
-      <w:r>
-        <w:t xml:space="preserve">El bloque de la planta ha sido modificado internamente para transformar una suspensión pasiva en una </w:t>
-      </w:r>
-      <w:r>
-        <w:rPr>
-          <w:b/>
-          <w:bCs/>
-        </w:rPr>
-        <w:t>suspensión activa</w:t>
-      </w:r>
-      <w:r>
-        <w:t>. Los componentes clave son:</w:t>
-      </w:r>
-    </w:p>
-    <w:p>
-      <w:pPr>
-        <w:numPr>
-          <w:ilvl w:val="0"/>
-          <w:numId w:val="5"/>
-        </w:numPr>
-      </w:pPr>
-      <w:r>
-        <w:rPr>
-          <w:b/>
-          <w:bCs/>
-        </w:rPr>
-        <w:t>Respuesta Elástica:</w:t>
-      </w:r>
-      <w:r>
-        <w:t xml:space="preserve"> Implementada mediante una ganancia de rigidez (</w:t>
-      </w:r>
-      <w:proofErr w:type="spellStart"/>
-      <w:r>
-        <w:rPr>
-          <w:i/>
-          <w:iCs/>
-        </w:rPr>
-        <w:t>stiffness</w:t>
-      </w:r>
-      <w:proofErr w:type="spellEnd"/>
-      <w:r>
-        <w:t>) que reacciona a la elongación del muelle (</w:t>
-      </w:r>
-      <m:oMath>
-        <m:r>
-          <w:rPr>
-            <w:rFonts w:ascii="Cambria Math" w:hAnsi="Cambria Math"/>
-          </w:rPr>
-          <m:t>Z+h</m:t>
-        </m:r>
-      </m:oMath>
-      <w:r>
-        <w:t>).</w:t>
-      </w:r>
-    </w:p>
-    <w:p>
-      <w:pPr>
-        <w:numPr>
-          <w:ilvl w:val="0"/>
-          <w:numId w:val="5"/>
-        </w:numPr>
-      </w:pPr>
-      <w:r>
-        <w:rPr>
-          <w:b/>
-          <w:bCs/>
-        </w:rPr>
-        <w:t>Respuesta Viscosa:</w:t>
-      </w:r>
-      <w:r>
-        <w:t xml:space="preserve"> Implementada mediante una ganancia de amortiguamiento (</w:t>
-      </w:r>
-      <w:proofErr w:type="spellStart"/>
-      <w:r>
-        <w:rPr>
-          <w:i/>
-          <w:iCs/>
-        </w:rPr>
-        <w:t>damping</w:t>
-      </w:r>
-      <w:proofErr w:type="spellEnd"/>
-      <w:r>
-        <w:t>) que frena las velocidades verticales (</w:t>
-      </w:r>
-      <m:oMath>
-        <m:r>
-          <w:rPr>
-            <w:rFonts w:ascii="Cambria Math" w:hAnsi="Cambria Math"/>
-          </w:rPr>
-          <m:t>Zdot</m:t>
-        </m:r>
-      </m:oMath>
-      <w:r>
-        <w:t>).</w:t>
-      </w:r>
-    </w:p>
-    <w:p>
-      <w:pPr>
-        <w:numPr>
-          <w:ilvl w:val="0"/>
-          <w:numId w:val="5"/>
-        </w:numPr>
-      </w:pPr>
-      <w:r>
-        <w:rPr>
-          <w:b/>
-          <w:bCs/>
-        </w:rPr>
-        <w:t>Puerto de Fuerza Activa:</w:t>
-      </w:r>
-      <w:r>
-        <w:t xml:space="preserve"> Se ha integrado un sumador adicional que permite al controlador PID inyectar una fuerza de control directa sobre el chasis, permitiendo compensar las irregularidades del terreno en tiempo real.</w:t>
-      </w:r>
-    </w:p>
-    <w:p/>
+        <w:t>Anti-windup</w:t>
+      </w:r>
+      <w:r>
+        <w:t xml:space="preserve"> (Clamping), el integrador no se satura durante la fase de aceleración inicial, garantizando que la válvula se abra al máximo permitido solo durante el tiempo estrictamente necesario.</w:t>
+      </w:r>
+    </w:p>
     <w:p/>
     <w:p/>
     <w:p/>
     <w:p/>
     <w:p/>
     <w:sectPr>
-      <w:headerReference w:type="default" r:id="rId9"/>
+      <w:headerReference w:type="default" r:id="rId11"/>
       <w:pgSz w:w="11906" w:h="16838"/>
       <w:pgMar w:top="1264" w:right="720" w:bottom="720" w:left="720" w:header="142" w:footer="709" w:gutter="0"/>
       <w:cols w:space="708"/>
@@ -969,6 +1215,304 @@
     </w:lvl>
   </w:abstractNum>
   <w:abstractNum w:abstractNumId="2" w15:restartNumberingAfterBreak="0">
+    <w:nsid w:val="3A3411B3"/>
+    <w:multiLevelType w:val="multilevel"/>
+    <w:tmpl w:val="46FEEF84"/>
+    <w:lvl w:ilvl="0">
+      <w:start w:val="1"/>
+      <w:numFmt w:val="bullet"/>
+      <w:lvlText w:val=""/>
+      <w:lvlJc w:val="left"/>
+      <w:pPr>
+        <w:tabs>
+          <w:tab w:val="num" w:pos="720"/>
+        </w:tabs>
+        <w:ind w:left="720" w:hanging="360"/>
+      </w:pPr>
+      <w:rPr>
+        <w:rFonts w:ascii="Symbol" w:hAnsi="Symbol" w:hint="default"/>
+        <w:sz w:val="20"/>
+      </w:rPr>
+    </w:lvl>
+    <w:lvl w:ilvl="1" w:tentative="1">
+      <w:start w:val="1"/>
+      <w:numFmt w:val="bullet"/>
+      <w:lvlText w:val="o"/>
+      <w:lvlJc w:val="left"/>
+      <w:pPr>
+        <w:tabs>
+          <w:tab w:val="num" w:pos="1440"/>
+        </w:tabs>
+        <w:ind w:left="1440" w:hanging="360"/>
+      </w:pPr>
+      <w:rPr>
+        <w:rFonts w:ascii="Courier New" w:hAnsi="Courier New" w:hint="default"/>
+        <w:sz w:val="20"/>
+      </w:rPr>
+    </w:lvl>
+    <w:lvl w:ilvl="2" w:tentative="1">
+      <w:start w:val="1"/>
+      <w:numFmt w:val="bullet"/>
+      <w:lvlText w:val=""/>
+      <w:lvlJc w:val="left"/>
+      <w:pPr>
+        <w:tabs>
+          <w:tab w:val="num" w:pos="2160"/>
+        </w:tabs>
+        <w:ind w:left="2160" w:hanging="360"/>
+      </w:pPr>
+      <w:rPr>
+        <w:rFonts w:ascii="Wingdings" w:hAnsi="Wingdings" w:hint="default"/>
+        <w:sz w:val="20"/>
+      </w:rPr>
+    </w:lvl>
+    <w:lvl w:ilvl="3" w:tentative="1">
+      <w:start w:val="1"/>
+      <w:numFmt w:val="bullet"/>
+      <w:lvlText w:val=""/>
+      <w:lvlJc w:val="left"/>
+      <w:pPr>
+        <w:tabs>
+          <w:tab w:val="num" w:pos="2880"/>
+        </w:tabs>
+        <w:ind w:left="2880" w:hanging="360"/>
+      </w:pPr>
+      <w:rPr>
+        <w:rFonts w:ascii="Wingdings" w:hAnsi="Wingdings" w:hint="default"/>
+        <w:sz w:val="20"/>
+      </w:rPr>
+    </w:lvl>
+    <w:lvl w:ilvl="4" w:tentative="1">
+      <w:start w:val="1"/>
+      <w:numFmt w:val="bullet"/>
+      <w:lvlText w:val=""/>
+      <w:lvlJc w:val="left"/>
+      <w:pPr>
+        <w:tabs>
+          <w:tab w:val="num" w:pos="3600"/>
+        </w:tabs>
+        <w:ind w:left="3600" w:hanging="360"/>
+      </w:pPr>
+      <w:rPr>
+        <w:rFonts w:ascii="Wingdings" w:hAnsi="Wingdings" w:hint="default"/>
+        <w:sz w:val="20"/>
+      </w:rPr>
+    </w:lvl>
+    <w:lvl w:ilvl="5" w:tentative="1">
+      <w:start w:val="1"/>
+      <w:numFmt w:val="bullet"/>
+      <w:lvlText w:val=""/>
+      <w:lvlJc w:val="left"/>
+      <w:pPr>
+        <w:tabs>
+          <w:tab w:val="num" w:pos="4320"/>
+        </w:tabs>
+        <w:ind w:left="4320" w:hanging="360"/>
+      </w:pPr>
+      <w:rPr>
+        <w:rFonts w:ascii="Wingdings" w:hAnsi="Wingdings" w:hint="default"/>
+        <w:sz w:val="20"/>
+      </w:rPr>
+    </w:lvl>
+    <w:lvl w:ilvl="6" w:tentative="1">
+      <w:start w:val="1"/>
+      <w:numFmt w:val="bullet"/>
+      <w:lvlText w:val=""/>
+      <w:lvlJc w:val="left"/>
+      <w:pPr>
+        <w:tabs>
+          <w:tab w:val="num" w:pos="5040"/>
+        </w:tabs>
+        <w:ind w:left="5040" w:hanging="360"/>
+      </w:pPr>
+      <w:rPr>
+        <w:rFonts w:ascii="Wingdings" w:hAnsi="Wingdings" w:hint="default"/>
+        <w:sz w:val="20"/>
+      </w:rPr>
+    </w:lvl>
+    <w:lvl w:ilvl="7" w:tentative="1">
+      <w:start w:val="1"/>
+      <w:numFmt w:val="bullet"/>
+      <w:lvlText w:val=""/>
+      <w:lvlJc w:val="left"/>
+      <w:pPr>
+        <w:tabs>
+          <w:tab w:val="num" w:pos="5760"/>
+        </w:tabs>
+        <w:ind w:left="5760" w:hanging="360"/>
+      </w:pPr>
+      <w:rPr>
+        <w:rFonts w:ascii="Wingdings" w:hAnsi="Wingdings" w:hint="default"/>
+        <w:sz w:val="20"/>
+      </w:rPr>
+    </w:lvl>
+    <w:lvl w:ilvl="8" w:tentative="1">
+      <w:start w:val="1"/>
+      <w:numFmt w:val="bullet"/>
+      <w:lvlText w:val=""/>
+      <w:lvlJc w:val="left"/>
+      <w:pPr>
+        <w:tabs>
+          <w:tab w:val="num" w:pos="6480"/>
+        </w:tabs>
+        <w:ind w:left="6480" w:hanging="360"/>
+      </w:pPr>
+      <w:rPr>
+        <w:rFonts w:ascii="Wingdings" w:hAnsi="Wingdings" w:hint="default"/>
+        <w:sz w:val="20"/>
+      </w:rPr>
+    </w:lvl>
+  </w:abstractNum>
+  <w:abstractNum w:abstractNumId="3" w15:restartNumberingAfterBreak="0">
+    <w:nsid w:val="3D2E58CB"/>
+    <w:multiLevelType w:val="multilevel"/>
+    <w:tmpl w:val="73588D00"/>
+    <w:lvl w:ilvl="0">
+      <w:start w:val="1"/>
+      <w:numFmt w:val="bullet"/>
+      <w:lvlText w:val=""/>
+      <w:lvlJc w:val="left"/>
+      <w:pPr>
+        <w:tabs>
+          <w:tab w:val="num" w:pos="720"/>
+        </w:tabs>
+        <w:ind w:left="720" w:hanging="360"/>
+      </w:pPr>
+      <w:rPr>
+        <w:rFonts w:ascii="Symbol" w:hAnsi="Symbol" w:hint="default"/>
+        <w:sz w:val="20"/>
+      </w:rPr>
+    </w:lvl>
+    <w:lvl w:ilvl="1" w:tentative="1">
+      <w:start w:val="1"/>
+      <w:numFmt w:val="bullet"/>
+      <w:lvlText w:val="o"/>
+      <w:lvlJc w:val="left"/>
+      <w:pPr>
+        <w:tabs>
+          <w:tab w:val="num" w:pos="1440"/>
+        </w:tabs>
+        <w:ind w:left="1440" w:hanging="360"/>
+      </w:pPr>
+      <w:rPr>
+        <w:rFonts w:ascii="Courier New" w:hAnsi="Courier New" w:hint="default"/>
+        <w:sz w:val="20"/>
+      </w:rPr>
+    </w:lvl>
+    <w:lvl w:ilvl="2" w:tentative="1">
+      <w:start w:val="1"/>
+      <w:numFmt w:val="bullet"/>
+      <w:lvlText w:val=""/>
+      <w:lvlJc w:val="left"/>
+      <w:pPr>
+        <w:tabs>
+          <w:tab w:val="num" w:pos="2160"/>
+        </w:tabs>
+        <w:ind w:left="2160" w:hanging="360"/>
+      </w:pPr>
+      <w:rPr>
+        <w:rFonts w:ascii="Wingdings" w:hAnsi="Wingdings" w:hint="default"/>
+        <w:sz w:val="20"/>
+      </w:rPr>
+    </w:lvl>
+    <w:lvl w:ilvl="3" w:tentative="1">
+      <w:start w:val="1"/>
+      <w:numFmt w:val="bullet"/>
+      <w:lvlText w:val=""/>
+      <w:lvlJc w:val="left"/>
+      <w:pPr>
+        <w:tabs>
+          <w:tab w:val="num" w:pos="2880"/>
+        </w:tabs>
+        <w:ind w:left="2880" w:hanging="360"/>
+      </w:pPr>
+      <w:rPr>
+        <w:rFonts w:ascii="Wingdings" w:hAnsi="Wingdings" w:hint="default"/>
+        <w:sz w:val="20"/>
+      </w:rPr>
+    </w:lvl>
+    <w:lvl w:ilvl="4" w:tentative="1">
+      <w:start w:val="1"/>
+      <w:numFmt w:val="bullet"/>
+      <w:lvlText w:val=""/>
+      <w:lvlJc w:val="left"/>
+      <w:pPr>
+        <w:tabs>
+          <w:tab w:val="num" w:pos="3600"/>
+        </w:tabs>
+        <w:ind w:left="3600" w:hanging="360"/>
+      </w:pPr>
+      <w:rPr>
+        <w:rFonts w:ascii="Wingdings" w:hAnsi="Wingdings" w:hint="default"/>
+        <w:sz w:val="20"/>
+      </w:rPr>
+    </w:lvl>
+    <w:lvl w:ilvl="5" w:tentative="1">
+      <w:start w:val="1"/>
+      <w:numFmt w:val="bullet"/>
+      <w:lvlText w:val=""/>
+      <w:lvlJc w:val="left"/>
+      <w:pPr>
+        <w:tabs>
+          <w:tab w:val="num" w:pos="4320"/>
+        </w:tabs>
+        <w:ind w:left="4320" w:hanging="360"/>
+      </w:pPr>
+      <w:rPr>
+        <w:rFonts w:ascii="Wingdings" w:hAnsi="Wingdings" w:hint="default"/>
+        <w:sz w:val="20"/>
+      </w:rPr>
+    </w:lvl>
+    <w:lvl w:ilvl="6" w:tentative="1">
+      <w:start w:val="1"/>
+      <w:numFmt w:val="bullet"/>
+      <w:lvlText w:val=""/>
+      <w:lvlJc w:val="left"/>
+      <w:pPr>
+        <w:tabs>
+          <w:tab w:val="num" w:pos="5040"/>
+        </w:tabs>
+        <w:ind w:left="5040" w:hanging="360"/>
+      </w:pPr>
+      <w:rPr>
+        <w:rFonts w:ascii="Wingdings" w:hAnsi="Wingdings" w:hint="default"/>
+        <w:sz w:val="20"/>
+      </w:rPr>
+    </w:lvl>
+    <w:lvl w:ilvl="7" w:tentative="1">
+      <w:start w:val="1"/>
+      <w:numFmt w:val="bullet"/>
+      <w:lvlText w:val=""/>
+      <w:lvlJc w:val="left"/>
+      <w:pPr>
+        <w:tabs>
+          <w:tab w:val="num" w:pos="5760"/>
+        </w:tabs>
+        <w:ind w:left="5760" w:hanging="360"/>
+      </w:pPr>
+      <w:rPr>
+        <w:rFonts w:ascii="Wingdings" w:hAnsi="Wingdings" w:hint="default"/>
+        <w:sz w:val="20"/>
+      </w:rPr>
+    </w:lvl>
+    <w:lvl w:ilvl="8" w:tentative="1">
+      <w:start w:val="1"/>
+      <w:numFmt w:val="bullet"/>
+      <w:lvlText w:val=""/>
+      <w:lvlJc w:val="left"/>
+      <w:pPr>
+        <w:tabs>
+          <w:tab w:val="num" w:pos="6480"/>
+        </w:tabs>
+        <w:ind w:left="6480" w:hanging="360"/>
+      </w:pPr>
+      <w:rPr>
+        <w:rFonts w:ascii="Wingdings" w:hAnsi="Wingdings" w:hint="default"/>
+        <w:sz w:val="20"/>
+      </w:rPr>
+    </w:lvl>
+  </w:abstractNum>
+  <w:abstractNum w:abstractNumId="4" w15:restartNumberingAfterBreak="0">
     <w:nsid w:val="54AA32C7"/>
     <w:multiLevelType w:val="multilevel"/>
     <w:tmpl w:val="5CFA5E52"/>
@@ -1117,7 +1661,7 @@
       </w:rPr>
     </w:lvl>
   </w:abstractNum>
-  <w:abstractNum w:abstractNumId="3" w15:restartNumberingAfterBreak="0">
+  <w:abstractNum w:abstractNumId="5" w15:restartNumberingAfterBreak="0">
     <w:nsid w:val="553352A7"/>
     <w:multiLevelType w:val="multilevel"/>
     <w:tmpl w:val="3D8A493A"/>
@@ -1230,7 +1774,156 @@
       </w:pPr>
     </w:lvl>
   </w:abstractNum>
-  <w:abstractNum w:abstractNumId="4" w15:restartNumberingAfterBreak="0">
+  <w:abstractNum w:abstractNumId="6" w15:restartNumberingAfterBreak="0">
+    <w:nsid w:val="6C39168B"/>
+    <w:multiLevelType w:val="multilevel"/>
+    <w:tmpl w:val="150E1B22"/>
+    <w:lvl w:ilvl="0">
+      <w:start w:val="1"/>
+      <w:numFmt w:val="bullet"/>
+      <w:lvlText w:val=""/>
+      <w:lvlJc w:val="left"/>
+      <w:pPr>
+        <w:tabs>
+          <w:tab w:val="num" w:pos="720"/>
+        </w:tabs>
+        <w:ind w:left="720" w:hanging="360"/>
+      </w:pPr>
+      <w:rPr>
+        <w:rFonts w:ascii="Symbol" w:hAnsi="Symbol" w:hint="default"/>
+        <w:sz w:val="20"/>
+      </w:rPr>
+    </w:lvl>
+    <w:lvl w:ilvl="1" w:tentative="1">
+      <w:start w:val="1"/>
+      <w:numFmt w:val="bullet"/>
+      <w:lvlText w:val="o"/>
+      <w:lvlJc w:val="left"/>
+      <w:pPr>
+        <w:tabs>
+          <w:tab w:val="num" w:pos="1440"/>
+        </w:tabs>
+        <w:ind w:left="1440" w:hanging="360"/>
+      </w:pPr>
+      <w:rPr>
+        <w:rFonts w:ascii="Courier New" w:hAnsi="Courier New" w:hint="default"/>
+        <w:sz w:val="20"/>
+      </w:rPr>
+    </w:lvl>
+    <w:lvl w:ilvl="2" w:tentative="1">
+      <w:start w:val="1"/>
+      <w:numFmt w:val="bullet"/>
+      <w:lvlText w:val=""/>
+      <w:lvlJc w:val="left"/>
+      <w:pPr>
+        <w:tabs>
+          <w:tab w:val="num" w:pos="2160"/>
+        </w:tabs>
+        <w:ind w:left="2160" w:hanging="360"/>
+      </w:pPr>
+      <w:rPr>
+        <w:rFonts w:ascii="Wingdings" w:hAnsi="Wingdings" w:hint="default"/>
+        <w:sz w:val="20"/>
+      </w:rPr>
+    </w:lvl>
+    <w:lvl w:ilvl="3" w:tentative="1">
+      <w:start w:val="1"/>
+      <w:numFmt w:val="bullet"/>
+      <w:lvlText w:val=""/>
+      <w:lvlJc w:val="left"/>
+      <w:pPr>
+        <w:tabs>
+          <w:tab w:val="num" w:pos="2880"/>
+        </w:tabs>
+        <w:ind w:left="2880" w:hanging="360"/>
+      </w:pPr>
+      <w:rPr>
+        <w:rFonts w:ascii="Wingdings" w:hAnsi="Wingdings" w:hint="default"/>
+        <w:sz w:val="20"/>
+      </w:rPr>
+    </w:lvl>
+    <w:lvl w:ilvl="4" w:tentative="1">
+      <w:start w:val="1"/>
+      <w:numFmt w:val="bullet"/>
+      <w:lvlText w:val=""/>
+      <w:lvlJc w:val="left"/>
+      <w:pPr>
+        <w:tabs>
+          <w:tab w:val="num" w:pos="3600"/>
+        </w:tabs>
+        <w:ind w:left="3600" w:hanging="360"/>
+      </w:pPr>
+      <w:rPr>
+        <w:rFonts w:ascii="Wingdings" w:hAnsi="Wingdings" w:hint="default"/>
+        <w:sz w:val="20"/>
+      </w:rPr>
+    </w:lvl>
+    <w:lvl w:ilvl="5" w:tentative="1">
+      <w:start w:val="1"/>
+      <w:numFmt w:val="bullet"/>
+      <w:lvlText w:val=""/>
+      <w:lvlJc w:val="left"/>
+      <w:pPr>
+        <w:tabs>
+          <w:tab w:val="num" w:pos="4320"/>
+        </w:tabs>
+        <w:ind w:left="4320" w:hanging="360"/>
+      </w:pPr>
+      <w:rPr>
+        <w:rFonts w:ascii="Wingdings" w:hAnsi="Wingdings" w:hint="default"/>
+        <w:sz w:val="20"/>
+      </w:rPr>
+    </w:lvl>
+    <w:lvl w:ilvl="6" w:tentative="1">
+      <w:start w:val="1"/>
+      <w:numFmt w:val="bullet"/>
+      <w:lvlText w:val=""/>
+      <w:lvlJc w:val="left"/>
+      <w:pPr>
+        <w:tabs>
+          <w:tab w:val="num" w:pos="5040"/>
+        </w:tabs>
+        <w:ind w:left="5040" w:hanging="360"/>
+      </w:pPr>
+      <w:rPr>
+        <w:rFonts w:ascii="Wingdings" w:hAnsi="Wingdings" w:hint="default"/>
+        <w:sz w:val="20"/>
+      </w:rPr>
+    </w:lvl>
+    <w:lvl w:ilvl="7" w:tentative="1">
+      <w:start w:val="1"/>
+      <w:numFmt w:val="bullet"/>
+      <w:lvlText w:val=""/>
+      <w:lvlJc w:val="left"/>
+      <w:pPr>
+        <w:tabs>
+          <w:tab w:val="num" w:pos="5760"/>
+        </w:tabs>
+        <w:ind w:left="5760" w:hanging="360"/>
+      </w:pPr>
+      <w:rPr>
+        <w:rFonts w:ascii="Wingdings" w:hAnsi="Wingdings" w:hint="default"/>
+        <w:sz w:val="20"/>
+      </w:rPr>
+    </w:lvl>
+    <w:lvl w:ilvl="8" w:tentative="1">
+      <w:start w:val="1"/>
+      <w:numFmt w:val="bullet"/>
+      <w:lvlText w:val=""/>
+      <w:lvlJc w:val="left"/>
+      <w:pPr>
+        <w:tabs>
+          <w:tab w:val="num" w:pos="6480"/>
+        </w:tabs>
+        <w:ind w:left="6480" w:hanging="360"/>
+      </w:pPr>
+      <w:rPr>
+        <w:rFonts w:ascii="Wingdings" w:hAnsi="Wingdings" w:hint="default"/>
+        <w:sz w:val="20"/>
+      </w:rPr>
+    </w:lvl>
+  </w:abstractNum>
+  <w:abstractNum w:abstractNumId="7" w15:restartNumberingAfterBreak="0">
     <w:nsid w:val="774D1F5D"/>
     <w:multiLevelType w:val="hybridMultilevel"/>
     <w:tmpl w:val="15E8A782"/>
@@ -1323,16 +2016,25 @@
     <w:abstractNumId w:val="0"/>
   </w:num>
   <w:num w:numId="2" w16cid:durableId="1072041831">
+    <w:abstractNumId w:val="7"/>
+  </w:num>
+  <w:num w:numId="3" w16cid:durableId="1973558736">
     <w:abstractNumId w:val="4"/>
   </w:num>
-  <w:num w:numId="3" w16cid:durableId="1973558736">
-    <w:abstractNumId w:val="2"/>
-  </w:num>
   <w:num w:numId="4" w16cid:durableId="1457944001">
-    <w:abstractNumId w:val="3"/>
+    <w:abstractNumId w:val="5"/>
   </w:num>
   <w:num w:numId="5" w16cid:durableId="845945241">
     <w:abstractNumId w:val="1"/>
+  </w:num>
+  <w:num w:numId="6" w16cid:durableId="1899436957">
+    <w:abstractNumId w:val="3"/>
+  </w:num>
+  <w:num w:numId="7" w16cid:durableId="882524790">
+    <w:abstractNumId w:val="6"/>
+  </w:num>
+  <w:num w:numId="8" w16cid:durableId="338235892">
+    <w:abstractNumId w:val="2"/>
   </w:num>
 </w:numbering>
 </file>
@@ -2312,6 +3014,54 @@
       <w:lang w:eastAsia="es-ES"/>
     </w:rPr>
   </w:style>
+  <w:style w:type="paragraph" w:styleId="NormalWeb">
+    <w:name w:val="Normal (Web)"/>
+    <w:basedOn w:val="Normal"/>
+    <w:uiPriority w:val="99"/>
+    <w:unhideWhenUsed/>
+    <w:rsid w:val="00AF47AE"/>
+    <w:pPr>
+      <w:spacing w:before="100" w:beforeAutospacing="1" w:line="240" w:lineRule="auto"/>
+      <w:jc w:val="left"/>
+    </w:pPr>
+    <w:rPr>
+      <w:rFonts w:eastAsia="Times New Roman"/>
+      <w:szCs w:val="24"/>
+      <w:lang w:eastAsia="es-ES"/>
+    </w:rPr>
+  </w:style>
+  <w:style w:type="character" w:styleId="CdigoHTML">
+    <w:name w:val="HTML Code"/>
+    <w:basedOn w:val="Fuentedeprrafopredeter"/>
+    <w:uiPriority w:val="99"/>
+    <w:semiHidden/>
+    <w:unhideWhenUsed/>
+    <w:rsid w:val="00AF47AE"/>
+    <w:rPr>
+      <w:rFonts w:ascii="Courier New" w:eastAsia="Times New Roman" w:hAnsi="Courier New" w:cs="Courier New"/>
+      <w:sz w:val="20"/>
+      <w:szCs w:val="20"/>
+    </w:rPr>
+  </w:style>
+  <w:style w:type="paragraph" w:styleId="Descripcin">
+    <w:name w:val="caption"/>
+    <w:basedOn w:val="Normal"/>
+    <w:next w:val="Normal"/>
+    <w:uiPriority w:val="35"/>
+    <w:unhideWhenUsed/>
+    <w:qFormat/>
+    <w:rsid w:val="00AF47AE"/>
+    <w:pPr>
+      <w:spacing w:after="200" w:line="240" w:lineRule="auto"/>
+    </w:pPr>
+    <w:rPr>
+      <w:i/>
+      <w:iCs/>
+      <w:color w:val="44546A" w:themeColor="text2"/>
+      <w:sz w:val="18"/>
+      <w:szCs w:val="18"/>
+    </w:rPr>
+  </w:style>
 </w:styles>
 </file>
 

--- a/PROYECTO DIGITAL TWIN JOLEHISY ACEVEDO MEDINA.docx
+++ b/PROYECTO DIGITAL TWIN JOLEHISY ACEVEDO MEDINA.docx
@@ -210,6 +210,20 @@
           </w:r>
         </w:p>
         <w:p>
+          <w:pPr>
+            <w:pStyle w:val="TDC1"/>
+            <w:tabs>
+              <w:tab w:val="right" w:leader="dot" w:pos="10456"/>
+            </w:tabs>
+            <w:rPr>
+              <w:rFonts w:asciiTheme="minorHAnsi" w:eastAsiaTheme="minorEastAsia" w:hAnsiTheme="minorHAnsi" w:cstheme="minorBidi"/>
+              <w:noProof/>
+              <w:kern w:val="2"/>
+              <w:szCs w:val="24"/>
+              <w:lang w:eastAsia="es-ES"/>
+              <w14:ligatures w14:val="standardContextual"/>
+            </w:rPr>
+          </w:pPr>
           <w:r>
             <w:fldChar w:fldCharType="begin"/>
           </w:r>
@@ -219,14 +233,795 @@
           <w:r>
             <w:fldChar w:fldCharType="separate"/>
           </w:r>
-          <w:r>
+          <w:hyperlink w:anchor="_Toc224668007" w:history="1">
+            <w:r>
+              <w:rPr>
+                <w:rStyle w:val="Hipervnculo"/>
+                <w:noProof/>
+              </w:rPr>
+              <w:t>1. Introducción y Objetivos</w:t>
+            </w:r>
+            <w:r>
+              <w:rPr>
+                <w:noProof/>
+                <w:webHidden/>
+              </w:rPr>
+              <w:tab/>
+            </w:r>
+            <w:r>
+              <w:rPr>
+                <w:noProof/>
+                <w:webHidden/>
+              </w:rPr>
+              <w:fldChar w:fldCharType="begin"/>
+            </w:r>
+            <w:r>
+              <w:rPr>
+                <w:noProof/>
+                <w:webHidden/>
+              </w:rPr>
+              <w:instrText xml:space="preserve"> PAGEREF _Toc224668007 \h </w:instrText>
+            </w:r>
+            <w:r>
+              <w:rPr>
+                <w:noProof/>
+                <w:webHidden/>
+              </w:rPr>
+            </w:r>
+            <w:r>
+              <w:rPr>
+                <w:noProof/>
+                <w:webHidden/>
+              </w:rPr>
+              <w:fldChar w:fldCharType="separate"/>
+            </w:r>
+            <w:r>
+              <w:rPr>
+                <w:noProof/>
+                <w:webHidden/>
+              </w:rPr>
+              <w:t>3</w:t>
+            </w:r>
+            <w:r>
+              <w:rPr>
+                <w:noProof/>
+                <w:webHidden/>
+              </w:rPr>
+              <w:fldChar w:fldCharType="end"/>
+            </w:r>
+          </w:hyperlink>
+        </w:p>
+        <w:p>
+          <w:pPr>
+            <w:pStyle w:val="TDC1"/>
+            <w:tabs>
+              <w:tab w:val="right" w:leader="dot" w:pos="10456"/>
+            </w:tabs>
             <w:rPr>
-              <w:b/>
-              <w:bCs/>
+              <w:rFonts w:asciiTheme="minorHAnsi" w:eastAsiaTheme="minorEastAsia" w:hAnsiTheme="minorHAnsi" w:cstheme="minorBidi"/>
               <w:noProof/>
+              <w:kern w:val="2"/>
+              <w:szCs w:val="24"/>
+              <w:lang w:eastAsia="es-ES"/>
+              <w14:ligatures w14:val="standardContextual"/>
             </w:rPr>
-            <w:t>No se encontraron entradas de tabla de contenido.</w:t>
-          </w:r>
+          </w:pPr>
+          <w:hyperlink w:anchor="_Toc224668008" w:history="1">
+            <w:r>
+              <w:rPr>
+                <w:rStyle w:val="Hipervnculo"/>
+                <w:noProof/>
+              </w:rPr>
+              <w:t>2. Selección y Adaptación del Modelo Digital</w:t>
+            </w:r>
+            <w:r>
+              <w:rPr>
+                <w:noProof/>
+                <w:webHidden/>
+              </w:rPr>
+              <w:tab/>
+            </w:r>
+            <w:r>
+              <w:rPr>
+                <w:noProof/>
+                <w:webHidden/>
+              </w:rPr>
+              <w:fldChar w:fldCharType="begin"/>
+            </w:r>
+            <w:r>
+              <w:rPr>
+                <w:noProof/>
+                <w:webHidden/>
+              </w:rPr>
+              <w:instrText xml:space="preserve"> PAGEREF _Toc224668008 \h </w:instrText>
+            </w:r>
+            <w:r>
+              <w:rPr>
+                <w:noProof/>
+                <w:webHidden/>
+              </w:rPr>
+            </w:r>
+            <w:r>
+              <w:rPr>
+                <w:noProof/>
+                <w:webHidden/>
+              </w:rPr>
+              <w:fldChar w:fldCharType="separate"/>
+            </w:r>
+            <w:r>
+              <w:rPr>
+                <w:noProof/>
+                <w:webHidden/>
+              </w:rPr>
+              <w:t>4</w:t>
+            </w:r>
+            <w:r>
+              <w:rPr>
+                <w:noProof/>
+                <w:webHidden/>
+              </w:rPr>
+              <w:fldChar w:fldCharType="end"/>
+            </w:r>
+          </w:hyperlink>
+        </w:p>
+        <w:p>
+          <w:pPr>
+            <w:pStyle w:val="TDC2"/>
+            <w:tabs>
+              <w:tab w:val="right" w:leader="dot" w:pos="10456"/>
+            </w:tabs>
+            <w:rPr>
+              <w:rFonts w:asciiTheme="minorHAnsi" w:eastAsiaTheme="minorEastAsia" w:hAnsiTheme="minorHAnsi" w:cstheme="minorBidi"/>
+              <w:noProof/>
+              <w:kern w:val="2"/>
+              <w:szCs w:val="24"/>
+              <w:lang w:eastAsia="es-ES"/>
+              <w14:ligatures w14:val="standardContextual"/>
+            </w:rPr>
+          </w:pPr>
+          <w:hyperlink w:anchor="_Toc224668009" w:history="1">
+            <w:r>
+              <w:rPr>
+                <w:rStyle w:val="Hipervnculo"/>
+                <w:noProof/>
+              </w:rPr>
+              <w:t>2.1. Sintonización del Controlador PID Discreto</w:t>
+            </w:r>
+            <w:r>
+              <w:rPr>
+                <w:noProof/>
+                <w:webHidden/>
+              </w:rPr>
+              <w:tab/>
+            </w:r>
+            <w:r>
+              <w:rPr>
+                <w:noProof/>
+                <w:webHidden/>
+              </w:rPr>
+              <w:fldChar w:fldCharType="begin"/>
+            </w:r>
+            <w:r>
+              <w:rPr>
+                <w:noProof/>
+                <w:webHidden/>
+              </w:rPr>
+              <w:instrText xml:space="preserve"> PAGEREF _Toc224668009 \h </w:instrText>
+            </w:r>
+            <w:r>
+              <w:rPr>
+                <w:noProof/>
+                <w:webHidden/>
+              </w:rPr>
+            </w:r>
+            <w:r>
+              <w:rPr>
+                <w:noProof/>
+                <w:webHidden/>
+              </w:rPr>
+              <w:fldChar w:fldCharType="separate"/>
+            </w:r>
+            <w:r>
+              <w:rPr>
+                <w:noProof/>
+                <w:webHidden/>
+              </w:rPr>
+              <w:t>4</w:t>
+            </w:r>
+            <w:r>
+              <w:rPr>
+                <w:noProof/>
+                <w:webHidden/>
+              </w:rPr>
+              <w:fldChar w:fldCharType="end"/>
+            </w:r>
+          </w:hyperlink>
+        </w:p>
+        <w:p>
+          <w:pPr>
+            <w:pStyle w:val="TDC2"/>
+            <w:tabs>
+              <w:tab w:val="right" w:leader="dot" w:pos="10456"/>
+            </w:tabs>
+            <w:rPr>
+              <w:rFonts w:asciiTheme="minorHAnsi" w:eastAsiaTheme="minorEastAsia" w:hAnsiTheme="minorHAnsi" w:cstheme="minorBidi"/>
+              <w:noProof/>
+              <w:kern w:val="2"/>
+              <w:szCs w:val="24"/>
+              <w:lang w:eastAsia="es-ES"/>
+              <w14:ligatures w14:val="standardContextual"/>
+            </w:rPr>
+          </w:pPr>
+          <w:hyperlink w:anchor="_Toc224668010" w:history="1">
+            <w:r>
+              <w:rPr>
+                <w:rStyle w:val="Hipervnculo"/>
+                <w:noProof/>
+              </w:rPr>
+              <w:t>2.2. Modelado del Entorno Real (Fidelidad del Gemelo Digital)</w:t>
+            </w:r>
+            <w:r>
+              <w:rPr>
+                <w:noProof/>
+                <w:webHidden/>
+              </w:rPr>
+              <w:tab/>
+            </w:r>
+            <w:r>
+              <w:rPr>
+                <w:noProof/>
+                <w:webHidden/>
+              </w:rPr>
+              <w:fldChar w:fldCharType="begin"/>
+            </w:r>
+            <w:r>
+              <w:rPr>
+                <w:noProof/>
+                <w:webHidden/>
+              </w:rPr>
+              <w:instrText xml:space="preserve"> PAGEREF _Toc224668010 \h </w:instrText>
+            </w:r>
+            <w:r>
+              <w:rPr>
+                <w:noProof/>
+                <w:webHidden/>
+              </w:rPr>
+            </w:r>
+            <w:r>
+              <w:rPr>
+                <w:noProof/>
+                <w:webHidden/>
+              </w:rPr>
+              <w:fldChar w:fldCharType="separate"/>
+            </w:r>
+            <w:r>
+              <w:rPr>
+                <w:noProof/>
+                <w:webHidden/>
+              </w:rPr>
+              <w:t>6</w:t>
+            </w:r>
+            <w:r>
+              <w:rPr>
+                <w:noProof/>
+                <w:webHidden/>
+              </w:rPr>
+              <w:fldChar w:fldCharType="end"/>
+            </w:r>
+          </w:hyperlink>
+        </w:p>
+        <w:p>
+          <w:pPr>
+            <w:pStyle w:val="TDC3"/>
+            <w:tabs>
+              <w:tab w:val="right" w:leader="dot" w:pos="10456"/>
+            </w:tabs>
+            <w:rPr>
+              <w:rFonts w:asciiTheme="minorHAnsi" w:eastAsiaTheme="minorEastAsia" w:hAnsiTheme="minorHAnsi" w:cstheme="minorBidi"/>
+              <w:noProof/>
+              <w:kern w:val="2"/>
+              <w:szCs w:val="24"/>
+              <w:lang w:eastAsia="es-ES"/>
+              <w14:ligatures w14:val="standardContextual"/>
+            </w:rPr>
+          </w:pPr>
+          <w:hyperlink w:anchor="_Toc224668011" w:history="1">
+            <w:r>
+              <w:rPr>
+                <w:rStyle w:val="Hipervnculo"/>
+                <w:noProof/>
+              </w:rPr>
+              <w:t>2.2.1. Dinámica del Actuador y Respuesta Térmica</w:t>
+            </w:r>
+            <w:r>
+              <w:rPr>
+                <w:noProof/>
+                <w:webHidden/>
+              </w:rPr>
+              <w:tab/>
+            </w:r>
+            <w:r>
+              <w:rPr>
+                <w:noProof/>
+                <w:webHidden/>
+              </w:rPr>
+              <w:fldChar w:fldCharType="begin"/>
+            </w:r>
+            <w:r>
+              <w:rPr>
+                <w:noProof/>
+                <w:webHidden/>
+              </w:rPr>
+              <w:instrText xml:space="preserve"> PAGEREF _Toc224668011 \h </w:instrText>
+            </w:r>
+            <w:r>
+              <w:rPr>
+                <w:noProof/>
+                <w:webHidden/>
+              </w:rPr>
+            </w:r>
+            <w:r>
+              <w:rPr>
+                <w:noProof/>
+                <w:webHidden/>
+              </w:rPr>
+              <w:fldChar w:fldCharType="separate"/>
+            </w:r>
+            <w:r>
+              <w:rPr>
+                <w:noProof/>
+                <w:webHidden/>
+              </w:rPr>
+              <w:t>6</w:t>
+            </w:r>
+            <w:r>
+              <w:rPr>
+                <w:noProof/>
+                <w:webHidden/>
+              </w:rPr>
+              <w:fldChar w:fldCharType="end"/>
+            </w:r>
+          </w:hyperlink>
+        </w:p>
+        <w:p>
+          <w:pPr>
+            <w:pStyle w:val="TDC3"/>
+            <w:tabs>
+              <w:tab w:val="right" w:leader="dot" w:pos="10456"/>
+            </w:tabs>
+            <w:rPr>
+              <w:rFonts w:asciiTheme="minorHAnsi" w:eastAsiaTheme="minorEastAsia" w:hAnsiTheme="minorHAnsi" w:cstheme="minorBidi"/>
+              <w:noProof/>
+              <w:kern w:val="2"/>
+              <w:szCs w:val="24"/>
+              <w:lang w:eastAsia="es-ES"/>
+              <w14:ligatures w14:val="standardContextual"/>
+            </w:rPr>
+          </w:pPr>
+          <w:hyperlink w:anchor="_Toc224668012" w:history="1">
+            <w:r>
+              <w:rPr>
+                <w:rStyle w:val="Hipervnculo"/>
+                <w:noProof/>
+              </w:rPr>
+              <w:t>2.2.2. Turbulencia Atmosférica Estocástica (Mach Variable)</w:t>
+            </w:r>
+            <w:r>
+              <w:rPr>
+                <w:noProof/>
+                <w:webHidden/>
+              </w:rPr>
+              <w:tab/>
+            </w:r>
+            <w:r>
+              <w:rPr>
+                <w:noProof/>
+                <w:webHidden/>
+              </w:rPr>
+              <w:fldChar w:fldCharType="begin"/>
+            </w:r>
+            <w:r>
+              <w:rPr>
+                <w:noProof/>
+                <w:webHidden/>
+              </w:rPr>
+              <w:instrText xml:space="preserve"> PAGEREF _Toc224668012 \h </w:instrText>
+            </w:r>
+            <w:r>
+              <w:rPr>
+                <w:noProof/>
+                <w:webHidden/>
+              </w:rPr>
+            </w:r>
+            <w:r>
+              <w:rPr>
+                <w:noProof/>
+                <w:webHidden/>
+              </w:rPr>
+              <w:fldChar w:fldCharType="separate"/>
+            </w:r>
+            <w:r>
+              <w:rPr>
+                <w:noProof/>
+                <w:webHidden/>
+              </w:rPr>
+              <w:t>6</w:t>
+            </w:r>
+            <w:r>
+              <w:rPr>
+                <w:noProof/>
+                <w:webHidden/>
+              </w:rPr>
+              <w:fldChar w:fldCharType="end"/>
+            </w:r>
+          </w:hyperlink>
+        </w:p>
+        <w:p>
+          <w:pPr>
+            <w:pStyle w:val="TDC1"/>
+            <w:tabs>
+              <w:tab w:val="right" w:leader="dot" w:pos="10456"/>
+            </w:tabs>
+            <w:rPr>
+              <w:rFonts w:asciiTheme="minorHAnsi" w:eastAsiaTheme="minorEastAsia" w:hAnsiTheme="minorHAnsi" w:cstheme="minorBidi"/>
+              <w:noProof/>
+              <w:kern w:val="2"/>
+              <w:szCs w:val="24"/>
+              <w:lang w:eastAsia="es-ES"/>
+              <w14:ligatures w14:val="standardContextual"/>
+            </w:rPr>
+          </w:pPr>
+          <w:hyperlink w:anchor="_Toc224668013" w:history="1">
+            <w:r>
+              <w:rPr>
+                <w:rStyle w:val="Hipervnculo"/>
+                <w:noProof/>
+              </w:rPr>
+              <w:t>3. Arquitectura del Sistema: Subsistemas y Enmascaramiento</w:t>
+            </w:r>
+            <w:r>
+              <w:rPr>
+                <w:noProof/>
+                <w:webHidden/>
+              </w:rPr>
+              <w:tab/>
+            </w:r>
+            <w:r>
+              <w:rPr>
+                <w:noProof/>
+                <w:webHidden/>
+              </w:rPr>
+              <w:fldChar w:fldCharType="begin"/>
+            </w:r>
+            <w:r>
+              <w:rPr>
+                <w:noProof/>
+                <w:webHidden/>
+              </w:rPr>
+              <w:instrText xml:space="preserve"> PAGEREF _Toc224668013 \h </w:instrText>
+            </w:r>
+            <w:r>
+              <w:rPr>
+                <w:noProof/>
+                <w:webHidden/>
+              </w:rPr>
+            </w:r>
+            <w:r>
+              <w:rPr>
+                <w:noProof/>
+                <w:webHidden/>
+              </w:rPr>
+              <w:fldChar w:fldCharType="separate"/>
+            </w:r>
+            <w:r>
+              <w:rPr>
+                <w:noProof/>
+                <w:webHidden/>
+              </w:rPr>
+              <w:t>7</w:t>
+            </w:r>
+            <w:r>
+              <w:rPr>
+                <w:noProof/>
+                <w:webHidden/>
+              </w:rPr>
+              <w:fldChar w:fldCharType="end"/>
+            </w:r>
+          </w:hyperlink>
+        </w:p>
+        <w:p>
+          <w:pPr>
+            <w:pStyle w:val="TDC2"/>
+            <w:tabs>
+              <w:tab w:val="right" w:leader="dot" w:pos="10456"/>
+            </w:tabs>
+            <w:rPr>
+              <w:rFonts w:asciiTheme="minorHAnsi" w:eastAsiaTheme="minorEastAsia" w:hAnsiTheme="minorHAnsi" w:cstheme="minorBidi"/>
+              <w:noProof/>
+              <w:kern w:val="2"/>
+              <w:szCs w:val="24"/>
+              <w:lang w:eastAsia="es-ES"/>
+              <w14:ligatures w14:val="standardContextual"/>
+            </w:rPr>
+          </w:pPr>
+          <w:hyperlink w:anchor="_Toc224668014" w:history="1">
+            <w:r>
+              <w:rPr>
+                <w:rStyle w:val="Hipervnculo"/>
+                <w:noProof/>
+              </w:rPr>
+              <w:t>3.1. Segmentación de Componentes</w:t>
+            </w:r>
+            <w:r>
+              <w:rPr>
+                <w:noProof/>
+                <w:webHidden/>
+              </w:rPr>
+              <w:tab/>
+            </w:r>
+            <w:r>
+              <w:rPr>
+                <w:noProof/>
+                <w:webHidden/>
+              </w:rPr>
+              <w:fldChar w:fldCharType="begin"/>
+            </w:r>
+            <w:r>
+              <w:rPr>
+                <w:noProof/>
+                <w:webHidden/>
+              </w:rPr>
+              <w:instrText xml:space="preserve"> PAGEREF _Toc224668014 \h </w:instrText>
+            </w:r>
+            <w:r>
+              <w:rPr>
+                <w:noProof/>
+                <w:webHidden/>
+              </w:rPr>
+            </w:r>
+            <w:r>
+              <w:rPr>
+                <w:noProof/>
+                <w:webHidden/>
+              </w:rPr>
+              <w:fldChar w:fldCharType="separate"/>
+            </w:r>
+            <w:r>
+              <w:rPr>
+                <w:noProof/>
+                <w:webHidden/>
+              </w:rPr>
+              <w:t>7</w:t>
+            </w:r>
+            <w:r>
+              <w:rPr>
+                <w:noProof/>
+                <w:webHidden/>
+              </w:rPr>
+              <w:fldChar w:fldCharType="end"/>
+            </w:r>
+          </w:hyperlink>
+        </w:p>
+        <w:p>
+          <w:pPr>
+            <w:pStyle w:val="TDC2"/>
+            <w:tabs>
+              <w:tab w:val="right" w:leader="dot" w:pos="10456"/>
+            </w:tabs>
+            <w:rPr>
+              <w:rFonts w:asciiTheme="minorHAnsi" w:eastAsiaTheme="minorEastAsia" w:hAnsiTheme="minorHAnsi" w:cstheme="minorBidi"/>
+              <w:noProof/>
+              <w:kern w:val="2"/>
+              <w:szCs w:val="24"/>
+              <w:lang w:eastAsia="es-ES"/>
+              <w14:ligatures w14:val="standardContextual"/>
+            </w:rPr>
+          </w:pPr>
+          <w:hyperlink w:anchor="_Toc224668015" w:history="1">
+            <w:r>
+              <w:rPr>
+                <w:rStyle w:val="Hipervnculo"/>
+                <w:noProof/>
+              </w:rPr>
+              <w:t>3.2. Diseño de la Máscara de Control</w:t>
+            </w:r>
+            <w:r>
+              <w:rPr>
+                <w:noProof/>
+                <w:webHidden/>
+              </w:rPr>
+              <w:tab/>
+            </w:r>
+            <w:r>
+              <w:rPr>
+                <w:noProof/>
+                <w:webHidden/>
+              </w:rPr>
+              <w:fldChar w:fldCharType="begin"/>
+            </w:r>
+            <w:r>
+              <w:rPr>
+                <w:noProof/>
+                <w:webHidden/>
+              </w:rPr>
+              <w:instrText xml:space="preserve"> PAGEREF _Toc224668015 \h </w:instrText>
+            </w:r>
+            <w:r>
+              <w:rPr>
+                <w:noProof/>
+                <w:webHidden/>
+              </w:rPr>
+            </w:r>
+            <w:r>
+              <w:rPr>
+                <w:noProof/>
+                <w:webHidden/>
+              </w:rPr>
+              <w:fldChar w:fldCharType="separate"/>
+            </w:r>
+            <w:r>
+              <w:rPr>
+                <w:noProof/>
+                <w:webHidden/>
+              </w:rPr>
+              <w:t>8</w:t>
+            </w:r>
+            <w:r>
+              <w:rPr>
+                <w:noProof/>
+                <w:webHidden/>
+              </w:rPr>
+              <w:fldChar w:fldCharType="end"/>
+            </w:r>
+          </w:hyperlink>
+        </w:p>
+        <w:p>
+          <w:pPr>
+            <w:pStyle w:val="TDC2"/>
+            <w:tabs>
+              <w:tab w:val="right" w:leader="dot" w:pos="10456"/>
+            </w:tabs>
+            <w:rPr>
+              <w:rFonts w:asciiTheme="minorHAnsi" w:eastAsiaTheme="minorEastAsia" w:hAnsiTheme="minorHAnsi" w:cstheme="minorBidi"/>
+              <w:noProof/>
+              <w:kern w:val="2"/>
+              <w:szCs w:val="24"/>
+              <w:lang w:eastAsia="es-ES"/>
+              <w14:ligatures w14:val="standardContextual"/>
+            </w:rPr>
+          </w:pPr>
+          <w:hyperlink w:anchor="_Toc224668016" w:history="1">
+            <w:r>
+              <w:rPr>
+                <w:rStyle w:val="Hipervnculo"/>
+                <w:noProof/>
+              </w:rPr>
+              <w:t>3.3. Interfaz de Señales</w:t>
+            </w:r>
+            <w:r>
+              <w:rPr>
+                <w:noProof/>
+                <w:webHidden/>
+              </w:rPr>
+              <w:tab/>
+            </w:r>
+            <w:r>
+              <w:rPr>
+                <w:noProof/>
+                <w:webHidden/>
+              </w:rPr>
+              <w:fldChar w:fldCharType="begin"/>
+            </w:r>
+            <w:r>
+              <w:rPr>
+                <w:noProof/>
+                <w:webHidden/>
+              </w:rPr>
+              <w:instrText xml:space="preserve"> PAGEREF _Toc224668016 \h </w:instrText>
+            </w:r>
+            <w:r>
+              <w:rPr>
+                <w:noProof/>
+                <w:webHidden/>
+              </w:rPr>
+            </w:r>
+            <w:r>
+              <w:rPr>
+                <w:noProof/>
+                <w:webHidden/>
+              </w:rPr>
+              <w:fldChar w:fldCharType="separate"/>
+            </w:r>
+            <w:r>
+              <w:rPr>
+                <w:noProof/>
+                <w:webHidden/>
+              </w:rPr>
+              <w:t>8</w:t>
+            </w:r>
+            <w:r>
+              <w:rPr>
+                <w:noProof/>
+                <w:webHidden/>
+              </w:rPr>
+              <w:fldChar w:fldCharType="end"/>
+            </w:r>
+          </w:hyperlink>
+        </w:p>
+        <w:p>
+          <w:pPr>
+            <w:pStyle w:val="TDC2"/>
+            <w:tabs>
+              <w:tab w:val="right" w:leader="dot" w:pos="10456"/>
+            </w:tabs>
+            <w:rPr>
+              <w:rFonts w:asciiTheme="minorHAnsi" w:eastAsiaTheme="minorEastAsia" w:hAnsiTheme="minorHAnsi" w:cstheme="minorBidi"/>
+              <w:noProof/>
+              <w:kern w:val="2"/>
+              <w:szCs w:val="24"/>
+              <w:lang w:eastAsia="es-ES"/>
+              <w14:ligatures w14:val="standardContextual"/>
+            </w:rPr>
+          </w:pPr>
+          <w:hyperlink w:anchor="_Toc224668017" w:history="1">
+            <w:r>
+              <w:rPr>
+                <w:rStyle w:val="Hipervnculo"/>
+                <w:noProof/>
+              </w:rPr>
+              <w:t>2.2.2. Simulación de Descenso Dinámico (Variación de Densidad)</w:t>
+            </w:r>
+            <w:r>
+              <w:rPr>
+                <w:noProof/>
+                <w:webHidden/>
+              </w:rPr>
+              <w:tab/>
+            </w:r>
+            <w:r>
+              <w:rPr>
+                <w:noProof/>
+                <w:webHidden/>
+              </w:rPr>
+              <w:fldChar w:fldCharType="begin"/>
+            </w:r>
+            <w:r>
+              <w:rPr>
+                <w:noProof/>
+                <w:webHidden/>
+              </w:rPr>
+              <w:instrText xml:space="preserve"> PAGEREF _Toc224668017 \h </w:instrText>
+            </w:r>
+            <w:r>
+              <w:rPr>
+                <w:noProof/>
+                <w:webHidden/>
+              </w:rPr>
+            </w:r>
+            <w:r>
+              <w:rPr>
+                <w:noProof/>
+                <w:webHidden/>
+              </w:rPr>
+              <w:fldChar w:fldCharType="separate"/>
+            </w:r>
+            <w:r>
+              <w:rPr>
+                <w:noProof/>
+                <w:webHidden/>
+              </w:rPr>
+              <w:t>9</w:t>
+            </w:r>
+            <w:r>
+              <w:rPr>
+                <w:noProof/>
+                <w:webHidden/>
+              </w:rPr>
+              <w:fldChar w:fldCharType="end"/>
+            </w:r>
+          </w:hyperlink>
+        </w:p>
+        <w:p>
           <w:r>
             <w:rPr>
               <w:b/>
@@ -245,16 +1040,19 @@
     <w:p>
       <w:pPr>
         <w:pStyle w:val="Ttulo1"/>
-        <w:numPr>
-          <w:ilvl w:val="0"/>
-          <w:numId w:val="2"/>
-        </w:numPr>
         <w:spacing w:afterAutospacing="0"/>
-        <w:ind w:left="284" w:hanging="284"/>
-      </w:pPr>
+      </w:pPr>
+      <w:bookmarkStart w:id="0" w:name="_Toc224668007"/>
+      <w:r>
+        <w:t>1.</w:t>
+      </w:r>
+      <w:r>
+        <w:t xml:space="preserve"> </w:t>
+      </w:r>
       <w:r>
         <w:t>Introducción y Objetivos</w:t>
       </w:r>
+      <w:bookmarkEnd w:id="0"/>
     </w:p>
     <w:p>
       <w:pPr>
@@ -265,13 +1063,47 @@
       <w:r>
         <w:t>El presente proyecto tiene como objetivo el diseño, implementación y validación de un sistema de control digital de empuje (FADEC) para un motor de aviación mediante un modelo de turbina de gas comercial (</w:t>
       </w:r>
+      <w:proofErr w:type="spellStart"/>
       <w:r>
         <w:rPr>
           <w:i/>
           <w:iCs/>
         </w:rPr>
-        <w:t>Turbofan Engine System</w:t>
-      </w:r>
+        <w:t>Turbofan</w:t>
+      </w:r>
+      <w:proofErr w:type="spellEnd"/>
+      <w:r>
+        <w:rPr>
+          <w:i/>
+          <w:iCs/>
+        </w:rPr>
+        <w:t xml:space="preserve"> </w:t>
+      </w:r>
+      <w:proofErr w:type="spellStart"/>
+      <w:r>
+        <w:rPr>
+          <w:i/>
+          <w:iCs/>
+        </w:rPr>
+        <w:t>Engine</w:t>
+      </w:r>
+      <w:proofErr w:type="spellEnd"/>
+      <w:r>
+        <w:rPr>
+          <w:i/>
+          <w:iCs/>
+        </w:rPr>
+        <w:t xml:space="preserve"> </w:t>
+      </w:r>
+      <w:proofErr w:type="spellStart"/>
+      <w:r>
+        <w:rPr>
+          <w:i/>
+          <w:iCs/>
+        </w:rPr>
+        <w:t>System</w:t>
+      </w:r>
+      <w:proofErr w:type="spellEnd"/>
       <w:r>
         <w:t>). El trabajo se ha estructurado para dar respuesta a los requisitos técnicos del programa, evolucionando un modelo termodinámico hacia un "Digital Twin" de alta fidelidad.</w:t>
       </w:r>
@@ -420,8 +1252,19 @@
           <w:sz w:val="24"/>
           <w:szCs w:val="24"/>
         </w:rPr>
-        <w:t>.slxp</w:t>
-      </w:r>
+        <w:t>.</w:t>
+      </w:r>
+      <w:proofErr w:type="spellStart"/>
+      <w:r>
+        <w:rPr>
+          <w:rStyle w:val="CdigoHTML"/>
+          <w:rFonts w:ascii="Times New Roman" w:eastAsiaTheme="majorEastAsia" w:hAnsi="Times New Roman" w:cs="Times New Roman"/>
+          <w:sz w:val="24"/>
+          <w:szCs w:val="24"/>
+        </w:rPr>
+        <w:t>slxp</w:t>
+      </w:r>
+      <w:proofErr w:type="spellEnd"/>
       <w:r>
         <w:t>), permitiendo realizar pruebas de rendimiento ante cambios de referencias de vuelo sin exponer la propiedad intelectual del diseño.</w:t>
       </w:r>
@@ -511,23 +1354,67 @@
         <w:pStyle w:val="Ttulo1"/>
         <w:spacing w:afterAutospacing="0"/>
       </w:pPr>
+      <w:bookmarkStart w:id="1" w:name="_Toc224668008"/>
       <w:r>
         <w:t>2. Selección y Adaptación del Modelo Digital</w:t>
       </w:r>
+      <w:bookmarkEnd w:id="1"/>
     </w:p>
     <w:p>
       <w:r>
         <w:t xml:space="preserve">Para este proyecto se ha seleccionado el modelo de referencia de la librería </w:t>
       </w:r>
+      <w:proofErr w:type="spellStart"/>
       <w:r>
         <w:rPr>
           <w:i/>
           <w:iCs/>
         </w:rPr>
-        <w:t>Aerospace Blockset</w:t>
-      </w:r>
-      <w:r>
-        <w:t xml:space="preserve"> de Simulink (Turbofan Engine System). Este bloque representa la física continua y no lineal de una turbina de gas. Sin embargo, para cumplir con los objetivos de control digital específicos y acercar la simulación a la realidad del hardware de a bordo, se han realizado las siguientes adaptaciones:</w:t>
+        <w:t>Aerospace</w:t>
+      </w:r>
+      <w:proofErr w:type="spellEnd"/>
+      <w:r>
+        <w:rPr>
+          <w:i/>
+          <w:iCs/>
+        </w:rPr>
+        <w:t xml:space="preserve"> </w:t>
+      </w:r>
+      <w:proofErr w:type="spellStart"/>
+      <w:r>
+        <w:rPr>
+          <w:i/>
+          <w:iCs/>
+        </w:rPr>
+        <w:t>Blockset</w:t>
+      </w:r>
+      <w:proofErr w:type="spellEnd"/>
+      <w:r>
+        <w:t xml:space="preserve"> de Simulink (</w:t>
+      </w:r>
+      <w:proofErr w:type="spellStart"/>
+      <w:r>
+        <w:t>Turbofan</w:t>
+      </w:r>
+      <w:proofErr w:type="spellEnd"/>
+      <w:r>
+        <w:t xml:space="preserve"> </w:t>
+      </w:r>
+      <w:proofErr w:type="spellStart"/>
+      <w:r>
+        <w:t>Engine</w:t>
+      </w:r>
+      <w:proofErr w:type="spellEnd"/>
+      <w:r>
+        <w:t xml:space="preserve"> </w:t>
+      </w:r>
+      <w:proofErr w:type="spellStart"/>
+      <w:r>
+        <w:t>System</w:t>
+      </w:r>
+      <w:proofErr w:type="spellEnd"/>
+      <w:r>
+        <w:t>). Este bloque representa la física continua y no lineal de una turbina de gas. Sin embargo, para cumplir con los objetivos de control digital específicos y acercar la simulación a la realidad del hardware de a bordo, se han realizado las siguientes adaptaciones:</w:t>
       </w:r>
     </w:p>
     <w:p>
@@ -552,11 +1439,28 @@
           <w:b/>
           <w:bCs/>
         </w:rPr>
-        <w:t>Zero-Order Hold (ZOH)</w:t>
+        <w:t>Zero-</w:t>
+      </w:r>
+      <w:proofErr w:type="spellStart"/>
+      <w:r>
+        <w:rPr>
+          <w:b/>
+          <w:bCs/>
+        </w:rPr>
+        <w:t>Order</w:t>
+      </w:r>
+      <w:proofErr w:type="spellEnd"/>
+      <w:r>
+        <w:rPr>
+          <w:b/>
+          <w:bCs/>
+        </w:rPr>
+        <w:t xml:space="preserve"> Hold (ZOH)</w:t>
       </w:r>
       <w:r>
         <w:t xml:space="preserve"> en el lazo de realimentación del empuje (</w:t>
       </w:r>
+      <w:proofErr w:type="spellStart"/>
       <w:r>
         <w:rPr>
           <w:i/>
@@ -564,16 +1468,72 @@
         </w:rPr>
         <w:t>Thrust</w:t>
       </w:r>
-      <w:r>
-        <w:t xml:space="preserve">). Este bloque actúa como el conversor analógico-digital del sistema, muestreando la señal física a una frecuencia de 100 Hz ($T_s = 0.01$ s). El controlador PID se ha sincronizado a esta misma frecuencia para evitar la pérdida de datos y crear un sistema de control </w:t>
-      </w:r>
+      <w:proofErr w:type="spellEnd"/>
+      <w:r>
+        <w:t>). Este bloque actúa como el conversor analógico-digital del sistema, muestreando la señal física a una frecuencia de 100 Hz (</w:t>
+      </w:r>
+      <m:oMath>
+        <m:sSub>
+          <m:sSubPr>
+            <m:ctrlPr>
+              <w:rPr>
+                <w:rFonts w:ascii="Cambria Math" w:hAnsi="Cambria Math"/>
+                <w:i/>
+              </w:rPr>
+            </m:ctrlPr>
+          </m:sSubPr>
+          <m:e>
+            <m:r>
+              <w:rPr>
+                <w:rFonts w:ascii="Cambria Math" w:hAnsi="Cambria Math"/>
+              </w:rPr>
+              <m:t>T</m:t>
+            </m:r>
+          </m:e>
+          <m:sub>
+            <m:r>
+              <w:rPr>
+                <w:rFonts w:ascii="Cambria Math" w:hAnsi="Cambria Math"/>
+              </w:rPr>
+              <m:t>s</m:t>
+            </m:r>
+          </m:sub>
+        </m:sSub>
+        <m:r>
+          <w:rPr>
+            <w:rFonts w:ascii="Cambria Math" w:hAnsi="Cambria Math"/>
+          </w:rPr>
+          <m:t>=0.01</m:t>
+        </m:r>
+      </m:oMath>
+      <w:r>
+        <w:t xml:space="preserve"> s). El controlador PID se ha sincronizado a esta misma frecuencia para evitar la pérdida de datos y crear un sistema de control </w:t>
+      </w:r>
+      <w:proofErr w:type="gramStart"/>
       <w:r>
         <w:rPr>
           <w:i/>
           <w:iCs/>
         </w:rPr>
-        <w:t>single-rate</w:t>
-      </w:r>
+        <w:t>single</w:t>
+      </w:r>
+      <w:proofErr w:type="gramEnd"/>
+      <w:r>
+        <w:rPr>
+          <w:i/>
+          <w:iCs/>
+        </w:rPr>
+        <w:t>-</w:t>
+      </w:r>
+      <w:proofErr w:type="spellStart"/>
+      <w:r>
+        <w:rPr>
+          <w:i/>
+          <w:iCs/>
+        </w:rPr>
+        <w:t>rate</w:t>
+      </w:r>
+      <w:proofErr w:type="spellEnd"/>
       <w:r>
         <w:t>.</w:t>
       </w:r>
@@ -590,7 +1550,23 @@
           <w:b/>
           <w:bCs/>
         </w:rPr>
-        <w:t>Limitaciones Físicas del Actuador (Saturación y Anti-windup):</w:t>
+        <w:t xml:space="preserve">Limitaciones Físicas del Actuador (Saturación y </w:t>
+      </w:r>
+      <w:proofErr w:type="spellStart"/>
+      <w:r>
+        <w:rPr>
+          <w:b/>
+          <w:bCs/>
+        </w:rPr>
+        <w:t>Anti-windup</w:t>
+      </w:r>
+      <w:proofErr w:type="spellEnd"/>
+      <w:r>
+        <w:rPr>
+          <w:b/>
+          <w:bCs/>
+        </w:rPr>
+        <w:t>):</w:t>
       </w:r>
       <w:r>
         <w:t xml:space="preserve"> La variable manipulada por el controlador es la posición de la válvula de combustible (</w:t>
@@ -605,6 +1581,7 @@
       <w:r>
         <w:t xml:space="preserve">). Físicamente, esta válvula tiene un recorrido limitado entre el cierre casi total y la apertura máxima. Por ello, se ha configurado la salida del PID Discreto con una saturación estricta entre 0 y 1. Adicionalmente, se ha activado el mecanismo </w:t>
       </w:r>
+      <w:proofErr w:type="spellStart"/>
       <w:r>
         <w:rPr>
           <w:i/>
@@ -612,9 +1589,11 @@
         </w:rPr>
         <w:t>Anti-windup</w:t>
       </w:r>
+      <w:proofErr w:type="spellEnd"/>
       <w:r>
         <w:t xml:space="preserve"> (método </w:t>
       </w:r>
+      <w:proofErr w:type="spellStart"/>
       <w:r>
         <w:rPr>
           <w:i/>
@@ -622,6 +1601,7 @@
         </w:rPr>
         <w:t>clamping</w:t>
       </w:r>
+      <w:proofErr w:type="spellEnd"/>
       <w:r>
         <w:t>) para evitar que el término integral se acumule al infinito cuando el actuador alcanza su límite físico, garantizando la estabilidad del sistema frente a grandes errores de consigna.</w:t>
       </w:r>
@@ -709,14 +1689,25 @@
       <w:pPr>
         <w:pStyle w:val="Ttulo2"/>
       </w:pPr>
+      <w:bookmarkStart w:id="2" w:name="_Toc224668009"/>
       <w:r>
         <w:t>2.1. Sintonización del Controlador PID Discreto</w:t>
       </w:r>
-    </w:p>
-    <w:p>
-      <w:r>
-        <w:t xml:space="preserve">El ajuste de las ganancias del controlador se ha realizado priorizando la estabilidad absoluta y la integridad física de la turbina. En la industria aeroespacial, un exceso de inyección de combustible (sobreoscilación u </w:t>
-      </w:r>
+      <w:bookmarkEnd w:id="2"/>
+    </w:p>
+    <w:p>
+      <w:r>
+        <w:t>El ajuste de las ganancias del controlador se ha realizado priorizando la estabilidad absoluta y la integridad física de la turbina. En la industria aeroespacial, un exceso de inyección de combustible (</w:t>
+      </w:r>
+      <w:proofErr w:type="spellStart"/>
+      <w:r>
+        <w:t>sobreoscilación</w:t>
+      </w:r>
+      <w:proofErr w:type="spellEnd"/>
+      <w:r>
+        <w:t xml:space="preserve"> u </w:t>
+      </w:r>
+      <w:proofErr w:type="spellStart"/>
       <w:r>
         <w:rPr>
           <w:i/>
@@ -724,6 +1715,7 @@
         </w:rPr>
         <w:t>overshoot</w:t>
       </w:r>
+      <w:proofErr w:type="spellEnd"/>
       <w:r>
         <w:t>) provoca picos de temperatura en los gases de escape que pueden fundir los álabes de la turbina. Por tanto, el objetivo principal de la sintonización ha sido obtener una respuesta suave, sin picos, y con un error en régimen permanente nulo.</w:t>
       </w:r>
@@ -826,6 +1818,7 @@
       <w:r>
         <w:t xml:space="preserve"> Gracias a las ganancias seleccionadas y al uso del método </w:t>
       </w:r>
+      <w:proofErr w:type="spellStart"/>
       <w:r>
         <w:rPr>
           <w:i/>
@@ -833,8 +1826,1301 @@
         </w:rPr>
         <w:t>Anti-windup</w:t>
       </w:r>
-      <w:r>
-        <w:t xml:space="preserve"> (Clamping), el integrador no se satura durante la fase de aceleración inicial, garantizando que la válvula se abra al máximo permitido solo durante el tiempo estrictamente necesario.</w:t>
+      <w:proofErr w:type="spellEnd"/>
+      <w:r>
+        <w:t xml:space="preserve"> (</w:t>
+      </w:r>
+      <w:proofErr w:type="spellStart"/>
+      <w:r>
+        <w:t>Clamping</w:t>
+      </w:r>
+      <w:proofErr w:type="spellEnd"/>
+      <w:r>
+        <w:t>), el integrador no se satura durante la fase de aceleración inicial, garantizando que la válvula se abra al máximo permitido solo durante el tiempo estrictamente necesario.</w:t>
+      </w:r>
+    </w:p>
+    <w:p>
+      <w:pPr>
+        <w:keepNext/>
+        <w:spacing w:after="0" w:afterAutospacing="0"/>
+        <w:jc w:val="center"/>
+      </w:pPr>
+      <w:r>
+        <w:drawing>
+          <wp:inline distT="0" distB="0" distL="0" distR="0" wp14:anchorId="0C43BCD2" wp14:editId="6302142F">
+            <wp:extent cx="6645910" cy="3447415"/>
+            <wp:effectExtent l="19050" t="19050" r="21590" b="19685"/>
+            <wp:docPr id="743721989" name="Imagen 1"/>
+            <wp:cNvGraphicFramePr>
+              <a:graphicFrameLocks xmlns:a="http://schemas.openxmlformats.org/drawingml/2006/main" noChangeAspect="1"/>
+            </wp:cNvGraphicFramePr>
+            <a:graphic xmlns:a="http://schemas.openxmlformats.org/drawingml/2006/main">
+              <a:graphicData uri="http://schemas.openxmlformats.org/drawingml/2006/picture">
+                <pic:pic xmlns:pic="http://schemas.openxmlformats.org/drawingml/2006/picture">
+                  <pic:nvPicPr>
+                    <pic:cNvPr id="743721989" name=""/>
+                    <pic:cNvPicPr/>
+                  </pic:nvPicPr>
+                  <pic:blipFill>
+                    <a:blip r:embed="rId11"/>
+                    <a:stretch>
+                      <a:fillRect/>
+                    </a:stretch>
+                  </pic:blipFill>
+                  <pic:spPr>
+                    <a:xfrm>
+                      <a:off x="0" y="0"/>
+                      <a:ext cx="6645910" cy="3447415"/>
+                    </a:xfrm>
+                    <a:prstGeom prst="rect">
+                      <a:avLst/>
+                    </a:prstGeom>
+                    <a:ln>
+                      <a:solidFill>
+                        <a:schemeClr val="tx1"/>
+                      </a:solidFill>
+                    </a:ln>
+                  </pic:spPr>
+                </pic:pic>
+              </a:graphicData>
+            </a:graphic>
+          </wp:inline>
+        </w:drawing>
+      </w:r>
+    </w:p>
+    <w:p>
+      <w:pPr>
+        <w:pStyle w:val="Descripcin"/>
+        <w:jc w:val="center"/>
+      </w:pPr>
+      <w:r>
+        <w:t xml:space="preserve">Figura </w:t>
+      </w:r>
+      <w:r>
+        <w:fldChar w:fldCharType="begin"/>
+      </w:r>
+      <w:r>
+        <w:instrText xml:space="preserve"> SEQ Figura \* ARABIC </w:instrText>
+      </w:r>
+      <w:r>
+        <w:fldChar w:fldCharType="separate"/>
+      </w:r>
+      <w:r>
+        <w:rPr>
+          <w:noProof/>
+        </w:rPr>
+        <w:t>3</w:t>
+      </w:r>
+      <w:r>
+        <w:fldChar w:fldCharType="end"/>
+      </w:r>
+      <w:r>
+        <w:t>. Sintonización y adecuación del PID</w:t>
+      </w:r>
+    </w:p>
+    <w:p>
+      <w:pPr>
+        <w:keepNext/>
+        <w:spacing w:after="0" w:afterAutospacing="0"/>
+        <w:jc w:val="center"/>
+      </w:pPr>
+      <w:r>
+        <w:drawing>
+          <wp:inline distT="0" distB="0" distL="0" distR="0" wp14:anchorId="1397B2E8" wp14:editId="0476486D">
+            <wp:extent cx="5395011" cy="2608843"/>
+            <wp:effectExtent l="19050" t="19050" r="15240" b="20320"/>
+            <wp:docPr id="1620197427" name="Imagen 1"/>
+            <wp:cNvGraphicFramePr>
+              <a:graphicFrameLocks xmlns:a="http://schemas.openxmlformats.org/drawingml/2006/main" noChangeAspect="1"/>
+            </wp:cNvGraphicFramePr>
+            <a:graphic xmlns:a="http://schemas.openxmlformats.org/drawingml/2006/main">
+              <a:graphicData uri="http://schemas.openxmlformats.org/drawingml/2006/picture">
+                <pic:pic xmlns:pic="http://schemas.openxmlformats.org/drawingml/2006/picture">
+                  <pic:nvPicPr>
+                    <pic:cNvPr id="1620197427" name=""/>
+                    <pic:cNvPicPr/>
+                  </pic:nvPicPr>
+                  <pic:blipFill>
+                    <a:blip r:embed="rId12"/>
+                    <a:stretch>
+                      <a:fillRect/>
+                    </a:stretch>
+                  </pic:blipFill>
+                  <pic:spPr>
+                    <a:xfrm>
+                      <a:off x="0" y="0"/>
+                      <a:ext cx="5413666" cy="2617864"/>
+                    </a:xfrm>
+                    <a:prstGeom prst="rect">
+                      <a:avLst/>
+                    </a:prstGeom>
+                    <a:ln>
+                      <a:solidFill>
+                        <a:schemeClr val="tx1"/>
+                      </a:solidFill>
+                    </a:ln>
+                  </pic:spPr>
+                </pic:pic>
+              </a:graphicData>
+            </a:graphic>
+          </wp:inline>
+        </w:drawing>
+      </w:r>
+    </w:p>
+    <w:p>
+      <w:pPr>
+        <w:pStyle w:val="Descripcin"/>
+        <w:jc w:val="center"/>
+      </w:pPr>
+      <w:r>
+        <w:t xml:space="preserve">Figura </w:t>
+      </w:r>
+      <w:r>
+        <w:fldChar w:fldCharType="begin"/>
+      </w:r>
+      <w:r>
+        <w:instrText xml:space="preserve"> SEQ Figura \* ARABIC </w:instrText>
+      </w:r>
+      <w:r>
+        <w:fldChar w:fldCharType="separate"/>
+      </w:r>
+      <w:r>
+        <w:rPr>
+          <w:noProof/>
+        </w:rPr>
+        <w:t>4</w:t>
+      </w:r>
+      <w:r>
+        <w:fldChar w:fldCharType="end"/>
+      </w:r>
+      <w:r>
+        <w:t>. Respuesta del sistema con el PID sintonizado</w:t>
+      </w:r>
+    </w:p>
+    <w:p>
+      <w:pPr>
+        <w:pStyle w:val="Ttulo2"/>
+      </w:pPr>
+      <w:bookmarkStart w:id="3" w:name="_Toc224668010"/>
+      <w:r>
+        <w:t>2.2. Modelado del Entorno Real (Fidelidad del Gemelo Digital)</w:t>
+      </w:r>
+      <w:bookmarkEnd w:id="3"/>
+    </w:p>
+    <w:p>
+      <w:r>
+        <w:t>Para que el modelo no sea una simulación ideal, se ha dotado al sistema de una arquitectura de alta fidelidad que reproduce las condiciones físicas y ambientales de un vuelo real. Este apartado detalla los elementos de realismo inyectados en el modelo.</w:t>
+      </w:r>
+    </w:p>
+    <w:p>
+      <w:pPr>
+        <w:pStyle w:val="Ttulo3"/>
+        <w:spacing w:afterAutospacing="0"/>
+      </w:pPr>
+      <w:bookmarkStart w:id="4" w:name="_Toc224668011"/>
+      <w:r>
+        <w:t>2.2.1. Dinámica del Actuador y Respuesta Térmica</w:t>
+      </w:r>
+      <w:bookmarkEnd w:id="4"/>
+    </w:p>
+    <w:p>
+      <w:r>
+        <w:t>Se ha integrado una función de transferencia de primer orden (</w:t>
+      </w:r>
+      <m:oMath>
+        <m:f>
+          <m:fPr>
+            <m:ctrlPr>
+              <w:rPr>
+                <w:rFonts w:ascii="Cambria Math" w:hAnsi="Cambria Math"/>
+              </w:rPr>
+            </m:ctrlPr>
+          </m:fPr>
+          <m:num>
+            <m:r>
+              <w:rPr>
+                <w:rFonts w:ascii="Cambria Math" w:hAnsi="Cambria Math"/>
+              </w:rPr>
+              <m:t>1</m:t>
+            </m:r>
+            <m:ctrlPr>
+              <w:rPr>
+                <w:rFonts w:ascii="Cambria Math" w:hAnsi="Cambria Math"/>
+                <w:i/>
+              </w:rPr>
+            </m:ctrlPr>
+          </m:num>
+          <m:den>
+            <m:r>
+              <w:rPr>
+                <w:rFonts w:ascii="Cambria Math" w:hAnsi="Cambria Math"/>
+              </w:rPr>
+              <m:t>0.5s+1</m:t>
+            </m:r>
+            <m:ctrlPr>
+              <w:rPr>
+                <w:rFonts w:ascii="Cambria Math" w:hAnsi="Cambria Math"/>
+                <w:i/>
+              </w:rPr>
+            </m:ctrlPr>
+          </m:den>
+        </m:f>
+      </m:oMath>
+      <w:r>
+        <w:t>) entre el controlador FADEC y la turbina. Esto modela la inercia mecánica de la válvula de combustible y el retardo térmico de la cámara de combustión.</w:t>
+      </w:r>
+    </w:p>
+    <w:p>
+      <w:pPr>
+        <w:numPr>
+          <w:ilvl w:val="0"/>
+          <w:numId w:val="11"/>
+        </w:numPr>
+      </w:pPr>
+      <w:r>
+        <w:rPr>
+          <w:b/>
+          <w:bCs/>
+        </w:rPr>
+        <w:t>Propósito:</w:t>
+      </w:r>
+      <w:r>
+        <w:t xml:space="preserve"> Evitar respuestas instantáneas físicamente imposibles y obligar al PID a gestionar un sistema con retardo</w:t>
+      </w:r>
+      <w:r>
+        <w:t>.</w:t>
+      </w:r>
+    </w:p>
+    <w:p>
+      <w:pPr>
+        <w:pStyle w:val="Ttulo3"/>
+        <w:spacing w:before="0" w:afterAutospacing="0"/>
+      </w:pPr>
+      <w:bookmarkStart w:id="5" w:name="_Toc224668012"/>
+      <w:r>
+        <w:t>2.2.2. Turbulencia Atmosférica Estocástica (Mach Variable)</w:t>
+      </w:r>
+      <w:bookmarkEnd w:id="5"/>
+    </w:p>
+    <w:p>
+      <w:r>
+        <w:t>En lugar de un Número de Mach estático, el motor se ha expuesto a un flujo de aire variable. Utilizando un generador de ruido aleatorio filtrado, se simula la turbulencia de pequeña escala.</w:t>
+      </w:r>
+    </w:p>
+    <w:p>
+      <w:pPr>
+        <w:numPr>
+          <w:ilvl w:val="0"/>
+          <w:numId w:val="12"/>
+        </w:numPr>
+      </w:pPr>
+      <w:r>
+        <w:rPr>
+          <w:b/>
+          <w:bCs/>
+        </w:rPr>
+        <w:t>Efecto:</w:t>
+      </w:r>
+      <w:r>
+        <w:t xml:space="preserve"> El sistema experimenta variaciones continuas en la presión dinámica de entrada, obligando al PID a realizar </w:t>
+      </w:r>
+      <w:proofErr w:type="spellStart"/>
+      <w:r>
+        <w:t>micro-ajustes</w:t>
+      </w:r>
+      <w:proofErr w:type="spellEnd"/>
+      <w:r>
+        <w:t xml:space="preserve"> permanentes en el </w:t>
+      </w:r>
+      <w:r>
+        <w:rPr>
+          <w:i/>
+          <w:iCs/>
+        </w:rPr>
+        <w:t>throttle</w:t>
+      </w:r>
+      <w:r>
+        <w:t xml:space="preserve"> para estabilizar el empuje.</w:t>
+      </w:r>
+    </w:p>
+    <w:p>
+      <w:pPr>
+        <w:pStyle w:val="Ttulo3"/>
+      </w:pPr>
+      <w:r>
+        <w:t>2.2.3. Estabilidad en Atmósfera No Perturbada (Altitud Dinámica)</w:t>
+      </w:r>
+    </w:p>
+    <w:p>
+      <w:r>
+        <w:t>Se ha modelado la altitud combinando una base estática (10.000 m) con una componente senoidal de baja frecuencia. Esto representa las corrientes térmicas y ondas de montaña que provocan cambios sutiles en la densidad del aire.</w:t>
+      </w:r>
+    </w:p>
+    <w:p>
+      <w:pPr>
+        <w:numPr>
+          <w:ilvl w:val="0"/>
+          <w:numId w:val="13"/>
+        </w:numPr>
+      </w:pPr>
+      <w:r>
+        <w:rPr>
+          <w:b/>
+          <w:bCs/>
+        </w:rPr>
+        <w:t>Resultado:</w:t>
+      </w:r>
+      <w:r>
+        <w:t xml:space="preserve"> El controlador demuestra su capacidad de seguimiento dinámico, compensando los cambios de densidad para mantener los 8.000 N constantes.</w:t>
+      </w:r>
+    </w:p>
+    <w:p>
+      <w:pPr>
+        <w:pStyle w:val="Ttulo3"/>
+        <w:spacing w:afterAutospacing="0"/>
+      </w:pPr>
+      <w:r>
+        <w:t>2.2.4. Digitalización y Ruido de Medida (ADC/Sensores)</w:t>
+      </w:r>
+    </w:p>
+    <w:p>
+      <w:r>
+        <w:t xml:space="preserve">Para cerrar el bucle, se ha simulado la cadena de adquisición de datos mediante un bloque </w:t>
+      </w:r>
+      <w:r>
+        <w:rPr>
+          <w:i/>
+          <w:iCs/>
+        </w:rPr>
+        <w:t>Zero-</w:t>
+      </w:r>
+      <w:proofErr w:type="spellStart"/>
+      <w:r>
+        <w:rPr>
+          <w:i/>
+          <w:iCs/>
+        </w:rPr>
+        <w:t>Order</w:t>
+      </w:r>
+      <w:proofErr w:type="spellEnd"/>
+      <w:r>
+        <w:rPr>
+          <w:i/>
+          <w:iCs/>
+        </w:rPr>
+        <w:t xml:space="preserve"> Hold</w:t>
+      </w:r>
+      <w:r>
+        <w:t xml:space="preserve"> (muestreo a 0.01s) y la inyección de </w:t>
+      </w:r>
+      <w:r>
+        <w:rPr>
+          <w:b/>
+          <w:bCs/>
+        </w:rPr>
+        <w:t>ruido blanco</w:t>
+      </w:r>
+      <w:r>
+        <w:t xml:space="preserve"> en la señal de empuje.</w:t>
+      </w:r>
+    </w:p>
+    <w:p>
+      <w:pPr>
+        <w:numPr>
+          <w:ilvl w:val="0"/>
+          <w:numId w:val="14"/>
+        </w:numPr>
+      </w:pPr>
+      <w:r>
+        <w:rPr>
+          <w:b/>
+          <w:bCs/>
+        </w:rPr>
+        <w:t>Validación:</w:t>
+      </w:r>
+      <w:r>
+        <w:t xml:space="preserve"> Esto garantiza que el algoritmo PID es robusto frente a las vibraciones del sensor y que no amplifica el ruido de alta frecuencia hacia el actuador.</w:t>
+      </w:r>
+    </w:p>
+    <w:p>
+      <w:pPr>
+        <w:keepNext/>
+        <w:spacing w:after="0" w:afterAutospacing="0"/>
+        <w:jc w:val="center"/>
+      </w:pPr>
+      <w:r>
+        <w:rPr>
+          <w:noProof/>
+        </w:rPr>
+        <w:drawing>
+          <wp:inline distT="0" distB="0" distL="0" distR="0" wp14:anchorId="56DE8783" wp14:editId="6F77C79F">
+            <wp:extent cx="6552631" cy="3179953"/>
+            <wp:effectExtent l="19050" t="19050" r="19685" b="20955"/>
+            <wp:docPr id="1824623544" name="Imagen 2"/>
+            <wp:cNvGraphicFramePr>
+              <a:graphicFrameLocks xmlns:a="http://schemas.openxmlformats.org/drawingml/2006/main" noChangeAspect="1"/>
+            </wp:cNvGraphicFramePr>
+            <a:graphic xmlns:a="http://schemas.openxmlformats.org/drawingml/2006/main">
+              <a:graphicData uri="http://schemas.openxmlformats.org/drawingml/2006/picture">
+                <pic:pic xmlns:pic="http://schemas.openxmlformats.org/drawingml/2006/picture">
+                  <pic:nvPicPr>
+                    <pic:cNvPr id="0" name="Picture 2"/>
+                    <pic:cNvPicPr>
+                      <a:picLocks noChangeAspect="1" noChangeArrowheads="1"/>
+                    </pic:cNvPicPr>
+                  </pic:nvPicPr>
+                  <pic:blipFill>
+                    <a:blip r:embed="rId13">
+                      <a:extLst>
+                        <a:ext uri="{28A0092B-C50C-407E-A947-70E740481C1C}">
+                          <a14:useLocalDpi xmlns:a14="http://schemas.microsoft.com/office/drawing/2010/main" val="0"/>
+                        </a:ext>
+                      </a:extLst>
+                    </a:blip>
+                    <a:srcRect/>
+                    <a:stretch>
+                      <a:fillRect/>
+                    </a:stretch>
+                  </pic:blipFill>
+                  <pic:spPr bwMode="auto">
+                    <a:xfrm>
+                      <a:off x="0" y="0"/>
+                      <a:ext cx="6577461" cy="3192003"/>
+                    </a:xfrm>
+                    <a:prstGeom prst="rect">
+                      <a:avLst/>
+                    </a:prstGeom>
+                    <a:noFill/>
+                    <a:ln>
+                      <a:solidFill>
+                        <a:schemeClr val="tx1"/>
+                      </a:solidFill>
+                    </a:ln>
+                  </pic:spPr>
+                </pic:pic>
+              </a:graphicData>
+            </a:graphic>
+          </wp:inline>
+        </w:drawing>
+      </w:r>
+    </w:p>
+    <w:p>
+      <w:pPr>
+        <w:pStyle w:val="Descripcin"/>
+        <w:jc w:val="center"/>
+      </w:pPr>
+      <w:r>
+        <w:t xml:space="preserve">Figura </w:t>
+      </w:r>
+      <w:r>
+        <w:fldChar w:fldCharType="begin"/>
+      </w:r>
+      <w:r>
+        <w:instrText xml:space="preserve"> SEQ Figura \* ARABIC </w:instrText>
+      </w:r>
+      <w:r>
+        <w:fldChar w:fldCharType="separate"/>
+      </w:r>
+      <w:r>
+        <w:rPr>
+          <w:noProof/>
+        </w:rPr>
+        <w:t>5</w:t>
+      </w:r>
+      <w:r>
+        <w:fldChar w:fldCharType="end"/>
+      </w:r>
+      <w:r>
+        <w:t>. Planta con perturbaciones añadidas</w:t>
+      </w:r>
+    </w:p>
+    <w:p>
+      <w:pPr>
+        <w:pStyle w:val="Ttulo1"/>
+        <w:spacing w:afterAutospacing="0"/>
+      </w:pPr>
+      <w:bookmarkStart w:id="6" w:name="_Toc224668013"/>
+      <w:r>
+        <w:t>3. Arquitectura del Sistema: Subsistemas y Enmascaramiento</w:t>
+      </w:r>
+      <w:bookmarkEnd w:id="6"/>
+    </w:p>
+    <w:p>
+      <w:r>
+        <w:t xml:space="preserve">Para gestionar la complejidad del Gemelo Digital y facilitar su portabilidad a sistemas reales, el modelo se ha estructurado en dos bloques funcionales independientes: la </w:t>
+      </w:r>
+      <w:r>
+        <w:rPr>
+          <w:b/>
+          <w:bCs/>
+        </w:rPr>
+        <w:t xml:space="preserve">Unidad de Control </w:t>
+      </w:r>
+      <w:r>
+        <w:t xml:space="preserve">y la </w:t>
+      </w:r>
+      <w:r>
+        <w:rPr>
+          <w:b/>
+          <w:bCs/>
+        </w:rPr>
+        <w:t>Planta Propulsiva (Turbofán)</w:t>
+      </w:r>
+      <w:r>
+        <w:t>.</w:t>
+      </w:r>
+    </w:p>
+    <w:p>
+      <w:pPr>
+        <w:pStyle w:val="Ttulo2"/>
+        <w:spacing w:afterAutospacing="0"/>
+      </w:pPr>
+      <w:bookmarkStart w:id="7" w:name="_Toc224668014"/>
+      <w:r>
+        <w:t>3.1. Segmentación de Componentes</w:t>
+      </w:r>
+      <w:bookmarkEnd w:id="7"/>
+    </w:p>
+    <w:p>
+      <w:r>
+        <w:t>Se han creado dos subsistemas diferenciados para separar el software del hardware:</w:t>
+      </w:r>
+    </w:p>
+    <w:p>
+      <w:pPr>
+        <w:numPr>
+          <w:ilvl w:val="0"/>
+          <w:numId w:val="15"/>
+        </w:numPr>
+      </w:pPr>
+      <w:r>
+        <w:rPr>
+          <w:b/>
+          <w:bCs/>
+        </w:rPr>
+        <w:t>Subsistema de Control:</w:t>
+      </w:r>
+      <w:r>
+        <w:t xml:space="preserve"> Encapsula el algoritmo PID discreto</w:t>
+      </w:r>
+      <w:r>
+        <w:t xml:space="preserve"> </w:t>
+      </w:r>
+      <w:r>
+        <w:t>y la dinámica del actuador. Es el bloque que se derivará el código C++ final.</w:t>
+      </w:r>
+    </w:p>
+    <w:p>
+      <w:pPr>
+        <w:numPr>
+          <w:ilvl w:val="0"/>
+          <w:numId w:val="15"/>
+        </w:numPr>
+      </w:pPr>
+      <w:r>
+        <w:rPr>
+          <w:b/>
+          <w:bCs/>
+        </w:rPr>
+        <w:t>Subsistema de Planta y Entorno:</w:t>
+      </w:r>
+      <w:r>
+        <w:t xml:space="preserve"> Este bloque agrupa el modelo termodinámico de la turbina junto con todas las fuentes de perturbación implementadas (ruido de sensores, variaciones de Mach estocásticas y rampas de altitud). Al estar separado, permite testear el mismo controlador bajo diferentes condiciones ambientales sin modificar el algoritmo.</w:t>
+      </w:r>
+    </w:p>
+    <w:p>
+      <w:pPr>
+        <w:keepNext/>
+        <w:spacing w:after="0" w:afterAutospacing="0"/>
+      </w:pPr>
+      <w:r>
+        <w:drawing>
+          <wp:inline distT="0" distB="0" distL="0" distR="0" wp14:anchorId="7F40B7F2" wp14:editId="575809AF">
+            <wp:extent cx="6645910" cy="3364865"/>
+            <wp:effectExtent l="0" t="0" r="2540" b="6985"/>
+            <wp:docPr id="473423019" name="Imagen 1"/>
+            <wp:cNvGraphicFramePr>
+              <a:graphicFrameLocks xmlns:a="http://schemas.openxmlformats.org/drawingml/2006/main" noChangeAspect="1"/>
+            </wp:cNvGraphicFramePr>
+            <a:graphic xmlns:a="http://schemas.openxmlformats.org/drawingml/2006/main">
+              <a:graphicData uri="http://schemas.openxmlformats.org/drawingml/2006/picture">
+                <pic:pic xmlns:pic="http://schemas.openxmlformats.org/drawingml/2006/picture">
+                  <pic:nvPicPr>
+                    <pic:cNvPr id="473423019" name=""/>
+                    <pic:cNvPicPr/>
+                  </pic:nvPicPr>
+                  <pic:blipFill>
+                    <a:blip r:embed="rId14"/>
+                    <a:stretch>
+                      <a:fillRect/>
+                    </a:stretch>
+                  </pic:blipFill>
+                  <pic:spPr>
+                    <a:xfrm>
+                      <a:off x="0" y="0"/>
+                      <a:ext cx="6645910" cy="3364865"/>
+                    </a:xfrm>
+                    <a:prstGeom prst="rect">
+                      <a:avLst/>
+                    </a:prstGeom>
+                  </pic:spPr>
+                </pic:pic>
+              </a:graphicData>
+            </a:graphic>
+          </wp:inline>
+        </w:drawing>
+      </w:r>
+    </w:p>
+    <w:p>
+      <w:pPr>
+        <w:pStyle w:val="Descripcin"/>
+        <w:jc w:val="center"/>
+      </w:pPr>
+      <w:r>
+        <w:t xml:space="preserve">Figura </w:t>
+      </w:r>
+      <w:r>
+        <w:fldChar w:fldCharType="begin"/>
+      </w:r>
+      <w:r>
+        <w:instrText xml:space="preserve"> SEQ Figura \* ARABIC </w:instrText>
+      </w:r>
+      <w:r>
+        <w:fldChar w:fldCharType="separate"/>
+      </w:r>
+      <w:r>
+        <w:rPr>
+          <w:noProof/>
+        </w:rPr>
+        <w:t>6</w:t>
+      </w:r>
+      <w:r>
+        <w:fldChar w:fldCharType="end"/>
+      </w:r>
+      <w:r>
+        <w:t>. Planta dividida en submódulos</w:t>
+      </w:r>
+    </w:p>
+    <w:p>
+      <w:pPr>
+        <w:pStyle w:val="Ttulo2"/>
+        <w:spacing w:afterAutospacing="0"/>
+      </w:pPr>
+      <w:bookmarkStart w:id="8" w:name="_Toc224668015"/>
+      <w:r>
+        <w:t>3.2. Diseño de la Máscara de Control</w:t>
+      </w:r>
+      <w:bookmarkEnd w:id="8"/>
+    </w:p>
+    <w:p>
+      <w:r>
+        <w:t xml:space="preserve">Se ha diseñado una </w:t>
+      </w:r>
+      <w:r>
+        <w:rPr>
+          <w:b/>
+          <w:bCs/>
+        </w:rPr>
+        <w:t>interfaz de usuario personalizada (Mask)</w:t>
+      </w:r>
+      <w:r>
+        <w:t xml:space="preserve"> para el bloque del controlador. Esta capa de abstracción permite interactuar con el modelo de forma segura y eficiente:</w:t>
+      </w:r>
+    </w:p>
+    <w:p>
+      <w:pPr>
+        <w:numPr>
+          <w:ilvl w:val="0"/>
+          <w:numId w:val="16"/>
+        </w:numPr>
+      </w:pPr>
+      <w:r>
+        <w:rPr>
+          <w:b/>
+          <w:bCs/>
+        </w:rPr>
+        <w:t>Parametrización Dinámica:</w:t>
+      </w:r>
+      <w:r>
+        <w:t xml:space="preserve"> A través del menú de la máscara, se han vinculado las variables internas del bloque PID (</w:t>
+      </w:r>
+      <m:oMath>
+        <m:sSub>
+          <m:sSubPr>
+            <m:ctrlPr>
+              <w:rPr>
+                <w:rFonts w:ascii="Cambria Math" w:hAnsi="Cambria Math"/>
+                <w:i/>
+              </w:rPr>
+            </m:ctrlPr>
+          </m:sSubPr>
+          <m:e>
+            <m:r>
+              <w:rPr>
+                <w:rFonts w:ascii="Cambria Math" w:hAnsi="Cambria Math"/>
+              </w:rPr>
+              <m:t>K</m:t>
+            </m:r>
+          </m:e>
+          <m:sub>
+            <m:r>
+              <w:rPr>
+                <w:rFonts w:ascii="Cambria Math" w:hAnsi="Cambria Math"/>
+              </w:rPr>
+              <m:t>p</m:t>
+            </m:r>
+          </m:sub>
+        </m:sSub>
+        <m:r>
+          <w:rPr>
+            <w:rFonts w:ascii="Cambria Math" w:hAnsi="Cambria Math"/>
+          </w:rPr>
+          <m:t>,</m:t>
+        </m:r>
+        <m:sSub>
+          <m:sSubPr>
+            <m:ctrlPr>
+              <w:rPr>
+                <w:rFonts w:ascii="Cambria Math" w:hAnsi="Cambria Math"/>
+                <w:i/>
+              </w:rPr>
+            </m:ctrlPr>
+          </m:sSubPr>
+          <m:e>
+            <m:r>
+              <w:rPr>
+                <w:rFonts w:ascii="Cambria Math" w:hAnsi="Cambria Math"/>
+              </w:rPr>
+              <m:t>K</m:t>
+            </m:r>
+          </m:e>
+          <m:sub>
+            <m:r>
+              <w:rPr>
+                <w:rFonts w:ascii="Cambria Math" w:hAnsi="Cambria Math"/>
+              </w:rPr>
+              <m:t>i</m:t>
+            </m:r>
+          </m:sub>
+        </m:sSub>
+        <m:r>
+          <w:rPr>
+            <w:rFonts w:ascii="Cambria Math" w:hAnsi="Cambria Math"/>
+          </w:rPr>
+          <m:t>,</m:t>
+        </m:r>
+        <m:sSub>
+          <m:sSubPr>
+            <m:ctrlPr>
+              <w:rPr>
+                <w:rFonts w:ascii="Cambria Math" w:hAnsi="Cambria Math"/>
+                <w:i/>
+              </w:rPr>
+            </m:ctrlPr>
+          </m:sSubPr>
+          <m:e>
+            <m:r>
+              <w:rPr>
+                <w:rFonts w:ascii="Cambria Math" w:hAnsi="Cambria Math"/>
+              </w:rPr>
+              <m:t>K</m:t>
+            </m:r>
+          </m:e>
+          <m:sub>
+            <m:r>
+              <w:rPr>
+                <w:rFonts w:ascii="Cambria Math" w:hAnsi="Cambria Math"/>
+              </w:rPr>
+              <m:t>d</m:t>
+            </m:r>
+          </m:sub>
+        </m:sSub>
+      </m:oMath>
+      <w:r>
+        <w:t>) y de la inercia del actuador (</w:t>
+      </w:r>
+      <m:oMath>
+        <m:r>
+          <m:rPr>
+            <m:sty m:val="p"/>
+          </m:rPr>
+          <w:rPr>
+            <w:rFonts w:ascii="Cambria Math" w:hAnsi="Cambria Math"/>
+          </w:rPr>
+          <m:t>τ</m:t>
+        </m:r>
+      </m:oMath>
+      <w:r>
+        <w:t>) con parámetros externos.</w:t>
+      </w:r>
+    </w:p>
+    <w:p>
+      <w:pPr>
+        <w:numPr>
+          <w:ilvl w:val="0"/>
+          <w:numId w:val="16"/>
+        </w:numPr>
+      </w:pPr>
+      <w:r>
+        <w:rPr>
+          <w:b/>
+          <w:bCs/>
+        </w:rPr>
+        <w:t>Ventajas</w:t>
+      </w:r>
+      <w:r>
+        <w:rPr>
+          <w:b/>
+          <w:bCs/>
+        </w:rPr>
+        <w:t xml:space="preserve">: </w:t>
+      </w:r>
+      <w:r>
+        <w:t>Esto permite realizar el sintonizado de ganancias y pruebas de sensibilidad sin necesidad de acceder al esquema interno de bloques. Además, garantiza que cualquier cambio en la máscara se actualice automáticamente en todos los componentes internos vinculados, reduciendo el riesgo de errores de configuración.</w:t>
+      </w:r>
+    </w:p>
+    <w:p>
+      <w:pPr>
+        <w:pStyle w:val="Ttulo2"/>
+        <w:spacing w:afterAutospacing="0"/>
+      </w:pPr>
+      <w:bookmarkStart w:id="9" w:name="_Toc224668016"/>
+      <w:r>
+        <w:t>3.3. Interfaz de Señales</w:t>
+      </w:r>
+      <w:bookmarkEnd w:id="9"/>
+    </w:p>
+    <w:p>
+      <w:r>
+        <w:t>El diseño se ha completado definiendo puertos de entrada y salida normalizados. El controlador recibe las referencias de empuje y las señales de los sensores, mientras que la planta procesa el caudal de combustible calculado y devuelve el empuje real, cerrando así el lazo de control de forma modular.</w:t>
+      </w:r>
+    </w:p>
+    <w:p>
+      <w:pPr>
+        <w:keepNext/>
+        <w:spacing w:after="0" w:afterAutospacing="0"/>
+        <w:jc w:val="center"/>
+      </w:pPr>
+      <w:r>
+        <w:drawing>
+          <wp:inline distT="0" distB="0" distL="0" distR="0" wp14:anchorId="3AEB4E1D" wp14:editId="5A9138FA">
+            <wp:extent cx="4614757" cy="2589132"/>
+            <wp:effectExtent l="0" t="0" r="0" b="1905"/>
+            <wp:docPr id="170620015" name="Imagen 1"/>
+            <wp:cNvGraphicFramePr>
+              <a:graphicFrameLocks xmlns:a="http://schemas.openxmlformats.org/drawingml/2006/main" noChangeAspect="1"/>
+            </wp:cNvGraphicFramePr>
+            <a:graphic xmlns:a="http://schemas.openxmlformats.org/drawingml/2006/main">
+              <a:graphicData uri="http://schemas.openxmlformats.org/drawingml/2006/picture">
+                <pic:pic xmlns:pic="http://schemas.openxmlformats.org/drawingml/2006/picture">
+                  <pic:nvPicPr>
+                    <pic:cNvPr id="170620015" name=""/>
+                    <pic:cNvPicPr/>
+                  </pic:nvPicPr>
+                  <pic:blipFill>
+                    <a:blip r:embed="rId15"/>
+                    <a:stretch>
+                      <a:fillRect/>
+                    </a:stretch>
+                  </pic:blipFill>
+                  <pic:spPr>
+                    <a:xfrm>
+                      <a:off x="0" y="0"/>
+                      <a:ext cx="4630561" cy="2597999"/>
+                    </a:xfrm>
+                    <a:prstGeom prst="rect">
+                      <a:avLst/>
+                    </a:prstGeom>
+                  </pic:spPr>
+                </pic:pic>
+              </a:graphicData>
+            </a:graphic>
+          </wp:inline>
+        </w:drawing>
+      </w:r>
+    </w:p>
+    <w:p>
+      <w:pPr>
+        <w:pStyle w:val="Descripcin"/>
+        <w:jc w:val="center"/>
+      </w:pPr>
+      <w:r>
+        <w:t xml:space="preserve">Figura </w:t>
+      </w:r>
+      <w:r>
+        <w:fldChar w:fldCharType="begin"/>
+      </w:r>
+      <w:r>
+        <w:instrText xml:space="preserve"> SEQ Figura \* ARABIC </w:instrText>
+      </w:r>
+      <w:r>
+        <w:fldChar w:fldCharType="separate"/>
+      </w:r>
+      <w:r>
+        <w:rPr>
+          <w:noProof/>
+        </w:rPr>
+        <w:t>7</w:t>
+      </w:r>
+      <w:r>
+        <w:fldChar w:fldCharType="end"/>
+      </w:r>
+      <w:r>
+        <w:t>. Máscara creada en el controlador</w:t>
+      </w:r>
+    </w:p>
+    <w:p>
+      <w:pPr>
+        <w:pStyle w:val="Ttulo1"/>
+        <w:spacing w:afterAutospacing="0"/>
+      </w:pPr>
+      <w:r>
+        <w:t>4. Generación de Código y Validación (Software-in-</w:t>
+      </w:r>
+      <w:proofErr w:type="spellStart"/>
+      <w:r>
+        <w:t>the</w:t>
+      </w:r>
+      <w:proofErr w:type="spellEnd"/>
+      <w:r>
+        <w:t>-Loop)</w:t>
+      </w:r>
+    </w:p>
+    <w:p>
+      <w:r>
+        <w:t xml:space="preserve">Una vez validado el comportamiento del </w:t>
+      </w:r>
+      <w:r>
+        <w:rPr>
+          <w:b/>
+          <w:bCs/>
+        </w:rPr>
+        <w:t>Gemelo Digital</w:t>
+      </w:r>
+      <w:r>
+        <w:t xml:space="preserve"> en el entorno de simulación, el paso final consiste en transformar el modelo gráfico del controlador en un algoritmo ejecutable en lenguaje C++. Este proceso es fundamental para garantizar que la lógica de control diseñada sea portadora a una </w:t>
+      </w:r>
+      <w:r>
+        <w:rPr>
+          <w:b/>
+          <w:bCs/>
+        </w:rPr>
+        <w:t xml:space="preserve">ECU </w:t>
+      </w:r>
+      <w:r>
+        <w:t>real o a un entorno de pruebas de alta fidelidad fuera de Simulink.</w:t>
+      </w:r>
+    </w:p>
+    <w:p>
+      <w:pPr>
+        <w:pStyle w:val="Ttulo2"/>
+        <w:spacing w:afterAutospacing="0"/>
+      </w:pPr>
+      <w:r>
+        <w:t>4.1. Procedimiento de Configuración y Compilación</w:t>
+      </w:r>
+    </w:p>
+    <w:p>
+      <w:r>
+        <w:t>Para realizar la transición de bloques a código fuente, se ha seguido un flujo de trabajo estándar de ingeniería rápida, asegurando que el software resultante sea determinista y eficiente:</w:t>
+      </w:r>
+    </w:p>
+    <w:p>
+      <w:pPr>
+        <w:numPr>
+          <w:ilvl w:val="0"/>
+          <w:numId w:val="19"/>
+        </w:numPr>
+      </w:pPr>
+      <w:r>
+        <w:rPr>
+          <w:b/>
+          <w:bCs/>
+        </w:rPr>
+        <w:t xml:space="preserve">Ajuste del </w:t>
+      </w:r>
+      <w:proofErr w:type="spellStart"/>
+      <w:r>
+        <w:rPr>
+          <w:b/>
+          <w:bCs/>
+        </w:rPr>
+        <w:t>Solver</w:t>
+      </w:r>
+      <w:proofErr w:type="spellEnd"/>
+      <w:r>
+        <w:rPr>
+          <w:b/>
+          <w:bCs/>
+        </w:rPr>
+        <w:t xml:space="preserve"> (Tiempo Real):</w:t>
+      </w:r>
+      <w:r>
+        <w:t xml:space="preserve"> En el menú de </w:t>
+      </w:r>
+      <w:r>
+        <w:rPr>
+          <w:i/>
+          <w:iCs/>
+        </w:rPr>
+        <w:t xml:space="preserve">Model </w:t>
+      </w:r>
+      <w:proofErr w:type="spellStart"/>
+      <w:r>
+        <w:rPr>
+          <w:i/>
+          <w:iCs/>
+        </w:rPr>
+        <w:t>Settings</w:t>
+      </w:r>
+      <w:proofErr w:type="spellEnd"/>
+      <w:r>
+        <w:t xml:space="preserve">, se ha configurado un esquema de </w:t>
+      </w:r>
+      <w:r>
+        <w:rPr>
+          <w:b/>
+          <w:bCs/>
+        </w:rPr>
+        <w:t>Paso Fijo (</w:t>
+      </w:r>
+      <w:proofErr w:type="spellStart"/>
+      <w:r>
+        <w:rPr>
+          <w:b/>
+          <w:bCs/>
+        </w:rPr>
+        <w:t>Fixed</w:t>
+      </w:r>
+      <w:proofErr w:type="spellEnd"/>
+      <w:r>
+        <w:rPr>
+          <w:b/>
+          <w:bCs/>
+        </w:rPr>
+        <w:t>-step)</w:t>
+      </w:r>
+      <w:r>
+        <w:t xml:space="preserve"> con un tiempo de muestreo de </w:t>
+      </w:r>
+      <w:r>
+        <w:rPr>
+          <w:b/>
+          <w:bCs/>
+        </w:rPr>
+        <w:t>0.01 s</w:t>
+      </w:r>
+      <w:r>
+        <w:t>. Esta configuración es crítica, ya que define la frecuencia de ejecución del controlador (100 Hz), permitiendo que el código sea compatible con sistemas de tiempo real.</w:t>
+      </w:r>
+    </w:p>
+    <w:p>
+      <w:pPr>
+        <w:numPr>
+          <w:ilvl w:val="0"/>
+          <w:numId w:val="19"/>
+        </w:numPr>
+      </w:pPr>
+      <w:r>
+        <w:rPr>
+          <w:b/>
+          <w:bCs/>
+        </w:rPr>
+        <w:t>Selección del Target (GRT):</w:t>
+      </w:r>
+      <w:r>
+        <w:t xml:space="preserve"> Se ha seleccionado el sistema de generación </w:t>
+      </w:r>
+      <w:proofErr w:type="spellStart"/>
+      <w:r>
+        <w:rPr>
+          <w:b/>
+          <w:bCs/>
+        </w:rPr>
+        <w:t>Generic</w:t>
+      </w:r>
+      <w:proofErr w:type="spellEnd"/>
+      <w:r>
+        <w:rPr>
+          <w:b/>
+          <w:bCs/>
+        </w:rPr>
+        <w:t xml:space="preserve"> Real-Time (</w:t>
+      </w:r>
+      <w:proofErr w:type="spellStart"/>
+      <w:r>
+        <w:rPr>
+          <w:b/>
+          <w:bCs/>
+        </w:rPr>
+        <w:t>grt.tlc</w:t>
+      </w:r>
+      <w:proofErr w:type="spellEnd"/>
+      <w:r>
+        <w:rPr>
+          <w:b/>
+          <w:bCs/>
+        </w:rPr>
+        <w:t>)</w:t>
+      </w:r>
+      <w:r>
+        <w:t xml:space="preserve">. Este perfil está optimizado para generar código C/C++ que puede compilarse como un ejecutable independiente (.exe), ideal para realizar validaciones de tipo </w:t>
+      </w:r>
+      <w:r>
+        <w:rPr>
+          <w:b/>
+          <w:bCs/>
+        </w:rPr>
+        <w:t>Software-in-</w:t>
+      </w:r>
+      <w:proofErr w:type="spellStart"/>
+      <w:r>
+        <w:rPr>
+          <w:b/>
+          <w:bCs/>
+        </w:rPr>
+        <w:t>the</w:t>
+      </w:r>
+      <w:proofErr w:type="spellEnd"/>
+      <w:r>
+        <w:rPr>
+          <w:b/>
+          <w:bCs/>
+        </w:rPr>
+        <w:t>-Loop (SIL)</w:t>
+      </w:r>
+      <w:r>
+        <w:t xml:space="preserve"> en el PC de desarrollo.</w:t>
+      </w:r>
+    </w:p>
+    <w:p>
+      <w:pPr>
+        <w:numPr>
+          <w:ilvl w:val="0"/>
+          <w:numId w:val="19"/>
+        </w:numPr>
+      </w:pPr>
+      <w:r>
+        <w:rPr>
+          <w:b/>
+          <w:bCs/>
+        </w:rPr>
+        <w:t>Generación mediante "</w:t>
+      </w:r>
+      <w:proofErr w:type="spellStart"/>
+      <w:r>
+        <w:rPr>
+          <w:b/>
+          <w:bCs/>
+        </w:rPr>
+        <w:t>Build</w:t>
+      </w:r>
+      <w:proofErr w:type="spellEnd"/>
+      <w:r>
+        <w:rPr>
+          <w:b/>
+          <w:bCs/>
+        </w:rPr>
+        <w:t xml:space="preserve"> </w:t>
+      </w:r>
+      <w:proofErr w:type="spellStart"/>
+      <w:r>
+        <w:rPr>
+          <w:b/>
+          <w:bCs/>
+        </w:rPr>
+        <w:t>Subsystem</w:t>
+      </w:r>
+      <w:proofErr w:type="spellEnd"/>
+      <w:r>
+        <w:rPr>
+          <w:b/>
+          <w:bCs/>
+        </w:rPr>
+        <w:t>":</w:t>
+      </w:r>
+      <w:r>
+        <w:t xml:space="preserve"> Tras verificar la integridad de las señales, se ha ejecutado el comando de compilación sobre el subsistema del Controlador. Este proceso traduce automáticamente los bloques (PID, filtros y saturaciones) en funciones matemáticas de bajo nivel, invocando al compilador del sistema para generar los archivos fuente (.c y .h) y el binario final.</w:t>
+      </w:r>
+    </w:p>
+    <w:p/>
+    <w:p>
+      <w:pPr>
+        <w:keepNext/>
+        <w:spacing w:after="0" w:afterAutospacing="0"/>
+        <w:jc w:val="center"/>
+      </w:pPr>
+      <w:r>
+        <w:drawing>
+          <wp:inline distT="0" distB="0" distL="0" distR="0" wp14:anchorId="59E6EE1E" wp14:editId="790F231D">
+            <wp:extent cx="6645910" cy="5046345"/>
+            <wp:effectExtent l="19050" t="19050" r="21590" b="20955"/>
+            <wp:docPr id="342465740" name="Imagen 1"/>
+            <wp:cNvGraphicFramePr>
+              <a:graphicFrameLocks xmlns:a="http://schemas.openxmlformats.org/drawingml/2006/main" noChangeAspect="1"/>
+            </wp:cNvGraphicFramePr>
+            <a:graphic xmlns:a="http://schemas.openxmlformats.org/drawingml/2006/main">
+              <a:graphicData uri="http://schemas.openxmlformats.org/drawingml/2006/picture">
+                <pic:pic xmlns:pic="http://schemas.openxmlformats.org/drawingml/2006/picture">
+                  <pic:nvPicPr>
+                    <pic:cNvPr id="342465740" name=""/>
+                    <pic:cNvPicPr/>
+                  </pic:nvPicPr>
+                  <pic:blipFill>
+                    <a:blip r:embed="rId16"/>
+                    <a:stretch>
+                      <a:fillRect/>
+                    </a:stretch>
+                  </pic:blipFill>
+                  <pic:spPr>
+                    <a:xfrm>
+                      <a:off x="0" y="0"/>
+                      <a:ext cx="6645910" cy="5046345"/>
+                    </a:xfrm>
+                    <a:prstGeom prst="rect">
+                      <a:avLst/>
+                    </a:prstGeom>
+                    <a:ln>
+                      <a:solidFill>
+                        <a:schemeClr val="tx1"/>
+                      </a:solidFill>
+                    </a:ln>
+                  </pic:spPr>
+                </pic:pic>
+              </a:graphicData>
+            </a:graphic>
+          </wp:inline>
+        </w:drawing>
+      </w:r>
+    </w:p>
+    <w:p>
+      <w:pPr>
+        <w:pStyle w:val="Descripcin"/>
+        <w:jc w:val="center"/>
+      </w:pPr>
+      <w:r>
+        <w:t xml:space="preserve">Figura </w:t>
+      </w:r>
+      <w:r>
+        <w:fldChar w:fldCharType="begin"/>
+      </w:r>
+      <w:r>
+        <w:instrText xml:space="preserve"> SEQ Figura \* ARABIC </w:instrText>
+      </w:r>
+      <w:r>
+        <w:fldChar w:fldCharType="separate"/>
+      </w:r>
+      <w:r>
+        <w:rPr>
+          <w:noProof/>
+        </w:rPr>
+        <w:t>8</w:t>
+      </w:r>
+      <w:r>
+        <w:fldChar w:fldCharType="end"/>
+      </w:r>
+      <w:r>
+        <w:t>. Procedimiento de generación del código C++</w:t>
       </w:r>
     </w:p>
     <w:p/>
@@ -842,8 +3128,367 @@
     <w:p/>
     <w:p/>
     <w:p/>
+    <w:p>
+      <w:pPr>
+        <w:rPr>
+          <w:b/>
+          <w:bCs/>
+        </w:rPr>
+      </w:pPr>
+      <w:r>
+        <w:rPr>
+          <w:b/>
+          <w:bCs/>
+        </w:rPr>
+        <w:t>2.2. Escenarios de Perturbación y Robustez</w:t>
+      </w:r>
+    </w:p>
+    <w:p>
+      <w:r>
+        <w:t>Para validar el diseño del FADEC, no basta con una simulación en condiciones ideales. Se han implementado dos tipos de perturbaciones que fuerzan al sistema a trabajar en condiciones realistas de operación.</w:t>
+      </w:r>
+    </w:p>
+    <w:p>
+      <w:pPr>
+        <w:rPr>
+          <w:b/>
+          <w:bCs/>
+        </w:rPr>
+      </w:pPr>
+      <w:r>
+        <w:rPr>
+          <w:b/>
+          <w:bCs/>
+        </w:rPr>
+        <w:t>2.2.1. Ruido de Medida en el Sensor de Empuje</w:t>
+      </w:r>
+    </w:p>
+    <w:p>
+      <w:r>
+        <w:t>En un motor a reacción real, la lectura del empuje no es una señal limpia debido a las vibraciones mecánicas de alta frecuencia y a las interferencias electromagnéticas en el cableado de los sensores de presión.</w:t>
+      </w:r>
+    </w:p>
+    <w:p>
+      <w:r>
+        <w:t xml:space="preserve">Para modelar este fenómeno, se ha introducido un bloque de </w:t>
+      </w:r>
+      <w:r>
+        <w:rPr>
+          <w:b/>
+          <w:bCs/>
+        </w:rPr>
+        <w:t>Ruido Blanco de Banda Limitada (Band-</w:t>
+      </w:r>
+      <w:proofErr w:type="spellStart"/>
+      <w:r>
+        <w:rPr>
+          <w:b/>
+          <w:bCs/>
+        </w:rPr>
+        <w:t>Limited</w:t>
+      </w:r>
+      <w:proofErr w:type="spellEnd"/>
+      <w:r>
+        <w:rPr>
+          <w:b/>
+          <w:bCs/>
+        </w:rPr>
+        <w:t xml:space="preserve"> White </w:t>
+      </w:r>
+      <w:proofErr w:type="spellStart"/>
+      <w:r>
+        <w:rPr>
+          <w:b/>
+          <w:bCs/>
+        </w:rPr>
+        <w:t>Noise</w:t>
+      </w:r>
+      <w:proofErr w:type="spellEnd"/>
+      <w:r>
+        <w:rPr>
+          <w:b/>
+          <w:bCs/>
+        </w:rPr>
+        <w:t>)</w:t>
+      </w:r>
+      <w:r>
+        <w:t xml:space="preserve"> sumado a la señal de realimentación justo después del muestreo. Se ha configurado una potencia de ruido de 100 con un tiempo de muestreo sincronizado a 0.01 s.</w:t>
+      </w:r>
+    </w:p>
+    <w:p>
+      <w:pPr>
+        <w:keepNext/>
+        <w:spacing w:after="0" w:afterAutospacing="0"/>
+        <w:jc w:val="center"/>
+      </w:pPr>
+      <w:r>
+        <w:drawing>
+          <wp:inline distT="0" distB="0" distL="0" distR="0" wp14:anchorId="05816419" wp14:editId="7AF6FF65">
+            <wp:extent cx="6645910" cy="2885440"/>
+            <wp:effectExtent l="0" t="0" r="2540" b="0"/>
+            <wp:docPr id="728661016" name="Imagen 1"/>
+            <wp:cNvGraphicFramePr>
+              <a:graphicFrameLocks xmlns:a="http://schemas.openxmlformats.org/drawingml/2006/main" noChangeAspect="1"/>
+            </wp:cNvGraphicFramePr>
+            <a:graphic xmlns:a="http://schemas.openxmlformats.org/drawingml/2006/main">
+              <a:graphicData uri="http://schemas.openxmlformats.org/drawingml/2006/picture">
+                <pic:pic xmlns:pic="http://schemas.openxmlformats.org/drawingml/2006/picture">
+                  <pic:nvPicPr>
+                    <pic:cNvPr id="728661016" name=""/>
+                    <pic:cNvPicPr/>
+                  </pic:nvPicPr>
+                  <pic:blipFill>
+                    <a:blip r:embed="rId17"/>
+                    <a:stretch>
+                      <a:fillRect/>
+                    </a:stretch>
+                  </pic:blipFill>
+                  <pic:spPr>
+                    <a:xfrm>
+                      <a:off x="0" y="0"/>
+                      <a:ext cx="6645910" cy="2885440"/>
+                    </a:xfrm>
+                    <a:prstGeom prst="rect">
+                      <a:avLst/>
+                    </a:prstGeom>
+                  </pic:spPr>
+                </pic:pic>
+              </a:graphicData>
+            </a:graphic>
+          </wp:inline>
+        </w:drawing>
+      </w:r>
+    </w:p>
+    <w:p>
+      <w:pPr>
+        <w:pStyle w:val="Descripcin"/>
+        <w:jc w:val="center"/>
+      </w:pPr>
+      <w:r>
+        <w:t xml:space="preserve">Figura </w:t>
+      </w:r>
+      <w:r>
+        <w:fldChar w:fldCharType="begin"/>
+      </w:r>
+      <w:r>
+        <w:instrText xml:space="preserve"> SEQ Figura \* ARABIC </w:instrText>
+      </w:r>
+      <w:r>
+        <w:fldChar w:fldCharType="separate"/>
+      </w:r>
+      <w:r>
+        <w:rPr>
+          <w:noProof/>
+        </w:rPr>
+        <w:t>9</w:t>
+      </w:r>
+      <w:r>
+        <w:fldChar w:fldCharType="end"/>
+      </w:r>
+      <w:r>
+        <w:t>. Respuesta de la señal ante ruido en la señal de medición</w:t>
+      </w:r>
+    </w:p>
+    <w:p>
+      <w:r>
+        <w:t>Como se observa en la gráfica, a pesar de que la señal de realimentación presenta fluctuaciones constantes, el controlador PI logra mantener el empuje estable alrededor de la consigna. La ausencia de acción derivativa en el PID evita que este ruido se amplifique y provoque movimientos erráticos en la válvula de combustible</w:t>
+      </w:r>
+      <w:r>
+        <w:t>.</w:t>
+      </w:r>
+    </w:p>
+    <w:p>
+      <w:pPr>
+        <w:pStyle w:val="Ttulo2"/>
+      </w:pPr>
+      <w:bookmarkStart w:id="10" w:name="_Toc224668017"/>
+      <w:r>
+        <w:t>2.2.2. Simulación de Descenso Dinámico (Variación de Densidad)</w:t>
+      </w:r>
+      <w:bookmarkEnd w:id="10"/>
+    </w:p>
+    <w:p>
+      <w:r>
+        <w:t xml:space="preserve">Para evaluar la robustez del FADEC en un escenario real, se ha sustituido el valor fijo de altitud por una </w:t>
+      </w:r>
+      <w:r>
+        <w:rPr>
+          <w:b/>
+          <w:bCs/>
+        </w:rPr>
+        <w:t>rampa de descenso lineal</w:t>
+      </w:r>
+      <w:r>
+        <w:t xml:space="preserve"> que reduce la cota de 10.000 m </w:t>
+      </w:r>
+      <w:r>
+        <w:t>en 3 m/s</w:t>
+      </w:r>
+      <w:r>
+        <w:t>. Este ensayo simula una aproximación a pista o un descenso de emergencia, donde las condiciones atmosféricas cambian de forma continua.</w:t>
+      </w:r>
+    </w:p>
+    <w:p>
+      <w:pPr>
+        <w:pStyle w:val="Prrafodelista"/>
+        <w:numPr>
+          <w:ilvl w:val="0"/>
+          <w:numId w:val="10"/>
+        </w:numPr>
+      </w:pPr>
+      <w:r>
+        <w:rPr>
+          <w:b/>
+          <w:bCs/>
+        </w:rPr>
+        <w:t>Análisis del fenómeno físico:</w:t>
+      </w:r>
+      <w:r>
+        <w:t xml:space="preserve"> A medida que el avión pierde altitud, la densidad del aire aumenta significativamente. Al entrar aire más denso en el motor, la turbina genera un mayor empuje de forma natural para un mismo nivel de combustible. Si el controlador no actuara, el empuje se dispararía por encima de la consigna de 8.000 N.</w:t>
+      </w:r>
+    </w:p>
+    <w:p>
+      <w:pPr>
+        <w:pStyle w:val="Prrafodelista"/>
+        <w:numPr>
+          <w:ilvl w:val="0"/>
+          <w:numId w:val="10"/>
+        </w:numPr>
+      </w:pPr>
+      <w:r>
+        <w:rPr>
+          <w:b/>
+          <w:bCs/>
+        </w:rPr>
+        <w:t>Respuesta del Controlador:</w:t>
+      </w:r>
+      <w:r>
+        <w:t xml:space="preserve"> Como se observa en la telemetría, el PID detecta este incremento de empuje provocado por el cambio de densidad y reacciona de forma dinámica reduciendo gradualmente la apertura de la válvula de combustible (Throttle). </w:t>
+      </w:r>
+    </w:p>
+    <w:p>
+      <w:r>
+        <w:t>En la siguiente figura se muestra la respuesta. En ella se ha decidido obviar el ruido para que la respuesta del controlador se viera mejor:</w:t>
+      </w:r>
+    </w:p>
+    <w:p>
+      <w:pPr>
+        <w:keepNext/>
+        <w:spacing w:after="0" w:afterAutospacing="0"/>
+        <w:jc w:val="center"/>
+      </w:pPr>
+      <w:r>
+        <w:drawing>
+          <wp:inline distT="0" distB="0" distL="0" distR="0" wp14:anchorId="75E49D60" wp14:editId="57895867">
+            <wp:extent cx="6645910" cy="3305175"/>
+            <wp:effectExtent l="0" t="0" r="2540" b="9525"/>
+            <wp:docPr id="1746379921" name="Imagen 1"/>
+            <wp:cNvGraphicFramePr>
+              <a:graphicFrameLocks xmlns:a="http://schemas.openxmlformats.org/drawingml/2006/main" noChangeAspect="1"/>
+            </wp:cNvGraphicFramePr>
+            <a:graphic xmlns:a="http://schemas.openxmlformats.org/drawingml/2006/main">
+              <a:graphicData uri="http://schemas.openxmlformats.org/drawingml/2006/picture">
+                <pic:pic xmlns:pic="http://schemas.openxmlformats.org/drawingml/2006/picture">
+                  <pic:nvPicPr>
+                    <pic:cNvPr id="1746379921" name=""/>
+                    <pic:cNvPicPr/>
+                  </pic:nvPicPr>
+                  <pic:blipFill>
+                    <a:blip r:embed="rId18"/>
+                    <a:stretch>
+                      <a:fillRect/>
+                    </a:stretch>
+                  </pic:blipFill>
+                  <pic:spPr>
+                    <a:xfrm>
+                      <a:off x="0" y="0"/>
+                      <a:ext cx="6645910" cy="3305175"/>
+                    </a:xfrm>
+                    <a:prstGeom prst="rect">
+                      <a:avLst/>
+                    </a:prstGeom>
+                  </pic:spPr>
+                </pic:pic>
+              </a:graphicData>
+            </a:graphic>
+          </wp:inline>
+        </w:drawing>
+      </w:r>
+    </w:p>
+    <w:p>
+      <w:pPr>
+        <w:pStyle w:val="Descripcin"/>
+        <w:jc w:val="center"/>
+      </w:pPr>
+      <w:r>
+        <w:t xml:space="preserve">Figura </w:t>
+      </w:r>
+      <w:r>
+        <w:fldChar w:fldCharType="begin"/>
+      </w:r>
+      <w:r>
+        <w:instrText xml:space="preserve"> SEQ Figura \* ARABIC </w:instrText>
+      </w:r>
+      <w:r>
+        <w:fldChar w:fldCharType="separate"/>
+      </w:r>
+      <w:r>
+        <w:rPr>
+          <w:noProof/>
+        </w:rPr>
+        <w:t>10</w:t>
+      </w:r>
+      <w:r>
+        <w:fldChar w:fldCharType="end"/>
+      </w:r>
+      <w:r>
+        <w:t>. Respuesta al descenso</w:t>
+      </w:r>
+    </w:p>
+    <w:p/>
+    <w:p>
+      <w:r>
+        <w:drawing>
+          <wp:inline distT="0" distB="0" distL="0" distR="0" wp14:anchorId="16596837" wp14:editId="500A13F3">
+            <wp:extent cx="6645910" cy="3305175"/>
+            <wp:effectExtent l="0" t="0" r="2540" b="9525"/>
+            <wp:docPr id="1440834107" name="Imagen 1"/>
+            <wp:cNvGraphicFramePr>
+              <a:graphicFrameLocks xmlns:a="http://schemas.openxmlformats.org/drawingml/2006/main" noChangeAspect="1"/>
+            </wp:cNvGraphicFramePr>
+            <a:graphic xmlns:a="http://schemas.openxmlformats.org/drawingml/2006/main">
+              <a:graphicData uri="http://schemas.openxmlformats.org/drawingml/2006/picture">
+                <pic:pic xmlns:pic="http://schemas.openxmlformats.org/drawingml/2006/picture">
+                  <pic:nvPicPr>
+                    <pic:cNvPr id="1440834107" name=""/>
+                    <pic:cNvPicPr/>
+                  </pic:nvPicPr>
+                  <pic:blipFill>
+                    <a:blip r:embed="rId19"/>
+                    <a:stretch>
+                      <a:fillRect/>
+                    </a:stretch>
+                  </pic:blipFill>
+                  <pic:spPr>
+                    <a:xfrm>
+                      <a:off x="0" y="0"/>
+                      <a:ext cx="6645910" cy="3305175"/>
+                    </a:xfrm>
+                    <a:prstGeom prst="rect">
+                      <a:avLst/>
+                    </a:prstGeom>
+                  </pic:spPr>
+                </pic:pic>
+              </a:graphicData>
+            </a:graphic>
+          </wp:inline>
+        </w:drawing>
+      </w:r>
+    </w:p>
+    <w:p/>
+    <w:p/>
     <w:sectPr>
-      <w:headerReference w:type="default" r:id="rId11"/>
+      <w:headerReference w:type="default" r:id="rId20"/>
       <w:pgSz w:w="11906" w:h="16838"/>
       <w:pgMar w:top="1264" w:right="720" w:bottom="720" w:left="720" w:header="142" w:footer="709" w:gutter="0"/>
       <w:cols w:space="708"/>
@@ -977,6 +3622,417 @@
 <file path=word/numbering.xml><?xml version="1.0" encoding="utf-8"?>
 <w:numbering xmlns:wpc="http://schemas.microsoft.com/office/word/2010/wordprocessingCanvas" xmlns:cx="http://schemas.microsoft.com/office/drawing/2014/chartex" xmlns:cx1="http://schemas.microsoft.com/office/drawing/2015/9/8/chartex" xmlns:cx2="http://schemas.microsoft.com/office/drawing/2015/10/21/chartex" xmlns:cx3="http://schemas.microsoft.com/office/drawing/2016/5/9/chartex" xmlns:cx4="http://schemas.microsoft.com/office/drawing/2016/5/10/chartex" xmlns:cx5="http://schemas.microsoft.com/office/drawing/2016/5/11/chartex" xmlns:cx6="http://schemas.microsoft.com/office/drawing/2016/5/12/chartex" xmlns:cx7="http://schemas.microsoft.com/office/drawing/2016/5/13/chartex" xmlns:cx8="http://schemas.microsoft.com/office/drawing/2016/5/14/chartex" xmlns:mc="http://schemas.openxmlformats.org/markup-compatibility/2006" xmlns:aink="http://schemas.microsoft.com/office/drawing/2016/ink" xmlns:am3d="http://schemas.microsoft.com/office/drawing/2017/model3d" xmlns:o="urn:schemas-microsoft-com:office:office" xmlns:oel="http://schemas.microsoft.com/office/2019/extlst" xmlns:r="http://schemas.openxmlformats.org/officeDocument/2006/relationships" xmlns:m="http://schemas.openxmlformats.org/officeDocument/2006/math" xmlns:v="urn:schemas-microsoft-com:vml" xmlns:wp14="http://schemas.microsoft.com/office/word/2010/wordprocessingDrawing" xmlns:wp="http://schemas.openxmlformats.org/drawingml/2006/wordprocessingDrawing" xmlns:w10="urn:schemas-microsoft-com:office:word" xmlns:w="http://schemas.openxmlformats.org/wordprocessingml/2006/main" xmlns:w14="http://schemas.microsoft.com/office/word/2010/wordml" xmlns:w15="http://schemas.microsoft.com/office/word/2012/wordml" xmlns:w16cex="http://schemas.microsoft.com/office/word/2018/wordml/cex" xmlns:w16cid="http://schemas.microsoft.com/office/word/2016/wordml/cid" xmlns:w16="http://schemas.microsoft.com/office/word/2018/wordml" xmlns:w16du="http://schemas.microsoft.com/office/word/2023/wordml/word16du" xmlns:w16sdtdh="http://schemas.microsoft.com/office/word/2020/wordml/sdtdatahash" xmlns:w16sdtfl="http://schemas.microsoft.com/office/word/2024/wordml/sdtformatlock" xmlns:w16se="http://schemas.microsoft.com/office/word/2015/wordml/symex" xmlns:wpg="http://schemas.microsoft.com/office/word/2010/wordprocessingGroup" xmlns:wpi="http://schemas.microsoft.com/office/word/2010/wordprocessingInk" xmlns:wne="http://schemas.microsoft.com/office/word/2006/wordml" xmlns:wps="http://schemas.microsoft.com/office/word/2010/wordprocessingShape" mc:Ignorable="w14 w15 w16se w16cid w16 w16cex w16sdtdh w16sdtfl w16du wp14">
   <w:abstractNum w:abstractNumId="0" w15:restartNumberingAfterBreak="0">
+    <w:nsid w:val="080F69E0"/>
+    <w:multiLevelType w:val="multilevel"/>
+    <w:tmpl w:val="FF2A97B0"/>
+    <w:lvl w:ilvl="0">
+      <w:start w:val="1"/>
+      <w:numFmt w:val="bullet"/>
+      <w:lvlText w:val=""/>
+      <w:lvlJc w:val="left"/>
+      <w:pPr>
+        <w:tabs>
+          <w:tab w:val="num" w:pos="720"/>
+        </w:tabs>
+        <w:ind w:left="720" w:hanging="360"/>
+      </w:pPr>
+      <w:rPr>
+        <w:rFonts w:ascii="Symbol" w:hAnsi="Symbol" w:hint="default"/>
+        <w:sz w:val="20"/>
+      </w:rPr>
+    </w:lvl>
+    <w:lvl w:ilvl="1" w:tentative="1">
+      <w:start w:val="1"/>
+      <w:numFmt w:val="bullet"/>
+      <w:lvlText w:val="o"/>
+      <w:lvlJc w:val="left"/>
+      <w:pPr>
+        <w:tabs>
+          <w:tab w:val="num" w:pos="1440"/>
+        </w:tabs>
+        <w:ind w:left="1440" w:hanging="360"/>
+      </w:pPr>
+      <w:rPr>
+        <w:rFonts w:ascii="Courier New" w:hAnsi="Courier New" w:hint="default"/>
+        <w:sz w:val="20"/>
+      </w:rPr>
+    </w:lvl>
+    <w:lvl w:ilvl="2" w:tentative="1">
+      <w:start w:val="1"/>
+      <w:numFmt w:val="bullet"/>
+      <w:lvlText w:val=""/>
+      <w:lvlJc w:val="left"/>
+      <w:pPr>
+        <w:tabs>
+          <w:tab w:val="num" w:pos="2160"/>
+        </w:tabs>
+        <w:ind w:left="2160" w:hanging="360"/>
+      </w:pPr>
+      <w:rPr>
+        <w:rFonts w:ascii="Wingdings" w:hAnsi="Wingdings" w:hint="default"/>
+        <w:sz w:val="20"/>
+      </w:rPr>
+    </w:lvl>
+    <w:lvl w:ilvl="3" w:tentative="1">
+      <w:start w:val="1"/>
+      <w:numFmt w:val="bullet"/>
+      <w:lvlText w:val=""/>
+      <w:lvlJc w:val="left"/>
+      <w:pPr>
+        <w:tabs>
+          <w:tab w:val="num" w:pos="2880"/>
+        </w:tabs>
+        <w:ind w:left="2880" w:hanging="360"/>
+      </w:pPr>
+      <w:rPr>
+        <w:rFonts w:ascii="Wingdings" w:hAnsi="Wingdings" w:hint="default"/>
+        <w:sz w:val="20"/>
+      </w:rPr>
+    </w:lvl>
+    <w:lvl w:ilvl="4" w:tentative="1">
+      <w:start w:val="1"/>
+      <w:numFmt w:val="bullet"/>
+      <w:lvlText w:val=""/>
+      <w:lvlJc w:val="left"/>
+      <w:pPr>
+        <w:tabs>
+          <w:tab w:val="num" w:pos="3600"/>
+        </w:tabs>
+        <w:ind w:left="3600" w:hanging="360"/>
+      </w:pPr>
+      <w:rPr>
+        <w:rFonts w:ascii="Wingdings" w:hAnsi="Wingdings" w:hint="default"/>
+        <w:sz w:val="20"/>
+      </w:rPr>
+    </w:lvl>
+    <w:lvl w:ilvl="5" w:tentative="1">
+      <w:start w:val="1"/>
+      <w:numFmt w:val="bullet"/>
+      <w:lvlText w:val=""/>
+      <w:lvlJc w:val="left"/>
+      <w:pPr>
+        <w:tabs>
+          <w:tab w:val="num" w:pos="4320"/>
+        </w:tabs>
+        <w:ind w:left="4320" w:hanging="360"/>
+      </w:pPr>
+      <w:rPr>
+        <w:rFonts w:ascii="Wingdings" w:hAnsi="Wingdings" w:hint="default"/>
+        <w:sz w:val="20"/>
+      </w:rPr>
+    </w:lvl>
+    <w:lvl w:ilvl="6" w:tentative="1">
+      <w:start w:val="1"/>
+      <w:numFmt w:val="bullet"/>
+      <w:lvlText w:val=""/>
+      <w:lvlJc w:val="left"/>
+      <w:pPr>
+        <w:tabs>
+          <w:tab w:val="num" w:pos="5040"/>
+        </w:tabs>
+        <w:ind w:left="5040" w:hanging="360"/>
+      </w:pPr>
+      <w:rPr>
+        <w:rFonts w:ascii="Wingdings" w:hAnsi="Wingdings" w:hint="default"/>
+        <w:sz w:val="20"/>
+      </w:rPr>
+    </w:lvl>
+    <w:lvl w:ilvl="7" w:tentative="1">
+      <w:start w:val="1"/>
+      <w:numFmt w:val="bullet"/>
+      <w:lvlText w:val=""/>
+      <w:lvlJc w:val="left"/>
+      <w:pPr>
+        <w:tabs>
+          <w:tab w:val="num" w:pos="5760"/>
+        </w:tabs>
+        <w:ind w:left="5760" w:hanging="360"/>
+      </w:pPr>
+      <w:rPr>
+        <w:rFonts w:ascii="Wingdings" w:hAnsi="Wingdings" w:hint="default"/>
+        <w:sz w:val="20"/>
+      </w:rPr>
+    </w:lvl>
+    <w:lvl w:ilvl="8" w:tentative="1">
+      <w:start w:val="1"/>
+      <w:numFmt w:val="bullet"/>
+      <w:lvlText w:val=""/>
+      <w:lvlJc w:val="left"/>
+      <w:pPr>
+        <w:tabs>
+          <w:tab w:val="num" w:pos="6480"/>
+        </w:tabs>
+        <w:ind w:left="6480" w:hanging="360"/>
+      </w:pPr>
+      <w:rPr>
+        <w:rFonts w:ascii="Wingdings" w:hAnsi="Wingdings" w:hint="default"/>
+        <w:sz w:val="20"/>
+      </w:rPr>
+    </w:lvl>
+  </w:abstractNum>
+  <w:abstractNum w:abstractNumId="1" w15:restartNumberingAfterBreak="0">
+    <w:nsid w:val="0E226902"/>
+    <w:multiLevelType w:val="multilevel"/>
+    <w:tmpl w:val="6576BC7C"/>
+    <w:lvl w:ilvl="0">
+      <w:start w:val="1"/>
+      <w:numFmt w:val="bullet"/>
+      <w:lvlText w:val=""/>
+      <w:lvlJc w:val="left"/>
+      <w:pPr>
+        <w:tabs>
+          <w:tab w:val="num" w:pos="720"/>
+        </w:tabs>
+        <w:ind w:left="720" w:hanging="360"/>
+      </w:pPr>
+      <w:rPr>
+        <w:rFonts w:ascii="Symbol" w:hAnsi="Symbol" w:hint="default"/>
+        <w:sz w:val="20"/>
+      </w:rPr>
+    </w:lvl>
+    <w:lvl w:ilvl="1" w:tentative="1">
+      <w:start w:val="1"/>
+      <w:numFmt w:val="bullet"/>
+      <w:lvlText w:val="o"/>
+      <w:lvlJc w:val="left"/>
+      <w:pPr>
+        <w:tabs>
+          <w:tab w:val="num" w:pos="1440"/>
+        </w:tabs>
+        <w:ind w:left="1440" w:hanging="360"/>
+      </w:pPr>
+      <w:rPr>
+        <w:rFonts w:ascii="Courier New" w:hAnsi="Courier New" w:hint="default"/>
+        <w:sz w:val="20"/>
+      </w:rPr>
+    </w:lvl>
+    <w:lvl w:ilvl="2" w:tentative="1">
+      <w:start w:val="1"/>
+      <w:numFmt w:val="bullet"/>
+      <w:lvlText w:val=""/>
+      <w:lvlJc w:val="left"/>
+      <w:pPr>
+        <w:tabs>
+          <w:tab w:val="num" w:pos="2160"/>
+        </w:tabs>
+        <w:ind w:left="2160" w:hanging="360"/>
+      </w:pPr>
+      <w:rPr>
+        <w:rFonts w:ascii="Wingdings" w:hAnsi="Wingdings" w:hint="default"/>
+        <w:sz w:val="20"/>
+      </w:rPr>
+    </w:lvl>
+    <w:lvl w:ilvl="3" w:tentative="1">
+      <w:start w:val="1"/>
+      <w:numFmt w:val="bullet"/>
+      <w:lvlText w:val=""/>
+      <w:lvlJc w:val="left"/>
+      <w:pPr>
+        <w:tabs>
+          <w:tab w:val="num" w:pos="2880"/>
+        </w:tabs>
+        <w:ind w:left="2880" w:hanging="360"/>
+      </w:pPr>
+      <w:rPr>
+        <w:rFonts w:ascii="Wingdings" w:hAnsi="Wingdings" w:hint="default"/>
+        <w:sz w:val="20"/>
+      </w:rPr>
+    </w:lvl>
+    <w:lvl w:ilvl="4" w:tentative="1">
+      <w:start w:val="1"/>
+      <w:numFmt w:val="bullet"/>
+      <w:lvlText w:val=""/>
+      <w:lvlJc w:val="left"/>
+      <w:pPr>
+        <w:tabs>
+          <w:tab w:val="num" w:pos="3600"/>
+        </w:tabs>
+        <w:ind w:left="3600" w:hanging="360"/>
+      </w:pPr>
+      <w:rPr>
+        <w:rFonts w:ascii="Wingdings" w:hAnsi="Wingdings" w:hint="default"/>
+        <w:sz w:val="20"/>
+      </w:rPr>
+    </w:lvl>
+    <w:lvl w:ilvl="5" w:tentative="1">
+      <w:start w:val="1"/>
+      <w:numFmt w:val="bullet"/>
+      <w:lvlText w:val=""/>
+      <w:lvlJc w:val="left"/>
+      <w:pPr>
+        <w:tabs>
+          <w:tab w:val="num" w:pos="4320"/>
+        </w:tabs>
+        <w:ind w:left="4320" w:hanging="360"/>
+      </w:pPr>
+      <w:rPr>
+        <w:rFonts w:ascii="Wingdings" w:hAnsi="Wingdings" w:hint="default"/>
+        <w:sz w:val="20"/>
+      </w:rPr>
+    </w:lvl>
+    <w:lvl w:ilvl="6" w:tentative="1">
+      <w:start w:val="1"/>
+      <w:numFmt w:val="bullet"/>
+      <w:lvlText w:val=""/>
+      <w:lvlJc w:val="left"/>
+      <w:pPr>
+        <w:tabs>
+          <w:tab w:val="num" w:pos="5040"/>
+        </w:tabs>
+        <w:ind w:left="5040" w:hanging="360"/>
+      </w:pPr>
+      <w:rPr>
+        <w:rFonts w:ascii="Wingdings" w:hAnsi="Wingdings" w:hint="default"/>
+        <w:sz w:val="20"/>
+      </w:rPr>
+    </w:lvl>
+    <w:lvl w:ilvl="7" w:tentative="1">
+      <w:start w:val="1"/>
+      <w:numFmt w:val="bullet"/>
+      <w:lvlText w:val=""/>
+      <w:lvlJc w:val="left"/>
+      <w:pPr>
+        <w:tabs>
+          <w:tab w:val="num" w:pos="5760"/>
+        </w:tabs>
+        <w:ind w:left="5760" w:hanging="360"/>
+      </w:pPr>
+      <w:rPr>
+        <w:rFonts w:ascii="Wingdings" w:hAnsi="Wingdings" w:hint="default"/>
+        <w:sz w:val="20"/>
+      </w:rPr>
+    </w:lvl>
+    <w:lvl w:ilvl="8" w:tentative="1">
+      <w:start w:val="1"/>
+      <w:numFmt w:val="bullet"/>
+      <w:lvlText w:val=""/>
+      <w:lvlJc w:val="left"/>
+      <w:pPr>
+        <w:tabs>
+          <w:tab w:val="num" w:pos="6480"/>
+        </w:tabs>
+        <w:ind w:left="6480" w:hanging="360"/>
+      </w:pPr>
+      <w:rPr>
+        <w:rFonts w:ascii="Wingdings" w:hAnsi="Wingdings" w:hint="default"/>
+        <w:sz w:val="20"/>
+      </w:rPr>
+    </w:lvl>
+  </w:abstractNum>
+  <w:abstractNum w:abstractNumId="2" w15:restartNumberingAfterBreak="0">
+    <w:nsid w:val="120D3736"/>
+    <w:multiLevelType w:val="multilevel"/>
+    <w:tmpl w:val="8BA2593E"/>
+    <w:lvl w:ilvl="0">
+      <w:start w:val="1"/>
+      <w:numFmt w:val="decimal"/>
+      <w:lvlText w:val="%1."/>
+      <w:lvlJc w:val="left"/>
+      <w:pPr>
+        <w:tabs>
+          <w:tab w:val="num" w:pos="720"/>
+        </w:tabs>
+        <w:ind w:left="720" w:hanging="360"/>
+      </w:pPr>
+    </w:lvl>
+    <w:lvl w:ilvl="1" w:tentative="1">
+      <w:start w:val="1"/>
+      <w:numFmt w:val="decimal"/>
+      <w:lvlText w:val="%2."/>
+      <w:lvlJc w:val="left"/>
+      <w:pPr>
+        <w:tabs>
+          <w:tab w:val="num" w:pos="1440"/>
+        </w:tabs>
+        <w:ind w:left="1440" w:hanging="360"/>
+      </w:pPr>
+    </w:lvl>
+    <w:lvl w:ilvl="2" w:tentative="1">
+      <w:start w:val="1"/>
+      <w:numFmt w:val="decimal"/>
+      <w:lvlText w:val="%3."/>
+      <w:lvlJc w:val="left"/>
+      <w:pPr>
+        <w:tabs>
+          <w:tab w:val="num" w:pos="2160"/>
+        </w:tabs>
+        <w:ind w:left="2160" w:hanging="360"/>
+      </w:pPr>
+    </w:lvl>
+    <w:lvl w:ilvl="3" w:tentative="1">
+      <w:start w:val="1"/>
+      <w:numFmt w:val="decimal"/>
+      <w:lvlText w:val="%4."/>
+      <w:lvlJc w:val="left"/>
+      <w:pPr>
+        <w:tabs>
+          <w:tab w:val="num" w:pos="2880"/>
+        </w:tabs>
+        <w:ind w:left="2880" w:hanging="360"/>
+      </w:pPr>
+    </w:lvl>
+    <w:lvl w:ilvl="4" w:tentative="1">
+      <w:start w:val="1"/>
+      <w:numFmt w:val="decimal"/>
+      <w:lvlText w:val="%5."/>
+      <w:lvlJc w:val="left"/>
+      <w:pPr>
+        <w:tabs>
+          <w:tab w:val="num" w:pos="3600"/>
+        </w:tabs>
+        <w:ind w:left="3600" w:hanging="360"/>
+      </w:pPr>
+    </w:lvl>
+    <w:lvl w:ilvl="5" w:tentative="1">
+      <w:start w:val="1"/>
+      <w:numFmt w:val="decimal"/>
+      <w:lvlText w:val="%6."/>
+      <w:lvlJc w:val="left"/>
+      <w:pPr>
+        <w:tabs>
+          <w:tab w:val="num" w:pos="4320"/>
+        </w:tabs>
+        <w:ind w:left="4320" w:hanging="360"/>
+      </w:pPr>
+    </w:lvl>
+    <w:lvl w:ilvl="6" w:tentative="1">
+      <w:start w:val="1"/>
+      <w:numFmt w:val="decimal"/>
+      <w:lvlText w:val="%7."/>
+      <w:lvlJc w:val="left"/>
+      <w:pPr>
+        <w:tabs>
+          <w:tab w:val="num" w:pos="5040"/>
+        </w:tabs>
+        <w:ind w:left="5040" w:hanging="360"/>
+      </w:pPr>
+    </w:lvl>
+    <w:lvl w:ilvl="7" w:tentative="1">
+      <w:start w:val="1"/>
+      <w:numFmt w:val="decimal"/>
+      <w:lvlText w:val="%8."/>
+      <w:lvlJc w:val="left"/>
+      <w:pPr>
+        <w:tabs>
+          <w:tab w:val="num" w:pos="5760"/>
+        </w:tabs>
+        <w:ind w:left="5760" w:hanging="360"/>
+      </w:pPr>
+    </w:lvl>
+    <w:lvl w:ilvl="8" w:tentative="1">
+      <w:start w:val="1"/>
+      <w:numFmt w:val="decimal"/>
+      <w:lvlText w:val="%9."/>
+      <w:lvlJc w:val="left"/>
+      <w:pPr>
+        <w:tabs>
+          <w:tab w:val="num" w:pos="6480"/>
+        </w:tabs>
+        <w:ind w:left="6480" w:hanging="360"/>
+      </w:pPr>
+    </w:lvl>
+  </w:abstractNum>
+  <w:abstractNum w:abstractNumId="3" w15:restartNumberingAfterBreak="0">
     <w:nsid w:val="1ED512A5"/>
     <w:multiLevelType w:val="hybridMultilevel"/>
     <w:tmpl w:val="BFC8FA8C"/>
@@ -1065,7 +4121,156 @@
       </w:pPr>
     </w:lvl>
   </w:abstractNum>
-  <w:abstractNum w:abstractNumId="1" w15:restartNumberingAfterBreak="0">
+  <w:abstractNum w:abstractNumId="4" w15:restartNumberingAfterBreak="0">
+    <w:nsid w:val="26A418CF"/>
+    <w:multiLevelType w:val="multilevel"/>
+    <w:tmpl w:val="CE82F90E"/>
+    <w:lvl w:ilvl="0">
+      <w:start w:val="1"/>
+      <w:numFmt w:val="bullet"/>
+      <w:lvlText w:val=""/>
+      <w:lvlJc w:val="left"/>
+      <w:pPr>
+        <w:tabs>
+          <w:tab w:val="num" w:pos="720"/>
+        </w:tabs>
+        <w:ind w:left="720" w:hanging="360"/>
+      </w:pPr>
+      <w:rPr>
+        <w:rFonts w:ascii="Symbol" w:hAnsi="Symbol" w:hint="default"/>
+        <w:sz w:val="20"/>
+      </w:rPr>
+    </w:lvl>
+    <w:lvl w:ilvl="1" w:tentative="1">
+      <w:start w:val="1"/>
+      <w:numFmt w:val="bullet"/>
+      <w:lvlText w:val="o"/>
+      <w:lvlJc w:val="left"/>
+      <w:pPr>
+        <w:tabs>
+          <w:tab w:val="num" w:pos="1440"/>
+        </w:tabs>
+        <w:ind w:left="1440" w:hanging="360"/>
+      </w:pPr>
+      <w:rPr>
+        <w:rFonts w:ascii="Courier New" w:hAnsi="Courier New" w:hint="default"/>
+        <w:sz w:val="20"/>
+      </w:rPr>
+    </w:lvl>
+    <w:lvl w:ilvl="2" w:tentative="1">
+      <w:start w:val="1"/>
+      <w:numFmt w:val="bullet"/>
+      <w:lvlText w:val=""/>
+      <w:lvlJc w:val="left"/>
+      <w:pPr>
+        <w:tabs>
+          <w:tab w:val="num" w:pos="2160"/>
+        </w:tabs>
+        <w:ind w:left="2160" w:hanging="360"/>
+      </w:pPr>
+      <w:rPr>
+        <w:rFonts w:ascii="Wingdings" w:hAnsi="Wingdings" w:hint="default"/>
+        <w:sz w:val="20"/>
+      </w:rPr>
+    </w:lvl>
+    <w:lvl w:ilvl="3" w:tentative="1">
+      <w:start w:val="1"/>
+      <w:numFmt w:val="bullet"/>
+      <w:lvlText w:val=""/>
+      <w:lvlJc w:val="left"/>
+      <w:pPr>
+        <w:tabs>
+          <w:tab w:val="num" w:pos="2880"/>
+        </w:tabs>
+        <w:ind w:left="2880" w:hanging="360"/>
+      </w:pPr>
+      <w:rPr>
+        <w:rFonts w:ascii="Wingdings" w:hAnsi="Wingdings" w:hint="default"/>
+        <w:sz w:val="20"/>
+      </w:rPr>
+    </w:lvl>
+    <w:lvl w:ilvl="4" w:tentative="1">
+      <w:start w:val="1"/>
+      <w:numFmt w:val="bullet"/>
+      <w:lvlText w:val=""/>
+      <w:lvlJc w:val="left"/>
+      <w:pPr>
+        <w:tabs>
+          <w:tab w:val="num" w:pos="3600"/>
+        </w:tabs>
+        <w:ind w:left="3600" w:hanging="360"/>
+      </w:pPr>
+      <w:rPr>
+        <w:rFonts w:ascii="Wingdings" w:hAnsi="Wingdings" w:hint="default"/>
+        <w:sz w:val="20"/>
+      </w:rPr>
+    </w:lvl>
+    <w:lvl w:ilvl="5" w:tentative="1">
+      <w:start w:val="1"/>
+      <w:numFmt w:val="bullet"/>
+      <w:lvlText w:val=""/>
+      <w:lvlJc w:val="left"/>
+      <w:pPr>
+        <w:tabs>
+          <w:tab w:val="num" w:pos="4320"/>
+        </w:tabs>
+        <w:ind w:left="4320" w:hanging="360"/>
+      </w:pPr>
+      <w:rPr>
+        <w:rFonts w:ascii="Wingdings" w:hAnsi="Wingdings" w:hint="default"/>
+        <w:sz w:val="20"/>
+      </w:rPr>
+    </w:lvl>
+    <w:lvl w:ilvl="6" w:tentative="1">
+      <w:start w:val="1"/>
+      <w:numFmt w:val="bullet"/>
+      <w:lvlText w:val=""/>
+      <w:lvlJc w:val="left"/>
+      <w:pPr>
+        <w:tabs>
+          <w:tab w:val="num" w:pos="5040"/>
+        </w:tabs>
+        <w:ind w:left="5040" w:hanging="360"/>
+      </w:pPr>
+      <w:rPr>
+        <w:rFonts w:ascii="Wingdings" w:hAnsi="Wingdings" w:hint="default"/>
+        <w:sz w:val="20"/>
+      </w:rPr>
+    </w:lvl>
+    <w:lvl w:ilvl="7" w:tentative="1">
+      <w:start w:val="1"/>
+      <w:numFmt w:val="bullet"/>
+      <w:lvlText w:val=""/>
+      <w:lvlJc w:val="left"/>
+      <w:pPr>
+        <w:tabs>
+          <w:tab w:val="num" w:pos="5760"/>
+        </w:tabs>
+        <w:ind w:left="5760" w:hanging="360"/>
+      </w:pPr>
+      <w:rPr>
+        <w:rFonts w:ascii="Wingdings" w:hAnsi="Wingdings" w:hint="default"/>
+        <w:sz w:val="20"/>
+      </w:rPr>
+    </w:lvl>
+    <w:lvl w:ilvl="8" w:tentative="1">
+      <w:start w:val="1"/>
+      <w:numFmt w:val="bullet"/>
+      <w:lvlText w:val=""/>
+      <w:lvlJc w:val="left"/>
+      <w:pPr>
+        <w:tabs>
+          <w:tab w:val="num" w:pos="6480"/>
+        </w:tabs>
+        <w:ind w:left="6480" w:hanging="360"/>
+      </w:pPr>
+      <w:rPr>
+        <w:rFonts w:ascii="Wingdings" w:hAnsi="Wingdings" w:hint="default"/>
+        <w:sz w:val="20"/>
+      </w:rPr>
+    </w:lvl>
+  </w:abstractNum>
+  <w:abstractNum w:abstractNumId="5" w15:restartNumberingAfterBreak="0">
     <w:nsid w:val="2D1D0076"/>
     <w:multiLevelType w:val="multilevel"/>
     <w:tmpl w:val="B8867BBC"/>
@@ -1214,7 +4419,305 @@
       </w:rPr>
     </w:lvl>
   </w:abstractNum>
-  <w:abstractNum w:abstractNumId="2" w15:restartNumberingAfterBreak="0">
+  <w:abstractNum w:abstractNumId="6" w15:restartNumberingAfterBreak="0">
+    <w:nsid w:val="3572143E"/>
+    <w:multiLevelType w:val="multilevel"/>
+    <w:tmpl w:val="9F9A585A"/>
+    <w:lvl w:ilvl="0">
+      <w:start w:val="1"/>
+      <w:numFmt w:val="bullet"/>
+      <w:lvlText w:val=""/>
+      <w:lvlJc w:val="left"/>
+      <w:pPr>
+        <w:tabs>
+          <w:tab w:val="num" w:pos="720"/>
+        </w:tabs>
+        <w:ind w:left="720" w:hanging="360"/>
+      </w:pPr>
+      <w:rPr>
+        <w:rFonts w:ascii="Symbol" w:hAnsi="Symbol" w:hint="default"/>
+        <w:sz w:val="20"/>
+      </w:rPr>
+    </w:lvl>
+    <w:lvl w:ilvl="1" w:tentative="1">
+      <w:start w:val="1"/>
+      <w:numFmt w:val="bullet"/>
+      <w:lvlText w:val="o"/>
+      <w:lvlJc w:val="left"/>
+      <w:pPr>
+        <w:tabs>
+          <w:tab w:val="num" w:pos="1440"/>
+        </w:tabs>
+        <w:ind w:left="1440" w:hanging="360"/>
+      </w:pPr>
+      <w:rPr>
+        <w:rFonts w:ascii="Courier New" w:hAnsi="Courier New" w:hint="default"/>
+        <w:sz w:val="20"/>
+      </w:rPr>
+    </w:lvl>
+    <w:lvl w:ilvl="2" w:tentative="1">
+      <w:start w:val="1"/>
+      <w:numFmt w:val="bullet"/>
+      <w:lvlText w:val=""/>
+      <w:lvlJc w:val="left"/>
+      <w:pPr>
+        <w:tabs>
+          <w:tab w:val="num" w:pos="2160"/>
+        </w:tabs>
+        <w:ind w:left="2160" w:hanging="360"/>
+      </w:pPr>
+      <w:rPr>
+        <w:rFonts w:ascii="Wingdings" w:hAnsi="Wingdings" w:hint="default"/>
+        <w:sz w:val="20"/>
+      </w:rPr>
+    </w:lvl>
+    <w:lvl w:ilvl="3" w:tentative="1">
+      <w:start w:val="1"/>
+      <w:numFmt w:val="bullet"/>
+      <w:lvlText w:val=""/>
+      <w:lvlJc w:val="left"/>
+      <w:pPr>
+        <w:tabs>
+          <w:tab w:val="num" w:pos="2880"/>
+        </w:tabs>
+        <w:ind w:left="2880" w:hanging="360"/>
+      </w:pPr>
+      <w:rPr>
+        <w:rFonts w:ascii="Wingdings" w:hAnsi="Wingdings" w:hint="default"/>
+        <w:sz w:val="20"/>
+      </w:rPr>
+    </w:lvl>
+    <w:lvl w:ilvl="4" w:tentative="1">
+      <w:start w:val="1"/>
+      <w:numFmt w:val="bullet"/>
+      <w:lvlText w:val=""/>
+      <w:lvlJc w:val="left"/>
+      <w:pPr>
+        <w:tabs>
+          <w:tab w:val="num" w:pos="3600"/>
+        </w:tabs>
+        <w:ind w:left="3600" w:hanging="360"/>
+      </w:pPr>
+      <w:rPr>
+        <w:rFonts w:ascii="Wingdings" w:hAnsi="Wingdings" w:hint="default"/>
+        <w:sz w:val="20"/>
+      </w:rPr>
+    </w:lvl>
+    <w:lvl w:ilvl="5" w:tentative="1">
+      <w:start w:val="1"/>
+      <w:numFmt w:val="bullet"/>
+      <w:lvlText w:val=""/>
+      <w:lvlJc w:val="left"/>
+      <w:pPr>
+        <w:tabs>
+          <w:tab w:val="num" w:pos="4320"/>
+        </w:tabs>
+        <w:ind w:left="4320" w:hanging="360"/>
+      </w:pPr>
+      <w:rPr>
+        <w:rFonts w:ascii="Wingdings" w:hAnsi="Wingdings" w:hint="default"/>
+        <w:sz w:val="20"/>
+      </w:rPr>
+    </w:lvl>
+    <w:lvl w:ilvl="6" w:tentative="1">
+      <w:start w:val="1"/>
+      <w:numFmt w:val="bullet"/>
+      <w:lvlText w:val=""/>
+      <w:lvlJc w:val="left"/>
+      <w:pPr>
+        <w:tabs>
+          <w:tab w:val="num" w:pos="5040"/>
+        </w:tabs>
+        <w:ind w:left="5040" w:hanging="360"/>
+      </w:pPr>
+      <w:rPr>
+        <w:rFonts w:ascii="Wingdings" w:hAnsi="Wingdings" w:hint="default"/>
+        <w:sz w:val="20"/>
+      </w:rPr>
+    </w:lvl>
+    <w:lvl w:ilvl="7" w:tentative="1">
+      <w:start w:val="1"/>
+      <w:numFmt w:val="bullet"/>
+      <w:lvlText w:val=""/>
+      <w:lvlJc w:val="left"/>
+      <w:pPr>
+        <w:tabs>
+          <w:tab w:val="num" w:pos="5760"/>
+        </w:tabs>
+        <w:ind w:left="5760" w:hanging="360"/>
+      </w:pPr>
+      <w:rPr>
+        <w:rFonts w:ascii="Wingdings" w:hAnsi="Wingdings" w:hint="default"/>
+        <w:sz w:val="20"/>
+      </w:rPr>
+    </w:lvl>
+    <w:lvl w:ilvl="8" w:tentative="1">
+      <w:start w:val="1"/>
+      <w:numFmt w:val="bullet"/>
+      <w:lvlText w:val=""/>
+      <w:lvlJc w:val="left"/>
+      <w:pPr>
+        <w:tabs>
+          <w:tab w:val="num" w:pos="6480"/>
+        </w:tabs>
+        <w:ind w:left="6480" w:hanging="360"/>
+      </w:pPr>
+      <w:rPr>
+        <w:rFonts w:ascii="Wingdings" w:hAnsi="Wingdings" w:hint="default"/>
+        <w:sz w:val="20"/>
+      </w:rPr>
+    </w:lvl>
+  </w:abstractNum>
+  <w:abstractNum w:abstractNumId="7" w15:restartNumberingAfterBreak="0">
+    <w:nsid w:val="360F0A84"/>
+    <w:multiLevelType w:val="multilevel"/>
+    <w:tmpl w:val="1180C3C2"/>
+    <w:lvl w:ilvl="0">
+      <w:start w:val="1"/>
+      <w:numFmt w:val="bullet"/>
+      <w:lvlText w:val=""/>
+      <w:lvlJc w:val="left"/>
+      <w:pPr>
+        <w:tabs>
+          <w:tab w:val="num" w:pos="720"/>
+        </w:tabs>
+        <w:ind w:left="720" w:hanging="360"/>
+      </w:pPr>
+      <w:rPr>
+        <w:rFonts w:ascii="Symbol" w:hAnsi="Symbol" w:hint="default"/>
+        <w:sz w:val="20"/>
+      </w:rPr>
+    </w:lvl>
+    <w:lvl w:ilvl="1" w:tentative="1">
+      <w:start w:val="1"/>
+      <w:numFmt w:val="bullet"/>
+      <w:lvlText w:val="o"/>
+      <w:lvlJc w:val="left"/>
+      <w:pPr>
+        <w:tabs>
+          <w:tab w:val="num" w:pos="1440"/>
+        </w:tabs>
+        <w:ind w:left="1440" w:hanging="360"/>
+      </w:pPr>
+      <w:rPr>
+        <w:rFonts w:ascii="Courier New" w:hAnsi="Courier New" w:hint="default"/>
+        <w:sz w:val="20"/>
+      </w:rPr>
+    </w:lvl>
+    <w:lvl w:ilvl="2" w:tentative="1">
+      <w:start w:val="1"/>
+      <w:numFmt w:val="bullet"/>
+      <w:lvlText w:val=""/>
+      <w:lvlJc w:val="left"/>
+      <w:pPr>
+        <w:tabs>
+          <w:tab w:val="num" w:pos="2160"/>
+        </w:tabs>
+        <w:ind w:left="2160" w:hanging="360"/>
+      </w:pPr>
+      <w:rPr>
+        <w:rFonts w:ascii="Wingdings" w:hAnsi="Wingdings" w:hint="default"/>
+        <w:sz w:val="20"/>
+      </w:rPr>
+    </w:lvl>
+    <w:lvl w:ilvl="3" w:tentative="1">
+      <w:start w:val="1"/>
+      <w:numFmt w:val="bullet"/>
+      <w:lvlText w:val=""/>
+      <w:lvlJc w:val="left"/>
+      <w:pPr>
+        <w:tabs>
+          <w:tab w:val="num" w:pos="2880"/>
+        </w:tabs>
+        <w:ind w:left="2880" w:hanging="360"/>
+      </w:pPr>
+      <w:rPr>
+        <w:rFonts w:ascii="Wingdings" w:hAnsi="Wingdings" w:hint="default"/>
+        <w:sz w:val="20"/>
+      </w:rPr>
+    </w:lvl>
+    <w:lvl w:ilvl="4" w:tentative="1">
+      <w:start w:val="1"/>
+      <w:numFmt w:val="bullet"/>
+      <w:lvlText w:val=""/>
+      <w:lvlJc w:val="left"/>
+      <w:pPr>
+        <w:tabs>
+          <w:tab w:val="num" w:pos="3600"/>
+        </w:tabs>
+        <w:ind w:left="3600" w:hanging="360"/>
+      </w:pPr>
+      <w:rPr>
+        <w:rFonts w:ascii="Wingdings" w:hAnsi="Wingdings" w:hint="default"/>
+        <w:sz w:val="20"/>
+      </w:rPr>
+    </w:lvl>
+    <w:lvl w:ilvl="5" w:tentative="1">
+      <w:start w:val="1"/>
+      <w:numFmt w:val="bullet"/>
+      <w:lvlText w:val=""/>
+      <w:lvlJc w:val="left"/>
+      <w:pPr>
+        <w:tabs>
+          <w:tab w:val="num" w:pos="4320"/>
+        </w:tabs>
+        <w:ind w:left="4320" w:hanging="360"/>
+      </w:pPr>
+      <w:rPr>
+        <w:rFonts w:ascii="Wingdings" w:hAnsi="Wingdings" w:hint="default"/>
+        <w:sz w:val="20"/>
+      </w:rPr>
+    </w:lvl>
+    <w:lvl w:ilvl="6" w:tentative="1">
+      <w:start w:val="1"/>
+      <w:numFmt w:val="bullet"/>
+      <w:lvlText w:val=""/>
+      <w:lvlJc w:val="left"/>
+      <w:pPr>
+        <w:tabs>
+          <w:tab w:val="num" w:pos="5040"/>
+        </w:tabs>
+        <w:ind w:left="5040" w:hanging="360"/>
+      </w:pPr>
+      <w:rPr>
+        <w:rFonts w:ascii="Wingdings" w:hAnsi="Wingdings" w:hint="default"/>
+        <w:sz w:val="20"/>
+      </w:rPr>
+    </w:lvl>
+    <w:lvl w:ilvl="7" w:tentative="1">
+      <w:start w:val="1"/>
+      <w:numFmt w:val="bullet"/>
+      <w:lvlText w:val=""/>
+      <w:lvlJc w:val="left"/>
+      <w:pPr>
+        <w:tabs>
+          <w:tab w:val="num" w:pos="5760"/>
+        </w:tabs>
+        <w:ind w:left="5760" w:hanging="360"/>
+      </w:pPr>
+      <w:rPr>
+        <w:rFonts w:ascii="Wingdings" w:hAnsi="Wingdings" w:hint="default"/>
+        <w:sz w:val="20"/>
+      </w:rPr>
+    </w:lvl>
+    <w:lvl w:ilvl="8" w:tentative="1">
+      <w:start w:val="1"/>
+      <w:numFmt w:val="bullet"/>
+      <w:lvlText w:val=""/>
+      <w:lvlJc w:val="left"/>
+      <w:pPr>
+        <w:tabs>
+          <w:tab w:val="num" w:pos="6480"/>
+        </w:tabs>
+        <w:ind w:left="6480" w:hanging="360"/>
+      </w:pPr>
+      <w:rPr>
+        <w:rFonts w:ascii="Wingdings" w:hAnsi="Wingdings" w:hint="default"/>
+        <w:sz w:val="20"/>
+      </w:rPr>
+    </w:lvl>
+  </w:abstractNum>
+  <w:abstractNum w:abstractNumId="8" w15:restartNumberingAfterBreak="0">
     <w:nsid w:val="3A3411B3"/>
     <w:multiLevelType w:val="multilevel"/>
     <w:tmpl w:val="46FEEF84"/>
@@ -1363,7 +4866,7 @@
       </w:rPr>
     </w:lvl>
   </w:abstractNum>
-  <w:abstractNum w:abstractNumId="3" w15:restartNumberingAfterBreak="0">
+  <w:abstractNum w:abstractNumId="9" w15:restartNumberingAfterBreak="0">
     <w:nsid w:val="3D2E58CB"/>
     <w:multiLevelType w:val="multilevel"/>
     <w:tmpl w:val="73588D00"/>
@@ -1512,7 +5015,156 @@
       </w:rPr>
     </w:lvl>
   </w:abstractNum>
-  <w:abstractNum w:abstractNumId="4" w15:restartNumberingAfterBreak="0">
+  <w:abstractNum w:abstractNumId="10" w15:restartNumberingAfterBreak="0">
+    <w:nsid w:val="40D20341"/>
+    <w:multiLevelType w:val="multilevel"/>
+    <w:tmpl w:val="14CAEDA2"/>
+    <w:lvl w:ilvl="0">
+      <w:start w:val="1"/>
+      <w:numFmt w:val="bullet"/>
+      <w:lvlText w:val=""/>
+      <w:lvlJc w:val="left"/>
+      <w:pPr>
+        <w:tabs>
+          <w:tab w:val="num" w:pos="720"/>
+        </w:tabs>
+        <w:ind w:left="720" w:hanging="360"/>
+      </w:pPr>
+      <w:rPr>
+        <w:rFonts w:ascii="Symbol" w:hAnsi="Symbol" w:hint="default"/>
+        <w:sz w:val="20"/>
+      </w:rPr>
+    </w:lvl>
+    <w:lvl w:ilvl="1" w:tentative="1">
+      <w:start w:val="1"/>
+      <w:numFmt w:val="bullet"/>
+      <w:lvlText w:val="o"/>
+      <w:lvlJc w:val="left"/>
+      <w:pPr>
+        <w:tabs>
+          <w:tab w:val="num" w:pos="1440"/>
+        </w:tabs>
+        <w:ind w:left="1440" w:hanging="360"/>
+      </w:pPr>
+      <w:rPr>
+        <w:rFonts w:ascii="Courier New" w:hAnsi="Courier New" w:hint="default"/>
+        <w:sz w:val="20"/>
+      </w:rPr>
+    </w:lvl>
+    <w:lvl w:ilvl="2" w:tentative="1">
+      <w:start w:val="1"/>
+      <w:numFmt w:val="bullet"/>
+      <w:lvlText w:val=""/>
+      <w:lvlJc w:val="left"/>
+      <w:pPr>
+        <w:tabs>
+          <w:tab w:val="num" w:pos="2160"/>
+        </w:tabs>
+        <w:ind w:left="2160" w:hanging="360"/>
+      </w:pPr>
+      <w:rPr>
+        <w:rFonts w:ascii="Wingdings" w:hAnsi="Wingdings" w:hint="default"/>
+        <w:sz w:val="20"/>
+      </w:rPr>
+    </w:lvl>
+    <w:lvl w:ilvl="3" w:tentative="1">
+      <w:start w:val="1"/>
+      <w:numFmt w:val="bullet"/>
+      <w:lvlText w:val=""/>
+      <w:lvlJc w:val="left"/>
+      <w:pPr>
+        <w:tabs>
+          <w:tab w:val="num" w:pos="2880"/>
+        </w:tabs>
+        <w:ind w:left="2880" w:hanging="360"/>
+      </w:pPr>
+      <w:rPr>
+        <w:rFonts w:ascii="Wingdings" w:hAnsi="Wingdings" w:hint="default"/>
+        <w:sz w:val="20"/>
+      </w:rPr>
+    </w:lvl>
+    <w:lvl w:ilvl="4" w:tentative="1">
+      <w:start w:val="1"/>
+      <w:numFmt w:val="bullet"/>
+      <w:lvlText w:val=""/>
+      <w:lvlJc w:val="left"/>
+      <w:pPr>
+        <w:tabs>
+          <w:tab w:val="num" w:pos="3600"/>
+        </w:tabs>
+        <w:ind w:left="3600" w:hanging="360"/>
+      </w:pPr>
+      <w:rPr>
+        <w:rFonts w:ascii="Wingdings" w:hAnsi="Wingdings" w:hint="default"/>
+        <w:sz w:val="20"/>
+      </w:rPr>
+    </w:lvl>
+    <w:lvl w:ilvl="5" w:tentative="1">
+      <w:start w:val="1"/>
+      <w:numFmt w:val="bullet"/>
+      <w:lvlText w:val=""/>
+      <w:lvlJc w:val="left"/>
+      <w:pPr>
+        <w:tabs>
+          <w:tab w:val="num" w:pos="4320"/>
+        </w:tabs>
+        <w:ind w:left="4320" w:hanging="360"/>
+      </w:pPr>
+      <w:rPr>
+        <w:rFonts w:ascii="Wingdings" w:hAnsi="Wingdings" w:hint="default"/>
+        <w:sz w:val="20"/>
+      </w:rPr>
+    </w:lvl>
+    <w:lvl w:ilvl="6" w:tentative="1">
+      <w:start w:val="1"/>
+      <w:numFmt w:val="bullet"/>
+      <w:lvlText w:val=""/>
+      <w:lvlJc w:val="left"/>
+      <w:pPr>
+        <w:tabs>
+          <w:tab w:val="num" w:pos="5040"/>
+        </w:tabs>
+        <w:ind w:left="5040" w:hanging="360"/>
+      </w:pPr>
+      <w:rPr>
+        <w:rFonts w:ascii="Wingdings" w:hAnsi="Wingdings" w:hint="default"/>
+        <w:sz w:val="20"/>
+      </w:rPr>
+    </w:lvl>
+    <w:lvl w:ilvl="7" w:tentative="1">
+      <w:start w:val="1"/>
+      <w:numFmt w:val="bullet"/>
+      <w:lvlText w:val=""/>
+      <w:lvlJc w:val="left"/>
+      <w:pPr>
+        <w:tabs>
+          <w:tab w:val="num" w:pos="5760"/>
+        </w:tabs>
+        <w:ind w:left="5760" w:hanging="360"/>
+      </w:pPr>
+      <w:rPr>
+        <w:rFonts w:ascii="Wingdings" w:hAnsi="Wingdings" w:hint="default"/>
+        <w:sz w:val="20"/>
+      </w:rPr>
+    </w:lvl>
+    <w:lvl w:ilvl="8" w:tentative="1">
+      <w:start w:val="1"/>
+      <w:numFmt w:val="bullet"/>
+      <w:lvlText w:val=""/>
+      <w:lvlJc w:val="left"/>
+      <w:pPr>
+        <w:tabs>
+          <w:tab w:val="num" w:pos="6480"/>
+        </w:tabs>
+        <w:ind w:left="6480" w:hanging="360"/>
+      </w:pPr>
+      <w:rPr>
+        <w:rFonts w:ascii="Wingdings" w:hAnsi="Wingdings" w:hint="default"/>
+        <w:sz w:val="20"/>
+      </w:rPr>
+    </w:lvl>
+  </w:abstractNum>
+  <w:abstractNum w:abstractNumId="11" w15:restartNumberingAfterBreak="0">
     <w:nsid w:val="54AA32C7"/>
     <w:multiLevelType w:val="multilevel"/>
     <w:tmpl w:val="5CFA5E52"/>
@@ -1661,7 +5313,7 @@
       </w:rPr>
     </w:lvl>
   </w:abstractNum>
-  <w:abstractNum w:abstractNumId="5" w15:restartNumberingAfterBreak="0">
+  <w:abstractNum w:abstractNumId="12" w15:restartNumberingAfterBreak="0">
     <w:nsid w:val="553352A7"/>
     <w:multiLevelType w:val="multilevel"/>
     <w:tmpl w:val="3D8A493A"/>
@@ -1774,7 +5426,7 @@
       </w:pPr>
     </w:lvl>
   </w:abstractNum>
-  <w:abstractNum w:abstractNumId="6" w15:restartNumberingAfterBreak="0">
+  <w:abstractNum w:abstractNumId="13" w15:restartNumberingAfterBreak="0">
     <w:nsid w:val="6C39168B"/>
     <w:multiLevelType w:val="multilevel"/>
     <w:tmpl w:val="150E1B22"/>
@@ -1923,7 +5575,322 @@
       </w:rPr>
     </w:lvl>
   </w:abstractNum>
-  <w:abstractNum w:abstractNumId="7" w15:restartNumberingAfterBreak="0">
+  <w:abstractNum w:abstractNumId="14" w15:restartNumberingAfterBreak="0">
+    <w:nsid w:val="710E77D8"/>
+    <w:multiLevelType w:val="hybridMultilevel"/>
+    <w:tmpl w:val="C86692D4"/>
+    <w:lvl w:ilvl="0" w:tplc="0C0A0001">
+      <w:start w:val="1"/>
+      <w:numFmt w:val="bullet"/>
+      <w:lvlText w:val=""/>
+      <w:lvlJc w:val="left"/>
+      <w:pPr>
+        <w:ind w:left="720" w:hanging="360"/>
+      </w:pPr>
+      <w:rPr>
+        <w:rFonts w:ascii="Symbol" w:hAnsi="Symbol" w:hint="default"/>
+      </w:rPr>
+    </w:lvl>
+    <w:lvl w:ilvl="1" w:tplc="0C0A0003" w:tentative="1">
+      <w:start w:val="1"/>
+      <w:numFmt w:val="bullet"/>
+      <w:lvlText w:val="o"/>
+      <w:lvlJc w:val="left"/>
+      <w:pPr>
+        <w:ind w:left="1440" w:hanging="360"/>
+      </w:pPr>
+      <w:rPr>
+        <w:rFonts w:ascii="Courier New" w:hAnsi="Courier New" w:cs="Courier New" w:hint="default"/>
+      </w:rPr>
+    </w:lvl>
+    <w:lvl w:ilvl="2" w:tplc="0C0A0005" w:tentative="1">
+      <w:start w:val="1"/>
+      <w:numFmt w:val="bullet"/>
+      <w:lvlText w:val=""/>
+      <w:lvlJc w:val="left"/>
+      <w:pPr>
+        <w:ind w:left="2160" w:hanging="360"/>
+      </w:pPr>
+      <w:rPr>
+        <w:rFonts w:ascii="Wingdings" w:hAnsi="Wingdings" w:hint="default"/>
+      </w:rPr>
+    </w:lvl>
+    <w:lvl w:ilvl="3" w:tplc="0C0A0001" w:tentative="1">
+      <w:start w:val="1"/>
+      <w:numFmt w:val="bullet"/>
+      <w:lvlText w:val=""/>
+      <w:lvlJc w:val="left"/>
+      <w:pPr>
+        <w:ind w:left="2880" w:hanging="360"/>
+      </w:pPr>
+      <w:rPr>
+        <w:rFonts w:ascii="Symbol" w:hAnsi="Symbol" w:hint="default"/>
+      </w:rPr>
+    </w:lvl>
+    <w:lvl w:ilvl="4" w:tplc="0C0A0003" w:tentative="1">
+      <w:start w:val="1"/>
+      <w:numFmt w:val="bullet"/>
+      <w:lvlText w:val="o"/>
+      <w:lvlJc w:val="left"/>
+      <w:pPr>
+        <w:ind w:left="3600" w:hanging="360"/>
+      </w:pPr>
+      <w:rPr>
+        <w:rFonts w:ascii="Courier New" w:hAnsi="Courier New" w:cs="Courier New" w:hint="default"/>
+      </w:rPr>
+    </w:lvl>
+    <w:lvl w:ilvl="5" w:tplc="0C0A0005" w:tentative="1">
+      <w:start w:val="1"/>
+      <w:numFmt w:val="bullet"/>
+      <w:lvlText w:val=""/>
+      <w:lvlJc w:val="left"/>
+      <w:pPr>
+        <w:ind w:left="4320" w:hanging="360"/>
+      </w:pPr>
+      <w:rPr>
+        <w:rFonts w:ascii="Wingdings" w:hAnsi="Wingdings" w:hint="default"/>
+      </w:rPr>
+    </w:lvl>
+    <w:lvl w:ilvl="6" w:tplc="0C0A0001" w:tentative="1">
+      <w:start w:val="1"/>
+      <w:numFmt w:val="bullet"/>
+      <w:lvlText w:val=""/>
+      <w:lvlJc w:val="left"/>
+      <w:pPr>
+        <w:ind w:left="5040" w:hanging="360"/>
+      </w:pPr>
+      <w:rPr>
+        <w:rFonts w:ascii="Symbol" w:hAnsi="Symbol" w:hint="default"/>
+      </w:rPr>
+    </w:lvl>
+    <w:lvl w:ilvl="7" w:tplc="0C0A0003" w:tentative="1">
+      <w:start w:val="1"/>
+      <w:numFmt w:val="bullet"/>
+      <w:lvlText w:val="o"/>
+      <w:lvlJc w:val="left"/>
+      <w:pPr>
+        <w:ind w:left="5760" w:hanging="360"/>
+      </w:pPr>
+      <w:rPr>
+        <w:rFonts w:ascii="Courier New" w:hAnsi="Courier New" w:cs="Courier New" w:hint="default"/>
+      </w:rPr>
+    </w:lvl>
+    <w:lvl w:ilvl="8" w:tplc="0C0A0005" w:tentative="1">
+      <w:start w:val="1"/>
+      <w:numFmt w:val="bullet"/>
+      <w:lvlText w:val=""/>
+      <w:lvlJc w:val="left"/>
+      <w:pPr>
+        <w:ind w:left="6480" w:hanging="360"/>
+      </w:pPr>
+      <w:rPr>
+        <w:rFonts w:ascii="Wingdings" w:hAnsi="Wingdings" w:hint="default"/>
+      </w:rPr>
+    </w:lvl>
+  </w:abstractNum>
+  <w:abstractNum w:abstractNumId="15" w15:restartNumberingAfterBreak="0">
+    <w:nsid w:val="71AF248F"/>
+    <w:multiLevelType w:val="multilevel"/>
+    <w:tmpl w:val="9BC41C9E"/>
+    <w:lvl w:ilvl="0">
+      <w:start w:val="1"/>
+      <w:numFmt w:val="decimal"/>
+      <w:lvlText w:val="%1."/>
+      <w:lvlJc w:val="left"/>
+      <w:pPr>
+        <w:tabs>
+          <w:tab w:val="num" w:pos="720"/>
+        </w:tabs>
+        <w:ind w:left="720" w:hanging="360"/>
+      </w:pPr>
+    </w:lvl>
+    <w:lvl w:ilvl="1" w:tentative="1">
+      <w:start w:val="1"/>
+      <w:numFmt w:val="decimal"/>
+      <w:lvlText w:val="%2."/>
+      <w:lvlJc w:val="left"/>
+      <w:pPr>
+        <w:tabs>
+          <w:tab w:val="num" w:pos="1440"/>
+        </w:tabs>
+        <w:ind w:left="1440" w:hanging="360"/>
+      </w:pPr>
+    </w:lvl>
+    <w:lvl w:ilvl="2" w:tentative="1">
+      <w:start w:val="1"/>
+      <w:numFmt w:val="decimal"/>
+      <w:lvlText w:val="%3."/>
+      <w:lvlJc w:val="left"/>
+      <w:pPr>
+        <w:tabs>
+          <w:tab w:val="num" w:pos="2160"/>
+        </w:tabs>
+        <w:ind w:left="2160" w:hanging="360"/>
+      </w:pPr>
+    </w:lvl>
+    <w:lvl w:ilvl="3" w:tentative="1">
+      <w:start w:val="1"/>
+      <w:numFmt w:val="decimal"/>
+      <w:lvlText w:val="%4."/>
+      <w:lvlJc w:val="left"/>
+      <w:pPr>
+        <w:tabs>
+          <w:tab w:val="num" w:pos="2880"/>
+        </w:tabs>
+        <w:ind w:left="2880" w:hanging="360"/>
+      </w:pPr>
+    </w:lvl>
+    <w:lvl w:ilvl="4" w:tentative="1">
+      <w:start w:val="1"/>
+      <w:numFmt w:val="decimal"/>
+      <w:lvlText w:val="%5."/>
+      <w:lvlJc w:val="left"/>
+      <w:pPr>
+        <w:tabs>
+          <w:tab w:val="num" w:pos="3600"/>
+        </w:tabs>
+        <w:ind w:left="3600" w:hanging="360"/>
+      </w:pPr>
+    </w:lvl>
+    <w:lvl w:ilvl="5" w:tentative="1">
+      <w:start w:val="1"/>
+      <w:numFmt w:val="decimal"/>
+      <w:lvlText w:val="%6."/>
+      <w:lvlJc w:val="left"/>
+      <w:pPr>
+        <w:tabs>
+          <w:tab w:val="num" w:pos="4320"/>
+        </w:tabs>
+        <w:ind w:left="4320" w:hanging="360"/>
+      </w:pPr>
+    </w:lvl>
+    <w:lvl w:ilvl="6" w:tentative="1">
+      <w:start w:val="1"/>
+      <w:numFmt w:val="decimal"/>
+      <w:lvlText w:val="%7."/>
+      <w:lvlJc w:val="left"/>
+      <w:pPr>
+        <w:tabs>
+          <w:tab w:val="num" w:pos="5040"/>
+        </w:tabs>
+        <w:ind w:left="5040" w:hanging="360"/>
+      </w:pPr>
+    </w:lvl>
+    <w:lvl w:ilvl="7" w:tentative="1">
+      <w:start w:val="1"/>
+      <w:numFmt w:val="decimal"/>
+      <w:lvlText w:val="%8."/>
+      <w:lvlJc w:val="left"/>
+      <w:pPr>
+        <w:tabs>
+          <w:tab w:val="num" w:pos="5760"/>
+        </w:tabs>
+        <w:ind w:left="5760" w:hanging="360"/>
+      </w:pPr>
+    </w:lvl>
+    <w:lvl w:ilvl="8" w:tentative="1">
+      <w:start w:val="1"/>
+      <w:numFmt w:val="decimal"/>
+      <w:lvlText w:val="%9."/>
+      <w:lvlJc w:val="left"/>
+      <w:pPr>
+        <w:tabs>
+          <w:tab w:val="num" w:pos="6480"/>
+        </w:tabs>
+        <w:ind w:left="6480" w:hanging="360"/>
+      </w:pPr>
+    </w:lvl>
+  </w:abstractNum>
+  <w:abstractNum w:abstractNumId="16" w15:restartNumberingAfterBreak="0">
+    <w:nsid w:val="757141FF"/>
+    <w:multiLevelType w:val="hybridMultilevel"/>
+    <w:tmpl w:val="A3F8D364"/>
+    <w:lvl w:ilvl="0" w:tplc="0C0A000F">
+      <w:start w:val="1"/>
+      <w:numFmt w:val="decimal"/>
+      <w:lvlText w:val="%1."/>
+      <w:lvlJc w:val="left"/>
+      <w:pPr>
+        <w:ind w:left="720" w:hanging="360"/>
+      </w:pPr>
+      <w:rPr>
+        <w:rFonts w:hint="default"/>
+      </w:rPr>
+    </w:lvl>
+    <w:lvl w:ilvl="1" w:tplc="0C0A0019" w:tentative="1">
+      <w:start w:val="1"/>
+      <w:numFmt w:val="lowerLetter"/>
+      <w:lvlText w:val="%2."/>
+      <w:lvlJc w:val="left"/>
+      <w:pPr>
+        <w:ind w:left="1440" w:hanging="360"/>
+      </w:pPr>
+    </w:lvl>
+    <w:lvl w:ilvl="2" w:tplc="0C0A001B" w:tentative="1">
+      <w:start w:val="1"/>
+      <w:numFmt w:val="lowerRoman"/>
+      <w:lvlText w:val="%3."/>
+      <w:lvlJc w:val="right"/>
+      <w:pPr>
+        <w:ind w:left="2160" w:hanging="180"/>
+      </w:pPr>
+    </w:lvl>
+    <w:lvl w:ilvl="3" w:tplc="0C0A000F" w:tentative="1">
+      <w:start w:val="1"/>
+      <w:numFmt w:val="decimal"/>
+      <w:lvlText w:val="%4."/>
+      <w:lvlJc w:val="left"/>
+      <w:pPr>
+        <w:ind w:left="2880" w:hanging="360"/>
+      </w:pPr>
+    </w:lvl>
+    <w:lvl w:ilvl="4" w:tplc="0C0A0019" w:tentative="1">
+      <w:start w:val="1"/>
+      <w:numFmt w:val="lowerLetter"/>
+      <w:lvlText w:val="%5."/>
+      <w:lvlJc w:val="left"/>
+      <w:pPr>
+        <w:ind w:left="3600" w:hanging="360"/>
+      </w:pPr>
+    </w:lvl>
+    <w:lvl w:ilvl="5" w:tplc="0C0A001B" w:tentative="1">
+      <w:start w:val="1"/>
+      <w:numFmt w:val="lowerRoman"/>
+      <w:lvlText w:val="%6."/>
+      <w:lvlJc w:val="right"/>
+      <w:pPr>
+        <w:ind w:left="4320" w:hanging="180"/>
+      </w:pPr>
+    </w:lvl>
+    <w:lvl w:ilvl="6" w:tplc="0C0A000F" w:tentative="1">
+      <w:start w:val="1"/>
+      <w:numFmt w:val="decimal"/>
+      <w:lvlText w:val="%7."/>
+      <w:lvlJc w:val="left"/>
+      <w:pPr>
+        <w:ind w:left="5040" w:hanging="360"/>
+      </w:pPr>
+    </w:lvl>
+    <w:lvl w:ilvl="7" w:tplc="0C0A0019" w:tentative="1">
+      <w:start w:val="1"/>
+      <w:numFmt w:val="lowerLetter"/>
+      <w:lvlText w:val="%8."/>
+      <w:lvlJc w:val="left"/>
+      <w:pPr>
+        <w:ind w:left="5760" w:hanging="360"/>
+      </w:pPr>
+    </w:lvl>
+    <w:lvl w:ilvl="8" w:tplc="0C0A001B" w:tentative="1">
+      <w:start w:val="1"/>
+      <w:numFmt w:val="lowerRoman"/>
+      <w:lvlText w:val="%9."/>
+      <w:lvlJc w:val="right"/>
+      <w:pPr>
+        <w:ind w:left="6480" w:hanging="180"/>
+      </w:pPr>
+    </w:lvl>
+  </w:abstractNum>
+  <w:abstractNum w:abstractNumId="17" w15:restartNumberingAfterBreak="0">
     <w:nsid w:val="774D1F5D"/>
     <w:multiLevelType w:val="hybridMultilevel"/>
     <w:tmpl w:val="15E8A782"/>
@@ -2012,28 +5979,150 @@
       </w:pPr>
     </w:lvl>
   </w:abstractNum>
+  <w:abstractNum w:abstractNumId="18" w15:restartNumberingAfterBreak="0">
+    <w:nsid w:val="7B5F38B8"/>
+    <w:multiLevelType w:val="hybridMultilevel"/>
+    <w:tmpl w:val="D4C642C6"/>
+    <w:lvl w:ilvl="0" w:tplc="0C0A000F">
+      <w:start w:val="1"/>
+      <w:numFmt w:val="decimal"/>
+      <w:lvlText w:val="%1."/>
+      <w:lvlJc w:val="left"/>
+      <w:pPr>
+        <w:ind w:left="720" w:hanging="360"/>
+      </w:pPr>
+      <w:rPr>
+        <w:rFonts w:hint="default"/>
+      </w:rPr>
+    </w:lvl>
+    <w:lvl w:ilvl="1" w:tplc="0C0A0019" w:tentative="1">
+      <w:start w:val="1"/>
+      <w:numFmt w:val="lowerLetter"/>
+      <w:lvlText w:val="%2."/>
+      <w:lvlJc w:val="left"/>
+      <w:pPr>
+        <w:ind w:left="1440" w:hanging="360"/>
+      </w:pPr>
+    </w:lvl>
+    <w:lvl w:ilvl="2" w:tplc="0C0A001B" w:tentative="1">
+      <w:start w:val="1"/>
+      <w:numFmt w:val="lowerRoman"/>
+      <w:lvlText w:val="%3."/>
+      <w:lvlJc w:val="right"/>
+      <w:pPr>
+        <w:ind w:left="2160" w:hanging="180"/>
+      </w:pPr>
+    </w:lvl>
+    <w:lvl w:ilvl="3" w:tplc="0C0A000F" w:tentative="1">
+      <w:start w:val="1"/>
+      <w:numFmt w:val="decimal"/>
+      <w:lvlText w:val="%4."/>
+      <w:lvlJc w:val="left"/>
+      <w:pPr>
+        <w:ind w:left="2880" w:hanging="360"/>
+      </w:pPr>
+    </w:lvl>
+    <w:lvl w:ilvl="4" w:tplc="0C0A0019" w:tentative="1">
+      <w:start w:val="1"/>
+      <w:numFmt w:val="lowerLetter"/>
+      <w:lvlText w:val="%5."/>
+      <w:lvlJc w:val="left"/>
+      <w:pPr>
+        <w:ind w:left="3600" w:hanging="360"/>
+      </w:pPr>
+    </w:lvl>
+    <w:lvl w:ilvl="5" w:tplc="0C0A001B" w:tentative="1">
+      <w:start w:val="1"/>
+      <w:numFmt w:val="lowerRoman"/>
+      <w:lvlText w:val="%6."/>
+      <w:lvlJc w:val="right"/>
+      <w:pPr>
+        <w:ind w:left="4320" w:hanging="180"/>
+      </w:pPr>
+    </w:lvl>
+    <w:lvl w:ilvl="6" w:tplc="0C0A000F" w:tentative="1">
+      <w:start w:val="1"/>
+      <w:numFmt w:val="decimal"/>
+      <w:lvlText w:val="%7."/>
+      <w:lvlJc w:val="left"/>
+      <w:pPr>
+        <w:ind w:left="5040" w:hanging="360"/>
+      </w:pPr>
+    </w:lvl>
+    <w:lvl w:ilvl="7" w:tplc="0C0A0019" w:tentative="1">
+      <w:start w:val="1"/>
+      <w:numFmt w:val="lowerLetter"/>
+      <w:lvlText w:val="%8."/>
+      <w:lvlJc w:val="left"/>
+      <w:pPr>
+        <w:ind w:left="5760" w:hanging="360"/>
+      </w:pPr>
+    </w:lvl>
+    <w:lvl w:ilvl="8" w:tplc="0C0A001B" w:tentative="1">
+      <w:start w:val="1"/>
+      <w:numFmt w:val="lowerRoman"/>
+      <w:lvlText w:val="%9."/>
+      <w:lvlJc w:val="right"/>
+      <w:pPr>
+        <w:ind w:left="6480" w:hanging="180"/>
+      </w:pPr>
+    </w:lvl>
+  </w:abstractNum>
   <w:num w:numId="1" w16cid:durableId="2022537509">
+    <w:abstractNumId w:val="3"/>
+  </w:num>
+  <w:num w:numId="2" w16cid:durableId="1072041831">
+    <w:abstractNumId w:val="17"/>
+  </w:num>
+  <w:num w:numId="3" w16cid:durableId="1973558736">
+    <w:abstractNumId w:val="11"/>
+  </w:num>
+  <w:num w:numId="4" w16cid:durableId="1457944001">
+    <w:abstractNumId w:val="12"/>
+  </w:num>
+  <w:num w:numId="5" w16cid:durableId="845945241">
+    <w:abstractNumId w:val="5"/>
+  </w:num>
+  <w:num w:numId="6" w16cid:durableId="1899436957">
+    <w:abstractNumId w:val="9"/>
+  </w:num>
+  <w:num w:numId="7" w16cid:durableId="882524790">
+    <w:abstractNumId w:val="13"/>
+  </w:num>
+  <w:num w:numId="8" w16cid:durableId="338235892">
+    <w:abstractNumId w:val="8"/>
+  </w:num>
+  <w:num w:numId="9" w16cid:durableId="767509877">
+    <w:abstractNumId w:val="15"/>
+  </w:num>
+  <w:num w:numId="10" w16cid:durableId="509566034">
+    <w:abstractNumId w:val="14"/>
+  </w:num>
+  <w:num w:numId="11" w16cid:durableId="467742265">
+    <w:abstractNumId w:val="4"/>
+  </w:num>
+  <w:num w:numId="12" w16cid:durableId="1773739998">
     <w:abstractNumId w:val="0"/>
   </w:num>
-  <w:num w:numId="2" w16cid:durableId="1072041831">
+  <w:num w:numId="13" w16cid:durableId="2126845659">
+    <w:abstractNumId w:val="6"/>
+  </w:num>
+  <w:num w:numId="14" w16cid:durableId="1304846510">
+    <w:abstractNumId w:val="1"/>
+  </w:num>
+  <w:num w:numId="15" w16cid:durableId="52392708">
+    <w:abstractNumId w:val="10"/>
+  </w:num>
+  <w:num w:numId="16" w16cid:durableId="1152982769">
     <w:abstractNumId w:val="7"/>
   </w:num>
-  <w:num w:numId="3" w16cid:durableId="1973558736">
-    <w:abstractNumId w:val="4"/>
+  <w:num w:numId="17" w16cid:durableId="1851093932">
+    <w:abstractNumId w:val="18"/>
   </w:num>
-  <w:num w:numId="4" w16cid:durableId="1457944001">
-    <w:abstractNumId w:val="5"/>
+  <w:num w:numId="18" w16cid:durableId="1188374198">
+    <w:abstractNumId w:val="16"/>
   </w:num>
-  <w:num w:numId="5" w16cid:durableId="845945241">
-    <w:abstractNumId w:val="1"/>
-  </w:num>
-  <w:num w:numId="6" w16cid:durableId="1899436957">
-    <w:abstractNumId w:val="3"/>
-  </w:num>
-  <w:num w:numId="7" w16cid:durableId="882524790">
-    <w:abstractNumId w:val="6"/>
-  </w:num>
-  <w:num w:numId="8" w16cid:durableId="338235892">
+  <w:num w:numId="19" w16cid:durableId="2137024262">
     <w:abstractNumId w:val="2"/>
   </w:num>
 </w:numbering>
@@ -3062,6 +7151,50 @@
       <w:szCs w:val="18"/>
     </w:rPr>
   </w:style>
+  <w:style w:type="paragraph" w:styleId="TDC1">
+    <w:name w:val="toc 1"/>
+    <w:basedOn w:val="Normal"/>
+    <w:next w:val="Normal"/>
+    <w:autoRedefine/>
+    <w:uiPriority w:val="39"/>
+    <w:unhideWhenUsed/>
+    <w:rsid w:val="00CE7EEB"/>
+  </w:style>
+  <w:style w:type="paragraph" w:styleId="TDC2">
+    <w:name w:val="toc 2"/>
+    <w:basedOn w:val="Normal"/>
+    <w:next w:val="Normal"/>
+    <w:autoRedefine/>
+    <w:uiPriority w:val="39"/>
+    <w:unhideWhenUsed/>
+    <w:rsid w:val="00CE7EEB"/>
+    <w:pPr>
+      <w:ind w:left="240"/>
+    </w:pPr>
+  </w:style>
+  <w:style w:type="paragraph" w:styleId="TDC3">
+    <w:name w:val="toc 3"/>
+    <w:basedOn w:val="Normal"/>
+    <w:next w:val="Normal"/>
+    <w:autoRedefine/>
+    <w:uiPriority w:val="39"/>
+    <w:unhideWhenUsed/>
+    <w:rsid w:val="00CE7EEB"/>
+    <w:pPr>
+      <w:ind w:left="480"/>
+    </w:pPr>
+  </w:style>
+  <w:style w:type="character" w:styleId="Hipervnculo">
+    <w:name w:val="Hyperlink"/>
+    <w:basedOn w:val="Fuentedeprrafopredeter"/>
+    <w:uiPriority w:val="99"/>
+    <w:unhideWhenUsed/>
+    <w:rsid w:val="00CE7EEB"/>
+    <w:rPr>
+      <w:color w:val="0563C1" w:themeColor="hyperlink"/>
+      <w:u w:val="single"/>
+    </w:rPr>
+  </w:style>
 </w:styles>
 </file>
 
